--- a/docs/MAX6675温度通过I2C数码管显示开发指南.docx
+++ b/docs/MAX6675温度通过I2C数码管显示开发指南.docx
@@ -9224,6 +9224,6105 @@
           <w:szCs w:val="22"/>
         </w:rPr>
         <w:t>把“扫描到0x70”作为I²C硬件层的第一项验收条件。扫描不到设备时，不应继续排查字体表和温度格式化，因为通信链路尚未建立。</w:t>
+      </w:r>
+    </w:p>
+    <w:p>
+      <w:pPr>
+        <w:pStyle w:val="Heading1"/>
+        <w:spacing w:after="100" w:line="360" w:lineRule="auto"/>
+      </w:pPr>
+      <w:r>
+        <w:rPr>
+          <w:rFonts w:ascii="Microsoft YaHei" w:hAnsi="Microsoft YaHei" w:eastAsia="Microsoft YaHei"/>
+          <w:sz w:val="22"/>
+          <w:szCs w:val="22"/>
+        </w:rPr>
+        <w:t>附录B：从零编写AlphaNum4组件</w:t>
+      </w:r>
+    </w:p>
+    <w:p>
+      <w:pPr>
+        <w:spacing w:after="100" w:line="360" w:lineRule="auto"/>
+      </w:pPr>
+      <w:r>
+        <w:rPr>
+          <w:rFonts w:ascii="Microsoft YaHei" w:hAnsi="Microsoft YaHei" w:eastAsia="Microsoft YaHei"/>
+          <w:sz w:val="22"/>
+          <w:szCs w:val="22"/>
+        </w:rPr>
+        <w:t>前文已经说明I²C总线和HT16K33命令，但字符显示还需要一层AlphaNum4组件。它把ASCII字符转换成十四段段码，维护本地显示缓冲区，并在需要时把完整缓冲区写入HT16K33显示RAM。</w:t>
+      </w:r>
+    </w:p>
+    <w:p>
+      <w:pPr>
+        <w:pStyle w:val="Code"/>
+        <w:spacing w:after="0"/>
+      </w:pPr>
+      <w:r>
+        <w:rPr>
+          <w:rFonts w:ascii="Consolas" w:hAnsi="Consolas" w:eastAsia="Consolas"/>
+          <w:sz w:val="19"/>
+          <w:szCs w:val="19"/>
+          <w:color w:val="1F2328"/>
+        </w:rPr>
+        <w:t>应用层：temperature_display_task</w:t>
+      </w:r>
+    </w:p>
+    <w:p>
+      <w:pPr>
+        <w:pStyle w:val="Code"/>
+        <w:spacing w:after="0"/>
+      </w:pPr>
+      <w:r>
+        <w:rPr>
+          <w:rFonts w:ascii="Consolas" w:hAnsi="Consolas" w:eastAsia="Consolas"/>
+          <w:sz w:val="19"/>
+          <w:szCs w:val="19"/>
+          <w:color w:val="1F2328"/>
+        </w:rPr>
+        <w:t xml:space="preserve">    ↓ 温度、OPEN、ERR</w:t>
+      </w:r>
+    </w:p>
+    <w:p>
+      <w:pPr>
+        <w:pStyle w:val="Code"/>
+        <w:spacing w:after="0"/>
+      </w:pPr>
+      <w:r>
+        <w:rPr>
+          <w:rFonts w:ascii="Consolas" w:hAnsi="Consolas" w:eastAsia="Consolas"/>
+          <w:sz w:val="19"/>
+          <w:szCs w:val="19"/>
+          <w:color w:val="1F2328"/>
+        </w:rPr>
+        <w:t>字符显示层：AlphaNum4</w:t>
+      </w:r>
+    </w:p>
+    <w:p>
+      <w:pPr>
+        <w:pStyle w:val="Code"/>
+        <w:spacing w:after="0"/>
+      </w:pPr>
+      <w:r>
+        <w:rPr>
+          <w:rFonts w:ascii="Consolas" w:hAnsi="Consolas" w:eastAsia="Consolas"/>
+          <w:sz w:val="19"/>
+          <w:szCs w:val="19"/>
+          <w:color w:val="1F2328"/>
+        </w:rPr>
+        <w:t xml:space="preserve">    ↓ 16位段码缓冲区</w:t>
+      </w:r>
+    </w:p>
+    <w:p>
+      <w:pPr>
+        <w:pStyle w:val="Code"/>
+        <w:spacing w:after="0"/>
+      </w:pPr>
+      <w:r>
+        <w:rPr>
+          <w:rFonts w:ascii="Consolas" w:hAnsi="Consolas" w:eastAsia="Consolas"/>
+          <w:sz w:val="19"/>
+          <w:szCs w:val="19"/>
+          <w:color w:val="1F2328"/>
+        </w:rPr>
+        <w:t>硬件驱动层：HT16K33 / I²C</w:t>
+      </w:r>
+    </w:p>
+    <w:p>
+      <w:pPr>
+        <w:pStyle w:val="Code"/>
+        <w:spacing w:after="0"/>
+      </w:pPr>
+      <w:r>
+        <w:rPr>
+          <w:rFonts w:ascii="Consolas" w:hAnsi="Consolas" w:eastAsia="Consolas"/>
+          <w:sz w:val="19"/>
+          <w:szCs w:val="19"/>
+          <w:color w:val="1F2328"/>
+        </w:rPr>
+        <w:t xml:space="preserve">    ↓</w:t>
+      </w:r>
+    </w:p>
+    <w:p>
+      <w:pPr>
+        <w:pStyle w:val="Code"/>
+        <w:spacing w:after="0"/>
+      </w:pPr>
+      <w:r>
+        <w:rPr>
+          <w:rFonts w:ascii="Consolas" w:hAnsi="Consolas" w:eastAsia="Consolas"/>
+          <w:sz w:val="19"/>
+          <w:szCs w:val="19"/>
+          <w:color w:val="1F2328"/>
+        </w:rPr>
+        <w:t>四位十四段显示器</w:t>
+      </w:r>
+    </w:p>
+    <w:p>
+      <w:pPr>
+        <w:pStyle w:val="Heading2"/>
+        <w:spacing w:after="100" w:line="360" w:lineRule="auto"/>
+      </w:pPr>
+      <w:r>
+        <w:rPr>
+          <w:rFonts w:ascii="Microsoft YaHei" w:hAnsi="Microsoft YaHei" w:eastAsia="Microsoft YaHei"/>
+          <w:sz w:val="22"/>
+          <w:szCs w:val="22"/>
+        </w:rPr>
+        <w:t>B.1 HT16K33与AlphaNum4的职责</w:t>
+      </w:r>
+    </w:p>
+    <w:tbl>
+      <w:tblPr>
+        <w:tblStyle w:val="TableGrid"/>
+        <w:tblW w:w="0" w:type="auto"/>
+      </w:tblPr>
+      <w:tr>
+        <w:tc>
+          <w:tcPr>
+            <w:tcW w:w="2200" w:type="dxa"/>
+            <w:shd w:fill="D9EAF7"/>
+          </w:tcPr>
+          <w:p>
+            <w:pPr>
+              <w:spacing w:after="20"/>
+            </w:pPr>
+            <w:r>
+              <w:rPr>
+                <w:rFonts w:ascii="Microsoft YaHei" w:hAnsi="Microsoft YaHei" w:eastAsia="Microsoft YaHei"/>
+                <w:sz w:val="22"/>
+                <w:szCs w:val="22"/>
+                <w:b/>
+              </w:rPr>
+              <w:t>层次</w:t>
+            </w:r>
+          </w:p>
+        </w:tc>
+        <w:tc>
+          <w:tcPr>
+            <w:tcW w:w="3800" w:type="dxa"/>
+            <w:shd w:fill="D9EAF7"/>
+          </w:tcPr>
+          <w:p>
+            <w:pPr>
+              <w:spacing w:after="20"/>
+            </w:pPr>
+            <w:r>
+              <w:rPr>
+                <w:rFonts w:ascii="Microsoft YaHei" w:hAnsi="Microsoft YaHei" w:eastAsia="Microsoft YaHei"/>
+                <w:sz w:val="22"/>
+                <w:szCs w:val="22"/>
+                <w:b/>
+              </w:rPr>
+              <w:t>应该负责</w:t>
+            </w:r>
+          </w:p>
+        </w:tc>
+        <w:tc>
+          <w:tcPr>
+            <w:tcW w:w="3200" w:type="dxa"/>
+            <w:shd w:fill="D9EAF7"/>
+          </w:tcPr>
+          <w:p>
+            <w:pPr>
+              <w:spacing w:after="20"/>
+            </w:pPr>
+            <w:r>
+              <w:rPr>
+                <w:rFonts w:ascii="Microsoft YaHei" w:hAnsi="Microsoft YaHei" w:eastAsia="Microsoft YaHei"/>
+                <w:sz w:val="22"/>
+                <w:szCs w:val="22"/>
+                <w:b/>
+              </w:rPr>
+              <w:t>不应该负责</w:t>
+            </w:r>
+          </w:p>
+        </w:tc>
+      </w:tr>
+      <w:tr>
+        <w:tc>
+          <w:tcPr>
+            <w:tcW w:w="2200" w:type="dxa"/>
+          </w:tcPr>
+          <w:p>
+            <w:pPr>
+              <w:spacing w:after="20"/>
+            </w:pPr>
+            <w:r>
+              <w:rPr>
+                <w:rFonts w:ascii="Microsoft YaHei" w:hAnsi="Microsoft YaHei" w:eastAsia="Microsoft YaHei"/>
+                <w:sz w:val="22"/>
+                <w:szCs w:val="22"/>
+              </w:rPr>
+              <w:t>HT16K33</w:t>
+            </w:r>
+          </w:p>
+        </w:tc>
+        <w:tc>
+          <w:tcPr>
+            <w:tcW w:w="3800" w:type="dxa"/>
+          </w:tcPr>
+          <w:p>
+            <w:pPr>
+              <w:spacing w:after="20"/>
+            </w:pPr>
+            <w:r>
+              <w:rPr>
+                <w:rFonts w:ascii="Microsoft YaHei" w:hAnsi="Microsoft YaHei" w:eastAsia="Microsoft YaHei"/>
+                <w:sz w:val="22"/>
+                <w:szCs w:val="22"/>
+              </w:rPr>
+              <w:t>I²C事务、命令、亮度、闪烁、显示RAM</w:t>
+            </w:r>
+          </w:p>
+        </w:tc>
+        <w:tc>
+          <w:tcPr>
+            <w:tcW w:w="3200" w:type="dxa"/>
+          </w:tcPr>
+          <w:p>
+            <w:pPr>
+              <w:spacing w:after="20"/>
+            </w:pPr>
+            <w:r>
+              <w:rPr>
+                <w:rFonts w:ascii="Microsoft YaHei" w:hAnsi="Microsoft YaHei" w:eastAsia="Microsoft YaHei"/>
+                <w:sz w:val="22"/>
+                <w:szCs w:val="22"/>
+              </w:rPr>
+              <w:t>字符、温度格式和业务状态</w:t>
+            </w:r>
+          </w:p>
+        </w:tc>
+      </w:tr>
+      <w:tr>
+        <w:tc>
+          <w:tcPr>
+            <w:tcW w:w="2200" w:type="dxa"/>
+          </w:tcPr>
+          <w:p>
+            <w:pPr>
+              <w:spacing w:after="20"/>
+            </w:pPr>
+            <w:r>
+              <w:rPr>
+                <w:rFonts w:ascii="Microsoft YaHei" w:hAnsi="Microsoft YaHei" w:eastAsia="Microsoft YaHei"/>
+                <w:sz w:val="22"/>
+                <w:szCs w:val="22"/>
+              </w:rPr>
+              <w:t>AlphaNum4</w:t>
+            </w:r>
+          </w:p>
+        </w:tc>
+        <w:tc>
+          <w:tcPr>
+            <w:tcW w:w="3800" w:type="dxa"/>
+          </w:tcPr>
+          <w:p>
+            <w:pPr>
+              <w:spacing w:after="20"/>
+            </w:pPr>
+            <w:r>
+              <w:rPr>
+                <w:rFonts w:ascii="Microsoft YaHei" w:hAnsi="Microsoft YaHei" w:eastAsia="Microsoft YaHei"/>
+                <w:sz w:val="22"/>
+                <w:szCs w:val="22"/>
+              </w:rPr>
+              <w:t>字符转段码、本地缓冲区、小数点、四位打印</w:t>
+            </w:r>
+          </w:p>
+        </w:tc>
+        <w:tc>
+          <w:tcPr>
+            <w:tcW w:w="3200" w:type="dxa"/>
+          </w:tcPr>
+          <w:p>
+            <w:pPr>
+              <w:spacing w:after="20"/>
+            </w:pPr>
+            <w:r>
+              <w:rPr>
+                <w:rFonts w:ascii="Microsoft YaHei" w:hAnsi="Microsoft YaHei" w:eastAsia="Microsoft YaHei"/>
+                <w:sz w:val="22"/>
+                <w:szCs w:val="22"/>
+              </w:rPr>
+              <w:t>温度采样、网络或加热控制</w:t>
+            </w:r>
+          </w:p>
+        </w:tc>
+      </w:tr>
+      <w:tr>
+        <w:tc>
+          <w:tcPr>
+            <w:tcW w:w="2200" w:type="dxa"/>
+          </w:tcPr>
+          <w:p>
+            <w:pPr>
+              <w:spacing w:after="20"/>
+            </w:pPr>
+            <w:r>
+              <w:rPr>
+                <w:rFonts w:ascii="Microsoft YaHei" w:hAnsi="Microsoft YaHei" w:eastAsia="Microsoft YaHei"/>
+                <w:sz w:val="22"/>
+                <w:szCs w:val="22"/>
+              </w:rPr>
+              <w:t>应用/显示任务</w:t>
+            </w:r>
+          </w:p>
+        </w:tc>
+        <w:tc>
+          <w:tcPr>
+            <w:tcW w:w="3800" w:type="dxa"/>
+          </w:tcPr>
+          <w:p>
+            <w:pPr>
+              <w:spacing w:after="20"/>
+            </w:pPr>
+            <w:r>
+              <w:rPr>
+                <w:rFonts w:ascii="Microsoft YaHei" w:hAnsi="Microsoft YaHei" w:eastAsia="Microsoft YaHei"/>
+                <w:sz w:val="22"/>
+                <w:szCs w:val="22"/>
+              </w:rPr>
+              <w:t>把温度格式化为180C，决定OPEN和ERR</w:t>
+            </w:r>
+          </w:p>
+        </w:tc>
+        <w:tc>
+          <w:tcPr>
+            <w:tcW w:w="3200" w:type="dxa"/>
+          </w:tcPr>
+          <w:p>
+            <w:pPr>
+              <w:spacing w:after="20"/>
+            </w:pPr>
+            <w:r>
+              <w:rPr>
+                <w:rFonts w:ascii="Microsoft YaHei" w:hAnsi="Microsoft YaHei" w:eastAsia="Microsoft YaHei"/>
+                <w:sz w:val="22"/>
+                <w:szCs w:val="22"/>
+              </w:rPr>
+              <w:t>直接拼HT16K33的17字节数据</w:t>
+            </w:r>
+          </w:p>
+        </w:tc>
+      </w:tr>
+    </w:tbl>
+    <w:p>
+      <w:pPr>
+        <w:spacing w:after="100" w:line="360" w:lineRule="auto"/>
+      </w:pPr>
+      <w:r>
+        <w:rPr>
+          <w:rFonts w:ascii="Microsoft YaHei" w:hAnsi="Microsoft YaHei" w:eastAsia="Microsoft YaHei"/>
+          <w:sz w:val="22"/>
+          <w:szCs w:val="22"/>
+        </w:rPr>
+        <w:t>这种分层让同一套HT16K33底层既能支持十四段字符屏，也能支持其他LED矩阵；AlphaNum4则只关心四位十四段字符。</w:t>
+      </w:r>
+    </w:p>
+    <w:p>
+      <w:pPr>
+        <w:pStyle w:val="Heading2"/>
+        <w:spacing w:after="100" w:line="360" w:lineRule="auto"/>
+      </w:pPr>
+      <w:r>
+        <w:rPr>
+          <w:rFonts w:ascii="Microsoft YaHei" w:hAnsi="Microsoft YaHei" w:eastAsia="Microsoft YaHei"/>
+          <w:sz w:val="22"/>
+          <w:szCs w:val="22"/>
+        </w:rPr>
+        <w:t>B.2 推荐组件目录</w:t>
+      </w:r>
+    </w:p>
+    <w:p>
+      <w:pPr>
+        <w:pStyle w:val="Code"/>
+        <w:spacing w:after="0"/>
+      </w:pPr>
+      <w:r>
+        <w:rPr>
+          <w:rFonts w:ascii="Consolas" w:hAnsi="Consolas" w:eastAsia="Consolas"/>
+          <w:sz w:val="19"/>
+          <w:szCs w:val="19"/>
+          <w:color w:val="1F2328"/>
+        </w:rPr>
+        <w:t>components/</w:t>
+      </w:r>
+    </w:p>
+    <w:p>
+      <w:pPr>
+        <w:pStyle w:val="Code"/>
+        <w:spacing w:after="0"/>
+      </w:pPr>
+      <w:r>
+        <w:rPr>
+          <w:rFonts w:ascii="Consolas" w:hAnsi="Consolas" w:eastAsia="Consolas"/>
+          <w:sz w:val="19"/>
+          <w:szCs w:val="19"/>
+          <w:color w:val="1F2328"/>
+        </w:rPr>
+        <w:t>├── HT16K33/</w:t>
+      </w:r>
+    </w:p>
+    <w:p>
+      <w:pPr>
+        <w:pStyle w:val="Code"/>
+        <w:spacing w:after="0"/>
+      </w:pPr>
+      <w:r>
+        <w:rPr>
+          <w:rFonts w:ascii="Consolas" w:hAnsi="Consolas" w:eastAsia="Consolas"/>
+          <w:sz w:val="19"/>
+          <w:szCs w:val="19"/>
+          <w:color w:val="1F2328"/>
+        </w:rPr>
+        <w:t>│   ├── CMakeLists.txt</w:t>
+      </w:r>
+    </w:p>
+    <w:p>
+      <w:pPr>
+        <w:pStyle w:val="Code"/>
+        <w:spacing w:after="0"/>
+      </w:pPr>
+      <w:r>
+        <w:rPr>
+          <w:rFonts w:ascii="Consolas" w:hAnsi="Consolas" w:eastAsia="Consolas"/>
+          <w:sz w:val="19"/>
+          <w:szCs w:val="19"/>
+          <w:color w:val="1F2328"/>
+        </w:rPr>
+        <w:t>│   ├── HT16K33.c</w:t>
+      </w:r>
+    </w:p>
+    <w:p>
+      <w:pPr>
+        <w:pStyle w:val="Code"/>
+        <w:spacing w:after="0"/>
+      </w:pPr>
+      <w:r>
+        <w:rPr>
+          <w:rFonts w:ascii="Consolas" w:hAnsi="Consolas" w:eastAsia="Consolas"/>
+          <w:sz w:val="19"/>
+          <w:szCs w:val="19"/>
+          <w:color w:val="1F2328"/>
+        </w:rPr>
+        <w:t>│   └── HT16K33.h</w:t>
+      </w:r>
+    </w:p>
+    <w:p>
+      <w:pPr>
+        <w:pStyle w:val="Code"/>
+        <w:spacing w:after="0"/>
+      </w:pPr>
+      <w:r>
+        <w:rPr>
+          <w:rFonts w:ascii="Consolas" w:hAnsi="Consolas" w:eastAsia="Consolas"/>
+          <w:sz w:val="19"/>
+          <w:szCs w:val="19"/>
+          <w:color w:val="1F2328"/>
+        </w:rPr>
+        <w:t>└── AlphaNum4/</w:t>
+      </w:r>
+    </w:p>
+    <w:p>
+      <w:pPr>
+        <w:pStyle w:val="Code"/>
+        <w:spacing w:after="0"/>
+      </w:pPr>
+      <w:r>
+        <w:rPr>
+          <w:rFonts w:ascii="Consolas" w:hAnsi="Consolas" w:eastAsia="Consolas"/>
+          <w:sz w:val="19"/>
+          <w:szCs w:val="19"/>
+          <w:color w:val="1F2328"/>
+        </w:rPr>
+        <w:t xml:space="preserve">    ├── CMakeLists.txt</w:t>
+      </w:r>
+    </w:p>
+    <w:p>
+      <w:pPr>
+        <w:pStyle w:val="Code"/>
+        <w:spacing w:after="0"/>
+      </w:pPr>
+      <w:r>
+        <w:rPr>
+          <w:rFonts w:ascii="Consolas" w:hAnsi="Consolas" w:eastAsia="Consolas"/>
+          <w:sz w:val="19"/>
+          <w:szCs w:val="19"/>
+          <w:color w:val="1F2328"/>
+        </w:rPr>
+        <w:t xml:space="preserve">    ├── AlphaNum4.cpp</w:t>
+      </w:r>
+    </w:p>
+    <w:p>
+      <w:pPr>
+        <w:pStyle w:val="Code"/>
+        <w:spacing w:after="0"/>
+      </w:pPr>
+      <w:r>
+        <w:rPr>
+          <w:rFonts w:ascii="Consolas" w:hAnsi="Consolas" w:eastAsia="Consolas"/>
+          <w:sz w:val="19"/>
+          <w:szCs w:val="19"/>
+          <w:color w:val="1F2328"/>
+        </w:rPr>
+        <w:t xml:space="preserve">    └── include/</w:t>
+      </w:r>
+    </w:p>
+    <w:p>
+      <w:pPr>
+        <w:pStyle w:val="Code"/>
+        <w:spacing w:after="0"/>
+      </w:pPr>
+      <w:r>
+        <w:rPr>
+          <w:rFonts w:ascii="Consolas" w:hAnsi="Consolas" w:eastAsia="Consolas"/>
+          <w:sz w:val="19"/>
+          <w:szCs w:val="19"/>
+          <w:color w:val="1F2328"/>
+        </w:rPr>
+        <w:t xml:space="preserve">        └── AlphaNum4.h</w:t>
+      </w:r>
+    </w:p>
+    <w:p>
+      <w:pPr>
+        <w:spacing w:after="100" w:line="360" w:lineRule="auto"/>
+      </w:pPr>
+      <w:r>
+        <w:rPr>
+          <w:rFonts w:ascii="Microsoft YaHei" w:hAnsi="Microsoft YaHei" w:eastAsia="Microsoft YaHei"/>
+          <w:sz w:val="22"/>
+          <w:szCs w:val="22"/>
+        </w:rPr>
+        <w:t>AlphaNum4使用C++类，因此实现文件使用.cpp。HT16K33可以继续使用C，并通过头文件中的extern C保护让C++调用。</w:t>
+      </w:r>
+    </w:p>
+    <w:p>
+      <w:pPr>
+        <w:pStyle w:val="Heading2"/>
+        <w:spacing w:after="100" w:line="360" w:lineRule="auto"/>
+      </w:pPr>
+      <w:r>
+        <w:rPr>
+          <w:rFonts w:ascii="Microsoft YaHei" w:hAnsi="Microsoft YaHei" w:eastAsia="Microsoft YaHei"/>
+          <w:sz w:val="22"/>
+          <w:szCs w:val="22"/>
+        </w:rPr>
+        <w:t>B.3 AlphaNum4的CMakeLists.txt</w:t>
+      </w:r>
+    </w:p>
+    <w:p>
+      <w:pPr>
+        <w:pStyle w:val="Code"/>
+        <w:spacing w:after="0"/>
+      </w:pPr>
+      <w:r>
+        <w:rPr>
+          <w:rFonts w:ascii="Consolas" w:hAnsi="Consolas" w:eastAsia="Consolas"/>
+          <w:sz w:val="19"/>
+          <w:szCs w:val="19"/>
+          <w:color w:val="1F2328"/>
+        </w:rPr>
+        <w:t>idf_component_register(</w:t>
+      </w:r>
+    </w:p>
+    <w:p>
+      <w:pPr>
+        <w:pStyle w:val="Code"/>
+        <w:spacing w:after="0"/>
+      </w:pPr>
+      <w:r>
+        <w:rPr>
+          <w:rFonts w:ascii="Consolas" w:hAnsi="Consolas" w:eastAsia="Consolas"/>
+          <w:sz w:val="19"/>
+          <w:szCs w:val="19"/>
+          <w:color w:val="1F2328"/>
+        </w:rPr>
+        <w:t xml:space="preserve">    SRCS "AlphaNum4.cpp"</w:t>
+      </w:r>
+    </w:p>
+    <w:p>
+      <w:pPr>
+        <w:pStyle w:val="Code"/>
+        <w:spacing w:after="0"/>
+      </w:pPr>
+      <w:r>
+        <w:rPr>
+          <w:rFonts w:ascii="Consolas" w:hAnsi="Consolas" w:eastAsia="Consolas"/>
+          <w:sz w:val="19"/>
+          <w:szCs w:val="19"/>
+          <w:color w:val="1F2328"/>
+        </w:rPr>
+        <w:t xml:space="preserve">    INCLUDE_DIRS "include"</w:t>
+      </w:r>
+    </w:p>
+    <w:p>
+      <w:pPr>
+        <w:pStyle w:val="Code"/>
+        <w:spacing w:after="0"/>
+      </w:pPr>
+      <w:r>
+        <w:rPr>
+          <w:rFonts w:ascii="Consolas" w:hAnsi="Consolas" w:eastAsia="Consolas"/>
+          <w:sz w:val="19"/>
+          <w:szCs w:val="19"/>
+          <w:color w:val="1F2328"/>
+        </w:rPr>
+        <w:t xml:space="preserve">    REQUIRES</w:t>
+      </w:r>
+    </w:p>
+    <w:p>
+      <w:pPr>
+        <w:pStyle w:val="Code"/>
+        <w:spacing w:after="0"/>
+      </w:pPr>
+      <w:r>
+        <w:rPr>
+          <w:rFonts w:ascii="Consolas" w:hAnsi="Consolas" w:eastAsia="Consolas"/>
+          <w:sz w:val="19"/>
+          <w:szCs w:val="19"/>
+          <w:color w:val="1F2328"/>
+        </w:rPr>
+        <w:t xml:space="preserve">        driver</w:t>
+      </w:r>
+    </w:p>
+    <w:p>
+      <w:pPr>
+        <w:pStyle w:val="Code"/>
+        <w:spacing w:after="0"/>
+      </w:pPr>
+      <w:r>
+        <w:rPr>
+          <w:rFonts w:ascii="Consolas" w:hAnsi="Consolas" w:eastAsia="Consolas"/>
+          <w:sz w:val="19"/>
+          <w:szCs w:val="19"/>
+          <w:color w:val="1F2328"/>
+        </w:rPr>
+        <w:t xml:space="preserve">        HT16K33</w:t>
+      </w:r>
+    </w:p>
+    <w:p>
+      <w:pPr>
+        <w:pStyle w:val="Code"/>
+        <w:spacing w:after="0"/>
+      </w:pPr>
+      <w:r>
+        <w:rPr>
+          <w:rFonts w:ascii="Consolas" w:hAnsi="Consolas" w:eastAsia="Consolas"/>
+          <w:sz w:val="19"/>
+          <w:szCs w:val="19"/>
+          <w:color w:val="1F2328"/>
+        </w:rPr>
+        <w:t>)</w:t>
+      </w:r>
+    </w:p>
+    <w:p>
+      <w:pPr>
+        <w:numPr>
+          <w:ilvl w:val="0"/>
+          <w:numId w:val="1"/>
+        </w:numPr>
+        <w:spacing w:after="60"/>
+      </w:pPr>
+      <w:r>
+        <w:rPr>
+          <w:rFonts w:ascii="Microsoft YaHei" w:hAnsi="Microsoft YaHei" w:eastAsia="Microsoft YaHei"/>
+          <w:sz w:val="22"/>
+          <w:szCs w:val="22"/>
+        </w:rPr>
+        <w:t>SRCS：编译AlphaNum4.cpp。</w:t>
+      </w:r>
+    </w:p>
+    <w:p>
+      <w:pPr>
+        <w:numPr>
+          <w:ilvl w:val="0"/>
+          <w:numId w:val="1"/>
+        </w:numPr>
+        <w:spacing w:after="60"/>
+      </w:pPr>
+      <w:r>
+        <w:rPr>
+          <w:rFonts w:ascii="Microsoft YaHei" w:hAnsi="Microsoft YaHei" w:eastAsia="Microsoft YaHei"/>
+          <w:sz w:val="22"/>
+          <w:szCs w:val="22"/>
+        </w:rPr>
+        <w:t>INCLUDE_DIRS：公开include目录，使main.cpp可以包含AlphaNum4.h。</w:t>
+      </w:r>
+    </w:p>
+    <w:p>
+      <w:pPr>
+        <w:numPr>
+          <w:ilvl w:val="0"/>
+          <w:numId w:val="1"/>
+        </w:numPr>
+        <w:spacing w:after="60"/>
+      </w:pPr>
+      <w:r>
+        <w:rPr>
+          <w:rFonts w:ascii="Microsoft YaHei" w:hAnsi="Microsoft YaHei" w:eastAsia="Microsoft YaHei"/>
+          <w:sz w:val="22"/>
+          <w:szCs w:val="22"/>
+        </w:rPr>
+        <w:t>REQUIRES driver：类若直接使用I²C类型和函数，需要驱动依赖。</w:t>
+      </w:r>
+    </w:p>
+    <w:p>
+      <w:pPr>
+        <w:numPr>
+          <w:ilvl w:val="0"/>
+          <w:numId w:val="1"/>
+        </w:numPr>
+        <w:spacing w:after="60"/>
+      </w:pPr>
+      <w:r>
+        <w:rPr>
+          <w:rFonts w:ascii="Microsoft YaHei" w:hAnsi="Microsoft YaHei" w:eastAsia="Microsoft YaHei"/>
+          <w:sz w:val="22"/>
+          <w:szCs w:val="22"/>
+        </w:rPr>
+        <w:t>REQUIRES HT16K33：声明对底层组件的依赖。</w:t>
+      </w:r>
+    </w:p>
+    <w:p>
+      <w:pPr>
+        <w:pStyle w:val="Heading2"/>
+        <w:spacing w:after="100" w:line="360" w:lineRule="auto"/>
+      </w:pPr>
+      <w:r>
+        <w:rPr>
+          <w:rFonts w:ascii="Microsoft YaHei" w:hAnsi="Microsoft YaHei" w:eastAsia="Microsoft YaHei"/>
+          <w:sz w:val="22"/>
+          <w:szCs w:val="22"/>
+        </w:rPr>
+        <w:t>B.4 类的第一版接口</w:t>
+      </w:r>
+    </w:p>
+    <w:p>
+      <w:pPr>
+        <w:pStyle w:val="Code"/>
+        <w:spacing w:after="0"/>
+      </w:pPr>
+      <w:r>
+        <w:rPr>
+          <w:rFonts w:ascii="Consolas" w:hAnsi="Consolas" w:eastAsia="Consolas"/>
+          <w:sz w:val="19"/>
+          <w:szCs w:val="19"/>
+          <w:color w:val="1F2328"/>
+        </w:rPr>
+        <w:t>#pragma once</w:t>
+      </w:r>
+    </w:p>
+    <w:p>
+      <w:pPr>
+        <w:pStyle w:val="Code"/>
+        <w:spacing w:after="0"/>
+      </w:pPr>
+      <w:r>
+        <w:rPr>
+          <w:rFonts w:ascii="Consolas" w:hAnsi="Consolas" w:eastAsia="Consolas"/>
+          <w:sz w:val="19"/>
+          <w:szCs w:val="19"/>
+          <w:color w:val="1F2328"/>
+        </w:rPr>
+        <w:t xml:space="preserve"> </w:t>
+      </w:r>
+    </w:p>
+    <w:p>
+      <w:pPr>
+        <w:pStyle w:val="Code"/>
+        <w:spacing w:after="0"/>
+      </w:pPr>
+      <w:r>
+        <w:rPr>
+          <w:rFonts w:ascii="Consolas" w:hAnsi="Consolas" w:eastAsia="Consolas"/>
+          <w:sz w:val="19"/>
+          <w:szCs w:val="19"/>
+          <w:color w:val="1F2328"/>
+        </w:rPr>
+        <w:t>#include &lt;stddef.h&gt;</w:t>
+      </w:r>
+    </w:p>
+    <w:p>
+      <w:pPr>
+        <w:pStyle w:val="Code"/>
+        <w:spacing w:after="0"/>
+      </w:pPr>
+      <w:r>
+        <w:rPr>
+          <w:rFonts w:ascii="Consolas" w:hAnsi="Consolas" w:eastAsia="Consolas"/>
+          <w:sz w:val="19"/>
+          <w:szCs w:val="19"/>
+          <w:color w:val="1F2328"/>
+        </w:rPr>
+        <w:t>#include &lt;stdint.h&gt;</w:t>
+      </w:r>
+    </w:p>
+    <w:p>
+      <w:pPr>
+        <w:pStyle w:val="Code"/>
+        <w:spacing w:after="0"/>
+      </w:pPr>
+      <w:r>
+        <w:rPr>
+          <w:rFonts w:ascii="Consolas" w:hAnsi="Consolas" w:eastAsia="Consolas"/>
+          <w:sz w:val="19"/>
+          <w:szCs w:val="19"/>
+          <w:color w:val="1F2328"/>
+        </w:rPr>
+        <w:t xml:space="preserve"> </w:t>
+      </w:r>
+    </w:p>
+    <w:p>
+      <w:pPr>
+        <w:pStyle w:val="Code"/>
+        <w:spacing w:after="0"/>
+      </w:pPr>
+      <w:r>
+        <w:rPr>
+          <w:rFonts w:ascii="Consolas" w:hAnsi="Consolas" w:eastAsia="Consolas"/>
+          <w:sz w:val="19"/>
+          <w:szCs w:val="19"/>
+          <w:color w:val="1F2328"/>
+        </w:rPr>
+        <w:t>#include "esp_err.h"</w:t>
+      </w:r>
+    </w:p>
+    <w:p>
+      <w:pPr>
+        <w:pStyle w:val="Code"/>
+        <w:spacing w:after="0"/>
+      </w:pPr>
+      <w:r>
+        <w:rPr>
+          <w:rFonts w:ascii="Consolas" w:hAnsi="Consolas" w:eastAsia="Consolas"/>
+          <w:sz w:val="19"/>
+          <w:szCs w:val="19"/>
+          <w:color w:val="1F2328"/>
+        </w:rPr>
+        <w:t>#include "driver/i2c.h"</w:t>
+      </w:r>
+    </w:p>
+    <w:p>
+      <w:pPr>
+        <w:pStyle w:val="Code"/>
+        <w:spacing w:after="0"/>
+      </w:pPr>
+      <w:r>
+        <w:rPr>
+          <w:rFonts w:ascii="Consolas" w:hAnsi="Consolas" w:eastAsia="Consolas"/>
+          <w:sz w:val="19"/>
+          <w:szCs w:val="19"/>
+          <w:color w:val="1F2328"/>
+        </w:rPr>
+        <w:t xml:space="preserve"> </w:t>
+      </w:r>
+    </w:p>
+    <w:p>
+      <w:pPr>
+        <w:pStyle w:val="Code"/>
+        <w:spacing w:after="0"/>
+      </w:pPr>
+      <w:r>
+        <w:rPr>
+          <w:rFonts w:ascii="Consolas" w:hAnsi="Consolas" w:eastAsia="Consolas"/>
+          <w:sz w:val="19"/>
+          <w:szCs w:val="19"/>
+          <w:color w:val="1F2328"/>
+        </w:rPr>
+        <w:t>class AlphaNum4</w:t>
+      </w:r>
+    </w:p>
+    <w:p>
+      <w:pPr>
+        <w:pStyle w:val="Code"/>
+        <w:spacing w:after="0"/>
+      </w:pPr>
+      <w:r>
+        <w:rPr>
+          <w:rFonts w:ascii="Consolas" w:hAnsi="Consolas" w:eastAsia="Consolas"/>
+          <w:sz w:val="19"/>
+          <w:szCs w:val="19"/>
+          <w:color w:val="1F2328"/>
+        </w:rPr>
+        <w:t>{</w:t>
+      </w:r>
+    </w:p>
+    <w:p>
+      <w:pPr>
+        <w:pStyle w:val="Code"/>
+        <w:spacing w:after="0"/>
+      </w:pPr>
+      <w:r>
+        <w:rPr>
+          <w:rFonts w:ascii="Consolas" w:hAnsi="Consolas" w:eastAsia="Consolas"/>
+          <w:sz w:val="19"/>
+          <w:szCs w:val="19"/>
+          <w:color w:val="1F2328"/>
+        </w:rPr>
+        <w:t>public:</w:t>
+      </w:r>
+    </w:p>
+    <w:p>
+      <w:pPr>
+        <w:pStyle w:val="Code"/>
+        <w:spacing w:after="0"/>
+      </w:pPr>
+      <w:r>
+        <w:rPr>
+          <w:rFonts w:ascii="Consolas" w:hAnsi="Consolas" w:eastAsia="Consolas"/>
+          <w:sz w:val="19"/>
+          <w:szCs w:val="19"/>
+          <w:color w:val="1F2328"/>
+        </w:rPr>
+        <w:t xml:space="preserve">    AlphaNum4();</w:t>
+      </w:r>
+    </w:p>
+    <w:p>
+      <w:pPr>
+        <w:pStyle w:val="Code"/>
+        <w:spacing w:after="0"/>
+      </w:pPr>
+      <w:r>
+        <w:rPr>
+          <w:rFonts w:ascii="Consolas" w:hAnsi="Consolas" w:eastAsia="Consolas"/>
+          <w:sz w:val="19"/>
+          <w:szCs w:val="19"/>
+          <w:color w:val="1F2328"/>
+        </w:rPr>
+        <w:t xml:space="preserve"> </w:t>
+      </w:r>
+    </w:p>
+    <w:p>
+      <w:pPr>
+        <w:pStyle w:val="Code"/>
+        <w:spacing w:after="0"/>
+      </w:pPr>
+      <w:r>
+        <w:rPr>
+          <w:rFonts w:ascii="Consolas" w:hAnsi="Consolas" w:eastAsia="Consolas"/>
+          <w:sz w:val="19"/>
+          <w:szCs w:val="19"/>
+          <w:color w:val="1F2328"/>
+        </w:rPr>
+        <w:t xml:space="preserve">    esp_err_t begin(</w:t>
+      </w:r>
+    </w:p>
+    <w:p>
+      <w:pPr>
+        <w:pStyle w:val="Code"/>
+        <w:spacing w:after="0"/>
+      </w:pPr>
+      <w:r>
+        <w:rPr>
+          <w:rFonts w:ascii="Consolas" w:hAnsi="Consolas" w:eastAsia="Consolas"/>
+          <w:sz w:val="19"/>
+          <w:szCs w:val="19"/>
+          <w:color w:val="1F2328"/>
+        </w:rPr>
+        <w:t xml:space="preserve">        i2c_port_t i2c_port,</w:t>
+      </w:r>
+    </w:p>
+    <w:p>
+      <w:pPr>
+        <w:pStyle w:val="Code"/>
+        <w:spacing w:after="0"/>
+      </w:pPr>
+      <w:r>
+        <w:rPr>
+          <w:rFonts w:ascii="Consolas" w:hAnsi="Consolas" w:eastAsia="Consolas"/>
+          <w:sz w:val="19"/>
+          <w:szCs w:val="19"/>
+          <w:color w:val="1F2328"/>
+        </w:rPr>
+        <w:t xml:space="preserve">        uint8_t address</w:t>
+      </w:r>
+    </w:p>
+    <w:p>
+      <w:pPr>
+        <w:pStyle w:val="Code"/>
+        <w:spacing w:after="0"/>
+      </w:pPr>
+      <w:r>
+        <w:rPr>
+          <w:rFonts w:ascii="Consolas" w:hAnsi="Consolas" w:eastAsia="Consolas"/>
+          <w:sz w:val="19"/>
+          <w:szCs w:val="19"/>
+          <w:color w:val="1F2328"/>
+        </w:rPr>
+        <w:t xml:space="preserve">    );</w:t>
+      </w:r>
+    </w:p>
+    <w:p>
+      <w:pPr>
+        <w:pStyle w:val="Code"/>
+        <w:spacing w:after="0"/>
+      </w:pPr>
+      <w:r>
+        <w:rPr>
+          <w:rFonts w:ascii="Consolas" w:hAnsi="Consolas" w:eastAsia="Consolas"/>
+          <w:sz w:val="19"/>
+          <w:szCs w:val="19"/>
+          <w:color w:val="1F2328"/>
+        </w:rPr>
+        <w:t xml:space="preserve"> </w:t>
+      </w:r>
+    </w:p>
+    <w:p>
+      <w:pPr>
+        <w:pStyle w:val="Code"/>
+        <w:spacing w:after="0"/>
+      </w:pPr>
+      <w:r>
+        <w:rPr>
+          <w:rFonts w:ascii="Consolas" w:hAnsi="Consolas" w:eastAsia="Consolas"/>
+          <w:sz w:val="19"/>
+          <w:szCs w:val="19"/>
+          <w:color w:val="1F2328"/>
+        </w:rPr>
+        <w:t xml:space="preserve">    esp_err_t setBrightness(uint8_t brightness);</w:t>
+      </w:r>
+    </w:p>
+    <w:p>
+      <w:pPr>
+        <w:pStyle w:val="Code"/>
+        <w:spacing w:after="0"/>
+      </w:pPr>
+      <w:r>
+        <w:rPr>
+          <w:rFonts w:ascii="Consolas" w:hAnsi="Consolas" w:eastAsia="Consolas"/>
+          <w:sz w:val="19"/>
+          <w:szCs w:val="19"/>
+          <w:color w:val="1F2328"/>
+        </w:rPr>
+        <w:t xml:space="preserve">    esp_err_t setBlinkRate(uint8_t blink_rate);</w:t>
+      </w:r>
+    </w:p>
+    <w:p>
+      <w:pPr>
+        <w:pStyle w:val="Code"/>
+        <w:spacing w:after="0"/>
+      </w:pPr>
+      <w:r>
+        <w:rPr>
+          <w:rFonts w:ascii="Consolas" w:hAnsi="Consolas" w:eastAsia="Consolas"/>
+          <w:sz w:val="19"/>
+          <w:szCs w:val="19"/>
+          <w:color w:val="1F2328"/>
+        </w:rPr>
+        <w:t xml:space="preserve"> </w:t>
+      </w:r>
+    </w:p>
+    <w:p>
+      <w:pPr>
+        <w:pStyle w:val="Code"/>
+        <w:spacing w:after="0"/>
+      </w:pPr>
+      <w:r>
+        <w:rPr>
+          <w:rFonts w:ascii="Consolas" w:hAnsi="Consolas" w:eastAsia="Consolas"/>
+          <w:sz w:val="19"/>
+          <w:szCs w:val="19"/>
+          <w:color w:val="1F2328"/>
+        </w:rPr>
+        <w:t xml:space="preserve">    void clear();</w:t>
+      </w:r>
+    </w:p>
+    <w:p>
+      <w:pPr>
+        <w:pStyle w:val="Code"/>
+        <w:spacing w:after="0"/>
+      </w:pPr>
+      <w:r>
+        <w:rPr>
+          <w:rFonts w:ascii="Consolas" w:hAnsi="Consolas" w:eastAsia="Consolas"/>
+          <w:sz w:val="19"/>
+          <w:szCs w:val="19"/>
+          <w:color w:val="1F2328"/>
+        </w:rPr>
+        <w:t xml:space="preserve"> </w:t>
+      </w:r>
+    </w:p>
+    <w:p>
+      <w:pPr>
+        <w:pStyle w:val="Code"/>
+        <w:spacing w:after="0"/>
+      </w:pPr>
+      <w:r>
+        <w:rPr>
+          <w:rFonts w:ascii="Consolas" w:hAnsi="Consolas" w:eastAsia="Consolas"/>
+          <w:sz w:val="19"/>
+          <w:szCs w:val="19"/>
+          <w:color w:val="1F2328"/>
+        </w:rPr>
+        <w:t xml:space="preserve">    void writeDigitRaw(</w:t>
+      </w:r>
+    </w:p>
+    <w:p>
+      <w:pPr>
+        <w:pStyle w:val="Code"/>
+        <w:spacing w:after="0"/>
+      </w:pPr>
+      <w:r>
+        <w:rPr>
+          <w:rFonts w:ascii="Consolas" w:hAnsi="Consolas" w:eastAsia="Consolas"/>
+          <w:sz w:val="19"/>
+          <w:szCs w:val="19"/>
+          <w:color w:val="1F2328"/>
+        </w:rPr>
+        <w:t xml:space="preserve">        uint8_t position,</w:t>
+      </w:r>
+    </w:p>
+    <w:p>
+      <w:pPr>
+        <w:pStyle w:val="Code"/>
+        <w:spacing w:after="0"/>
+      </w:pPr>
+      <w:r>
+        <w:rPr>
+          <w:rFonts w:ascii="Consolas" w:hAnsi="Consolas" w:eastAsia="Consolas"/>
+          <w:sz w:val="19"/>
+          <w:szCs w:val="19"/>
+          <w:color w:val="1F2328"/>
+        </w:rPr>
+        <w:t xml:space="preserve">        uint16_t segment_bits</w:t>
+      </w:r>
+    </w:p>
+    <w:p>
+      <w:pPr>
+        <w:pStyle w:val="Code"/>
+        <w:spacing w:after="0"/>
+      </w:pPr>
+      <w:r>
+        <w:rPr>
+          <w:rFonts w:ascii="Consolas" w:hAnsi="Consolas" w:eastAsia="Consolas"/>
+          <w:sz w:val="19"/>
+          <w:szCs w:val="19"/>
+          <w:color w:val="1F2328"/>
+        </w:rPr>
+        <w:t xml:space="preserve">    );</w:t>
+      </w:r>
+    </w:p>
+    <w:p>
+      <w:pPr>
+        <w:pStyle w:val="Code"/>
+        <w:spacing w:after="0"/>
+      </w:pPr>
+      <w:r>
+        <w:rPr>
+          <w:rFonts w:ascii="Consolas" w:hAnsi="Consolas" w:eastAsia="Consolas"/>
+          <w:sz w:val="19"/>
+          <w:szCs w:val="19"/>
+          <w:color w:val="1F2328"/>
+        </w:rPr>
+        <w:t xml:space="preserve"> </w:t>
+      </w:r>
+    </w:p>
+    <w:p>
+      <w:pPr>
+        <w:pStyle w:val="Code"/>
+        <w:spacing w:after="0"/>
+      </w:pPr>
+      <w:r>
+        <w:rPr>
+          <w:rFonts w:ascii="Consolas" w:hAnsi="Consolas" w:eastAsia="Consolas"/>
+          <w:sz w:val="19"/>
+          <w:szCs w:val="19"/>
+          <w:color w:val="1F2328"/>
+        </w:rPr>
+        <w:t xml:space="preserve">    bool writeDigitAscii(</w:t>
+      </w:r>
+    </w:p>
+    <w:p>
+      <w:pPr>
+        <w:pStyle w:val="Code"/>
+        <w:spacing w:after="0"/>
+      </w:pPr>
+      <w:r>
+        <w:rPr>
+          <w:rFonts w:ascii="Consolas" w:hAnsi="Consolas" w:eastAsia="Consolas"/>
+          <w:sz w:val="19"/>
+          <w:szCs w:val="19"/>
+          <w:color w:val="1F2328"/>
+        </w:rPr>
+        <w:t xml:space="preserve">        uint8_t position,</w:t>
+      </w:r>
+    </w:p>
+    <w:p>
+      <w:pPr>
+        <w:pStyle w:val="Code"/>
+        <w:spacing w:after="0"/>
+      </w:pPr>
+      <w:r>
+        <w:rPr>
+          <w:rFonts w:ascii="Consolas" w:hAnsi="Consolas" w:eastAsia="Consolas"/>
+          <w:sz w:val="19"/>
+          <w:szCs w:val="19"/>
+          <w:color w:val="1F2328"/>
+        </w:rPr>
+        <w:t xml:space="preserve">        char character,</w:t>
+      </w:r>
+    </w:p>
+    <w:p>
+      <w:pPr>
+        <w:pStyle w:val="Code"/>
+        <w:spacing w:after="0"/>
+      </w:pPr>
+      <w:r>
+        <w:rPr>
+          <w:rFonts w:ascii="Consolas" w:hAnsi="Consolas" w:eastAsia="Consolas"/>
+          <w:sz w:val="19"/>
+          <w:szCs w:val="19"/>
+          <w:color w:val="1F2328"/>
+        </w:rPr>
+        <w:t xml:space="preserve">        bool decimal_point = false</w:t>
+      </w:r>
+    </w:p>
+    <w:p>
+      <w:pPr>
+        <w:pStyle w:val="Code"/>
+        <w:spacing w:after="0"/>
+      </w:pPr>
+      <w:r>
+        <w:rPr>
+          <w:rFonts w:ascii="Consolas" w:hAnsi="Consolas" w:eastAsia="Consolas"/>
+          <w:sz w:val="19"/>
+          <w:szCs w:val="19"/>
+          <w:color w:val="1F2328"/>
+        </w:rPr>
+        <w:t xml:space="preserve">    );</w:t>
+      </w:r>
+    </w:p>
+    <w:p>
+      <w:pPr>
+        <w:pStyle w:val="Code"/>
+        <w:spacing w:after="0"/>
+      </w:pPr>
+      <w:r>
+        <w:rPr>
+          <w:rFonts w:ascii="Consolas" w:hAnsi="Consolas" w:eastAsia="Consolas"/>
+          <w:sz w:val="19"/>
+          <w:szCs w:val="19"/>
+          <w:color w:val="1F2328"/>
+        </w:rPr>
+        <w:t xml:space="preserve"> </w:t>
+      </w:r>
+    </w:p>
+    <w:p>
+      <w:pPr>
+        <w:pStyle w:val="Code"/>
+        <w:spacing w:after="0"/>
+      </w:pPr>
+      <w:r>
+        <w:rPr>
+          <w:rFonts w:ascii="Consolas" w:hAnsi="Consolas" w:eastAsia="Consolas"/>
+          <w:sz w:val="19"/>
+          <w:szCs w:val="19"/>
+          <w:color w:val="1F2328"/>
+        </w:rPr>
+        <w:t xml:space="preserve">    void print(const char *text);</w:t>
+      </w:r>
+    </w:p>
+    <w:p>
+      <w:pPr>
+        <w:pStyle w:val="Code"/>
+        <w:spacing w:after="0"/>
+      </w:pPr>
+      <w:r>
+        <w:rPr>
+          <w:rFonts w:ascii="Consolas" w:hAnsi="Consolas" w:eastAsia="Consolas"/>
+          <w:sz w:val="19"/>
+          <w:szCs w:val="19"/>
+          <w:color w:val="1F2328"/>
+        </w:rPr>
+        <w:t xml:space="preserve">    esp_err_t writeDisplay();</w:t>
+      </w:r>
+    </w:p>
+    <w:p>
+      <w:pPr>
+        <w:pStyle w:val="Code"/>
+        <w:spacing w:after="0"/>
+      </w:pPr>
+      <w:r>
+        <w:rPr>
+          <w:rFonts w:ascii="Consolas" w:hAnsi="Consolas" w:eastAsia="Consolas"/>
+          <w:sz w:val="19"/>
+          <w:szCs w:val="19"/>
+          <w:color w:val="1F2328"/>
+        </w:rPr>
+        <w:t xml:space="preserve"> </w:t>
+      </w:r>
+    </w:p>
+    <w:p>
+      <w:pPr>
+        <w:pStyle w:val="Code"/>
+        <w:spacing w:after="0"/>
+      </w:pPr>
+      <w:r>
+        <w:rPr>
+          <w:rFonts w:ascii="Consolas" w:hAnsi="Consolas" w:eastAsia="Consolas"/>
+          <w:sz w:val="19"/>
+          <w:szCs w:val="19"/>
+          <w:color w:val="1F2328"/>
+        </w:rPr>
+        <w:t>private:</w:t>
+      </w:r>
+    </w:p>
+    <w:p>
+      <w:pPr>
+        <w:pStyle w:val="Code"/>
+        <w:spacing w:after="0"/>
+      </w:pPr>
+      <w:r>
+        <w:rPr>
+          <w:rFonts w:ascii="Consolas" w:hAnsi="Consolas" w:eastAsia="Consolas"/>
+          <w:sz w:val="19"/>
+          <w:szCs w:val="19"/>
+          <w:color w:val="1F2328"/>
+        </w:rPr>
+        <w:t xml:space="preserve">    esp_err_t i2cWrite(</w:t>
+      </w:r>
+    </w:p>
+    <w:p>
+      <w:pPr>
+        <w:pStyle w:val="Code"/>
+        <w:spacing w:after="0"/>
+      </w:pPr>
+      <w:r>
+        <w:rPr>
+          <w:rFonts w:ascii="Consolas" w:hAnsi="Consolas" w:eastAsia="Consolas"/>
+          <w:sz w:val="19"/>
+          <w:szCs w:val="19"/>
+          <w:color w:val="1F2328"/>
+        </w:rPr>
+        <w:t xml:space="preserve">        const uint8_t *data,</w:t>
+      </w:r>
+    </w:p>
+    <w:p>
+      <w:pPr>
+        <w:pStyle w:val="Code"/>
+        <w:spacing w:after="0"/>
+      </w:pPr>
+      <w:r>
+        <w:rPr>
+          <w:rFonts w:ascii="Consolas" w:hAnsi="Consolas" w:eastAsia="Consolas"/>
+          <w:sz w:val="19"/>
+          <w:szCs w:val="19"/>
+          <w:color w:val="1F2328"/>
+        </w:rPr>
+        <w:t xml:space="preserve">        size_t length</w:t>
+      </w:r>
+    </w:p>
+    <w:p>
+      <w:pPr>
+        <w:pStyle w:val="Code"/>
+        <w:spacing w:after="0"/>
+      </w:pPr>
+      <w:r>
+        <w:rPr>
+          <w:rFonts w:ascii="Consolas" w:hAnsi="Consolas" w:eastAsia="Consolas"/>
+          <w:sz w:val="19"/>
+          <w:szCs w:val="19"/>
+          <w:color w:val="1F2328"/>
+        </w:rPr>
+        <w:t xml:space="preserve">    );</w:t>
+      </w:r>
+    </w:p>
+    <w:p>
+      <w:pPr>
+        <w:pStyle w:val="Code"/>
+        <w:spacing w:after="0"/>
+      </w:pPr>
+      <w:r>
+        <w:rPr>
+          <w:rFonts w:ascii="Consolas" w:hAnsi="Consolas" w:eastAsia="Consolas"/>
+          <w:sz w:val="19"/>
+          <w:szCs w:val="19"/>
+          <w:color w:val="1F2328"/>
+        </w:rPr>
+        <w:t xml:space="preserve"> </w:t>
+      </w:r>
+    </w:p>
+    <w:p>
+      <w:pPr>
+        <w:pStyle w:val="Code"/>
+        <w:spacing w:after="0"/>
+      </w:pPr>
+      <w:r>
+        <w:rPr>
+          <w:rFonts w:ascii="Consolas" w:hAnsi="Consolas" w:eastAsia="Consolas"/>
+          <w:sz w:val="19"/>
+          <w:szCs w:val="19"/>
+          <w:color w:val="1F2328"/>
+        </w:rPr>
+        <w:t xml:space="preserve">    static uint16_t encodeCharacter(char character);</w:t>
+      </w:r>
+    </w:p>
+    <w:p>
+      <w:pPr>
+        <w:pStyle w:val="Code"/>
+        <w:spacing w:after="0"/>
+      </w:pPr>
+      <w:r>
+        <w:rPr>
+          <w:rFonts w:ascii="Consolas" w:hAnsi="Consolas" w:eastAsia="Consolas"/>
+          <w:sz w:val="19"/>
+          <w:szCs w:val="19"/>
+          <w:color w:val="1F2328"/>
+        </w:rPr>
+        <w:t xml:space="preserve"> </w:t>
+      </w:r>
+    </w:p>
+    <w:p>
+      <w:pPr>
+        <w:pStyle w:val="Code"/>
+        <w:spacing w:after="0"/>
+      </w:pPr>
+      <w:r>
+        <w:rPr>
+          <w:rFonts w:ascii="Consolas" w:hAnsi="Consolas" w:eastAsia="Consolas"/>
+          <w:sz w:val="19"/>
+          <w:szCs w:val="19"/>
+          <w:color w:val="1F2328"/>
+        </w:rPr>
+        <w:t xml:space="preserve">    i2c_port_t _i2c_port;</w:t>
+      </w:r>
+    </w:p>
+    <w:p>
+      <w:pPr>
+        <w:pStyle w:val="Code"/>
+        <w:spacing w:after="0"/>
+      </w:pPr>
+      <w:r>
+        <w:rPr>
+          <w:rFonts w:ascii="Consolas" w:hAnsi="Consolas" w:eastAsia="Consolas"/>
+          <w:sz w:val="19"/>
+          <w:szCs w:val="19"/>
+          <w:color w:val="1F2328"/>
+        </w:rPr>
+        <w:t xml:space="preserve">    uint8_t _i2c_address;</w:t>
+      </w:r>
+    </w:p>
+    <w:p>
+      <w:pPr>
+        <w:pStyle w:val="Code"/>
+        <w:spacing w:after="0"/>
+      </w:pPr>
+      <w:r>
+        <w:rPr>
+          <w:rFonts w:ascii="Consolas" w:hAnsi="Consolas" w:eastAsia="Consolas"/>
+          <w:sz w:val="19"/>
+          <w:szCs w:val="19"/>
+          <w:color w:val="1F2328"/>
+        </w:rPr>
+        <w:t xml:space="preserve">    bool _initialized;</w:t>
+      </w:r>
+    </w:p>
+    <w:p>
+      <w:pPr>
+        <w:pStyle w:val="Code"/>
+        <w:spacing w:after="0"/>
+      </w:pPr>
+      <w:r>
+        <w:rPr>
+          <w:rFonts w:ascii="Consolas" w:hAnsi="Consolas" w:eastAsia="Consolas"/>
+          <w:sz w:val="19"/>
+          <w:szCs w:val="19"/>
+          <w:color w:val="1F2328"/>
+        </w:rPr>
+        <w:t xml:space="preserve">    uint16_t _display_buffer[8];</w:t>
+      </w:r>
+    </w:p>
+    <w:p>
+      <w:pPr>
+        <w:pStyle w:val="Code"/>
+        <w:spacing w:after="0"/>
+      </w:pPr>
+      <w:r>
+        <w:rPr>
+          <w:rFonts w:ascii="Consolas" w:hAnsi="Consolas" w:eastAsia="Consolas"/>
+          <w:sz w:val="19"/>
+          <w:szCs w:val="19"/>
+          <w:color w:val="1F2328"/>
+        </w:rPr>
+        <w:t>};</w:t>
+      </w:r>
+    </w:p>
+    <w:p>
+      <w:pPr>
+        <w:spacing w:after="100" w:line="360" w:lineRule="auto"/>
+      </w:pPr>
+      <w:r>
+        <w:rPr>
+          <w:rFonts w:ascii="Microsoft YaHei" w:hAnsi="Microsoft YaHei" w:eastAsia="Microsoft YaHei"/>
+          <w:sz w:val="22"/>
+          <w:szCs w:val="22"/>
+        </w:rPr>
+        <w:t>类的公共接口供应用使用；i2cWrite、字符编码和内部状态保持private，避免应用绕过组件直接破坏缓冲区或地址状态。</w:t>
+      </w:r>
+    </w:p>
+    <w:p>
+      <w:pPr>
+        <w:pStyle w:val="Heading2"/>
+        <w:spacing w:after="100" w:line="360" w:lineRule="auto"/>
+      </w:pPr>
+      <w:r>
+        <w:rPr>
+          <w:rFonts w:ascii="Microsoft YaHei" w:hAnsi="Microsoft YaHei" w:eastAsia="Microsoft YaHei"/>
+          <w:sz w:val="22"/>
+          <w:szCs w:val="22"/>
+        </w:rPr>
+        <w:t>B.5 为什么使用对象</w:t>
+      </w:r>
+    </w:p>
+    <w:p>
+      <w:pPr>
+        <w:pStyle w:val="Code"/>
+        <w:spacing w:after="0"/>
+      </w:pPr>
+      <w:r>
+        <w:rPr>
+          <w:rFonts w:ascii="Consolas" w:hAnsi="Consolas" w:eastAsia="Consolas"/>
+          <w:sz w:val="19"/>
+          <w:szCs w:val="19"/>
+          <w:color w:val="1F2328"/>
+        </w:rPr>
+        <w:t>AlphaNum4 left_display;</w:t>
+      </w:r>
+    </w:p>
+    <w:p>
+      <w:pPr>
+        <w:pStyle w:val="Code"/>
+        <w:spacing w:after="0"/>
+      </w:pPr>
+      <w:r>
+        <w:rPr>
+          <w:rFonts w:ascii="Consolas" w:hAnsi="Consolas" w:eastAsia="Consolas"/>
+          <w:sz w:val="19"/>
+          <w:szCs w:val="19"/>
+          <w:color w:val="1F2328"/>
+        </w:rPr>
+        <w:t>AlphaNum4 right_display;</w:t>
+      </w:r>
+    </w:p>
+    <w:p>
+      <w:pPr>
+        <w:pStyle w:val="Code"/>
+        <w:spacing w:after="0"/>
+      </w:pPr>
+      <w:r>
+        <w:rPr>
+          <w:rFonts w:ascii="Consolas" w:hAnsi="Consolas" w:eastAsia="Consolas"/>
+          <w:sz w:val="19"/>
+          <w:szCs w:val="19"/>
+          <w:color w:val="1F2328"/>
+        </w:rPr>
+        <w:t xml:space="preserve"> </w:t>
+      </w:r>
+    </w:p>
+    <w:p>
+      <w:pPr>
+        <w:pStyle w:val="Code"/>
+        <w:spacing w:after="0"/>
+      </w:pPr>
+      <w:r>
+        <w:rPr>
+          <w:rFonts w:ascii="Consolas" w:hAnsi="Consolas" w:eastAsia="Consolas"/>
+          <w:sz w:val="19"/>
+          <w:szCs w:val="19"/>
+          <w:color w:val="1F2328"/>
+        </w:rPr>
+        <w:t>left_display.begin(I2C_NUM_0, 0x70);</w:t>
+      </w:r>
+    </w:p>
+    <w:p>
+      <w:pPr>
+        <w:pStyle w:val="Code"/>
+        <w:spacing w:after="0"/>
+      </w:pPr>
+      <w:r>
+        <w:rPr>
+          <w:rFonts w:ascii="Consolas" w:hAnsi="Consolas" w:eastAsia="Consolas"/>
+          <w:sz w:val="19"/>
+          <w:szCs w:val="19"/>
+          <w:color w:val="1F2328"/>
+        </w:rPr>
+        <w:t>right_display.begin(I2C_NUM_0, 0x71);</w:t>
+      </w:r>
+    </w:p>
+    <w:p>
+      <w:pPr>
+        <w:spacing w:after="100" w:line="360" w:lineRule="auto"/>
+      </w:pPr>
+      <w:r>
+        <w:rPr>
+          <w:rFonts w:ascii="Microsoft YaHei" w:hAnsi="Microsoft YaHei" w:eastAsia="Microsoft YaHei"/>
+          <w:sz w:val="22"/>
+          <w:szCs w:val="22"/>
+        </w:rPr>
+        <w:t>每个对象保存自己的I²C地址和显示缓冲区。两块显示器可以共用SDA/SCL和I2C_NUM_0，但不会共用字符内容。若使用全局地址和全局缓冲区，增加第二块屏时容易发生状态覆盖。</w:t>
+      </w:r>
+    </w:p>
+    <w:p>
+      <w:pPr>
+        <w:pStyle w:val="Heading2"/>
+        <w:spacing w:after="100" w:line="360" w:lineRule="auto"/>
+      </w:pPr>
+      <w:r>
+        <w:rPr>
+          <w:rFonts w:ascii="Microsoft YaHei" w:hAnsi="Microsoft YaHei" w:eastAsia="Microsoft YaHei"/>
+          <w:sz w:val="22"/>
+          <w:szCs w:val="22"/>
+        </w:rPr>
+        <w:t>B.6 内部成员的含义</w:t>
+      </w:r>
+    </w:p>
+    <w:tbl>
+      <w:tblPr>
+        <w:tblStyle w:val="TableGrid"/>
+        <w:tblW w:w="0" w:type="auto"/>
+      </w:tblPr>
+      <w:tr>
+        <w:tc>
+          <w:tcPr>
+            <w:tcW w:w="3200" w:type="dxa"/>
+            <w:shd w:fill="D9EAF7"/>
+          </w:tcPr>
+          <w:p>
+            <w:pPr>
+              <w:spacing w:after="20"/>
+            </w:pPr>
+            <w:r>
+              <w:rPr>
+                <w:rFonts w:ascii="Microsoft YaHei" w:hAnsi="Microsoft YaHei" w:eastAsia="Microsoft YaHei"/>
+                <w:sz w:val="22"/>
+                <w:szCs w:val="22"/>
+                <w:b/>
+              </w:rPr>
+              <w:t>成员</w:t>
+            </w:r>
+          </w:p>
+        </w:tc>
+        <w:tc>
+          <w:tcPr>
+            <w:tcW w:w="5900" w:type="dxa"/>
+            <w:shd w:fill="D9EAF7"/>
+          </w:tcPr>
+          <w:p>
+            <w:pPr>
+              <w:spacing w:after="20"/>
+            </w:pPr>
+            <w:r>
+              <w:rPr>
+                <w:rFonts w:ascii="Microsoft YaHei" w:hAnsi="Microsoft YaHei" w:eastAsia="Microsoft YaHei"/>
+                <w:sz w:val="22"/>
+                <w:szCs w:val="22"/>
+                <w:b/>
+              </w:rPr>
+              <w:t>作用</w:t>
+            </w:r>
+          </w:p>
+        </w:tc>
+      </w:tr>
+      <w:tr>
+        <w:tc>
+          <w:tcPr>
+            <w:tcW w:w="3200" w:type="dxa"/>
+          </w:tcPr>
+          <w:p>
+            <w:pPr>
+              <w:spacing w:after="20"/>
+            </w:pPr>
+            <w:r>
+              <w:rPr>
+                <w:rFonts w:ascii="Microsoft YaHei" w:hAnsi="Microsoft YaHei" w:eastAsia="Microsoft YaHei"/>
+                <w:sz w:val="22"/>
+                <w:szCs w:val="22"/>
+              </w:rPr>
+              <w:t>_i2c_port</w:t>
+            </w:r>
+          </w:p>
+        </w:tc>
+        <w:tc>
+          <w:tcPr>
+            <w:tcW w:w="5900" w:type="dxa"/>
+          </w:tcPr>
+          <w:p>
+            <w:pPr>
+              <w:spacing w:after="20"/>
+            </w:pPr>
+            <w:r>
+              <w:rPr>
+                <w:rFonts w:ascii="Microsoft YaHei" w:hAnsi="Microsoft YaHei" w:eastAsia="Microsoft YaHei"/>
+                <w:sz w:val="22"/>
+                <w:szCs w:val="22"/>
+              </w:rPr>
+              <w:t>保存I2C_NUM_0或I2C_NUM_1</w:t>
+            </w:r>
+          </w:p>
+        </w:tc>
+      </w:tr>
+      <w:tr>
+        <w:tc>
+          <w:tcPr>
+            <w:tcW w:w="3200" w:type="dxa"/>
+          </w:tcPr>
+          <w:p>
+            <w:pPr>
+              <w:spacing w:after="20"/>
+            </w:pPr>
+            <w:r>
+              <w:rPr>
+                <w:rFonts w:ascii="Microsoft YaHei" w:hAnsi="Microsoft YaHei" w:eastAsia="Microsoft YaHei"/>
+                <w:sz w:val="22"/>
+                <w:szCs w:val="22"/>
+              </w:rPr>
+              <w:t>_i2c_address</w:t>
+            </w:r>
+          </w:p>
+        </w:tc>
+        <w:tc>
+          <w:tcPr>
+            <w:tcW w:w="5900" w:type="dxa"/>
+          </w:tcPr>
+          <w:p>
+            <w:pPr>
+              <w:spacing w:after="20"/>
+            </w:pPr>
+            <w:r>
+              <w:rPr>
+                <w:rFonts w:ascii="Microsoft YaHei" w:hAnsi="Microsoft YaHei" w:eastAsia="Microsoft YaHei"/>
+                <w:sz w:val="22"/>
+                <w:szCs w:val="22"/>
+              </w:rPr>
+              <w:t>保存当前对象的7位地址，例如0x70</w:t>
+            </w:r>
+          </w:p>
+        </w:tc>
+      </w:tr>
+      <w:tr>
+        <w:tc>
+          <w:tcPr>
+            <w:tcW w:w="3200" w:type="dxa"/>
+          </w:tcPr>
+          <w:p>
+            <w:pPr>
+              <w:spacing w:after="20"/>
+            </w:pPr>
+            <w:r>
+              <w:rPr>
+                <w:rFonts w:ascii="Microsoft YaHei" w:hAnsi="Microsoft YaHei" w:eastAsia="Microsoft YaHei"/>
+                <w:sz w:val="22"/>
+                <w:szCs w:val="22"/>
+              </w:rPr>
+              <w:t>_initialized</w:t>
+            </w:r>
+          </w:p>
+        </w:tc>
+        <w:tc>
+          <w:tcPr>
+            <w:tcW w:w="5900" w:type="dxa"/>
+          </w:tcPr>
+          <w:p>
+            <w:pPr>
+              <w:spacing w:after="20"/>
+            </w:pPr>
+            <w:r>
+              <w:rPr>
+                <w:rFonts w:ascii="Microsoft YaHei" w:hAnsi="Microsoft YaHei" w:eastAsia="Microsoft YaHei"/>
+                <w:sz w:val="22"/>
+                <w:szCs w:val="22"/>
+              </w:rPr>
+              <w:t>记录begin是否成功，阻止未初始化刷新</w:t>
+            </w:r>
+          </w:p>
+        </w:tc>
+      </w:tr>
+      <w:tr>
+        <w:tc>
+          <w:tcPr>
+            <w:tcW w:w="3200" w:type="dxa"/>
+          </w:tcPr>
+          <w:p>
+            <w:pPr>
+              <w:spacing w:after="20"/>
+            </w:pPr>
+            <w:r>
+              <w:rPr>
+                <w:rFonts w:ascii="Microsoft YaHei" w:hAnsi="Microsoft YaHei" w:eastAsia="Microsoft YaHei"/>
+                <w:sz w:val="22"/>
+                <w:szCs w:val="22"/>
+              </w:rPr>
+              <w:t>_display_buffer[8]</w:t>
+            </w:r>
+          </w:p>
+        </w:tc>
+        <w:tc>
+          <w:tcPr>
+            <w:tcW w:w="5900" w:type="dxa"/>
+          </w:tcPr>
+          <w:p>
+            <w:pPr>
+              <w:spacing w:after="20"/>
+            </w:pPr>
+            <w:r>
+              <w:rPr>
+                <w:rFonts w:ascii="Microsoft YaHei" w:hAnsi="Microsoft YaHei" w:eastAsia="Microsoft YaHei"/>
+                <w:sz w:val="22"/>
+                <w:szCs w:val="22"/>
+              </w:rPr>
+              <w:t>HT16K33的16字节RAM镜像，即8组16位</w:t>
+            </w:r>
+          </w:p>
+        </w:tc>
+      </w:tr>
+    </w:tbl>
+    <w:p>
+      <w:pPr>
+        <w:spacing w:after="100" w:line="360" w:lineRule="auto"/>
+      </w:pPr>
+      <w:r>
+        <w:rPr>
+          <w:rFonts w:ascii="Microsoft YaHei" w:hAnsi="Microsoft YaHei" w:eastAsia="Microsoft YaHei"/>
+          <w:sz w:val="22"/>
+          <w:szCs w:val="22"/>
+        </w:rPr>
+        <w:t>四位显示主要使用_buffer[0]～[3]，但保留8组可以完整对应HT16K33的16字节显示RAM。</w:t>
+      </w:r>
+    </w:p>
+    <w:p>
+      <w:pPr>
+        <w:pStyle w:val="Heading2"/>
+        <w:spacing w:after="100" w:line="360" w:lineRule="auto"/>
+      </w:pPr>
+      <w:r>
+        <w:rPr>
+          <w:rFonts w:ascii="Microsoft YaHei" w:hAnsi="Microsoft YaHei" w:eastAsia="Microsoft YaHei"/>
+          <w:sz w:val="22"/>
+          <w:szCs w:val="22"/>
+        </w:rPr>
+        <w:t>B.7 构造函数</w:t>
+      </w:r>
+    </w:p>
+    <w:p>
+      <w:pPr>
+        <w:pStyle w:val="Code"/>
+        <w:spacing w:after="0"/>
+      </w:pPr>
+      <w:r>
+        <w:rPr>
+          <w:rFonts w:ascii="Consolas" w:hAnsi="Consolas" w:eastAsia="Consolas"/>
+          <w:sz w:val="19"/>
+          <w:szCs w:val="19"/>
+          <w:color w:val="1F2328"/>
+        </w:rPr>
+        <w:t>AlphaNum4::AlphaNum4()</w:t>
+      </w:r>
+    </w:p>
+    <w:p>
+      <w:pPr>
+        <w:pStyle w:val="Code"/>
+        <w:spacing w:after="0"/>
+      </w:pPr>
+      <w:r>
+        <w:rPr>
+          <w:rFonts w:ascii="Consolas" w:hAnsi="Consolas" w:eastAsia="Consolas"/>
+          <w:sz w:val="19"/>
+          <w:szCs w:val="19"/>
+          <w:color w:val="1F2328"/>
+        </w:rPr>
+        <w:t xml:space="preserve">    : _i2c_port(I2C_NUM_0),</w:t>
+      </w:r>
+    </w:p>
+    <w:p>
+      <w:pPr>
+        <w:pStyle w:val="Code"/>
+        <w:spacing w:after="0"/>
+      </w:pPr>
+      <w:r>
+        <w:rPr>
+          <w:rFonts w:ascii="Consolas" w:hAnsi="Consolas" w:eastAsia="Consolas"/>
+          <w:sz w:val="19"/>
+          <w:szCs w:val="19"/>
+          <w:color w:val="1F2328"/>
+        </w:rPr>
+        <w:t xml:space="preserve">      _i2c_address(0x70),</w:t>
+      </w:r>
+    </w:p>
+    <w:p>
+      <w:pPr>
+        <w:pStyle w:val="Code"/>
+        <w:spacing w:after="0"/>
+      </w:pPr>
+      <w:r>
+        <w:rPr>
+          <w:rFonts w:ascii="Consolas" w:hAnsi="Consolas" w:eastAsia="Consolas"/>
+          <w:sz w:val="19"/>
+          <w:szCs w:val="19"/>
+          <w:color w:val="1F2328"/>
+        </w:rPr>
+        <w:t xml:space="preserve">      _initialized(false)</w:t>
+      </w:r>
+    </w:p>
+    <w:p>
+      <w:pPr>
+        <w:pStyle w:val="Code"/>
+        <w:spacing w:after="0"/>
+      </w:pPr>
+      <w:r>
+        <w:rPr>
+          <w:rFonts w:ascii="Consolas" w:hAnsi="Consolas" w:eastAsia="Consolas"/>
+          <w:sz w:val="19"/>
+          <w:szCs w:val="19"/>
+          <w:color w:val="1F2328"/>
+        </w:rPr>
+        <w:t>{</w:t>
+      </w:r>
+    </w:p>
+    <w:p>
+      <w:pPr>
+        <w:pStyle w:val="Code"/>
+        <w:spacing w:after="0"/>
+      </w:pPr>
+      <w:r>
+        <w:rPr>
+          <w:rFonts w:ascii="Consolas" w:hAnsi="Consolas" w:eastAsia="Consolas"/>
+          <w:sz w:val="19"/>
+          <w:szCs w:val="19"/>
+          <w:color w:val="1F2328"/>
+        </w:rPr>
+        <w:t xml:space="preserve">    clear();</w:t>
+      </w:r>
+    </w:p>
+    <w:p>
+      <w:pPr>
+        <w:pStyle w:val="Code"/>
+        <w:spacing w:after="0"/>
+      </w:pPr>
+      <w:r>
+        <w:rPr>
+          <w:rFonts w:ascii="Consolas" w:hAnsi="Consolas" w:eastAsia="Consolas"/>
+          <w:sz w:val="19"/>
+          <w:szCs w:val="19"/>
+          <w:color w:val="1F2328"/>
+        </w:rPr>
+        <w:t>}</w:t>
+      </w:r>
+    </w:p>
+    <w:p>
+      <w:pPr>
+        <w:spacing w:after="100" w:line="360" w:lineRule="auto"/>
+      </w:pPr>
+      <w:r>
+        <w:rPr>
+          <w:rFonts w:ascii="Microsoft YaHei" w:hAnsi="Microsoft YaHei" w:eastAsia="Microsoft YaHei"/>
+          <w:sz w:val="22"/>
+          <w:szCs w:val="22"/>
+        </w:rPr>
+        <w:t>构造函数只初始化C++对象，不执行I²C。全局对象的构造可能早于app_main，此时I²C驱动尚未安装。硬件通信应放在显式begin中。</w:t>
+      </w:r>
+    </w:p>
+    <w:p>
+      <w:pPr>
+        <w:pStyle w:val="Heading2"/>
+        <w:spacing w:after="100" w:line="360" w:lineRule="auto"/>
+      </w:pPr>
+      <w:r>
+        <w:rPr>
+          <w:rFonts w:ascii="Microsoft YaHei" w:hAnsi="Microsoft YaHei" w:eastAsia="Microsoft YaHei"/>
+          <w:sz w:val="22"/>
+          <w:szCs w:val="22"/>
+        </w:rPr>
+        <w:t>B.8 clear只清本地缓冲区</w:t>
+      </w:r>
+    </w:p>
+    <w:p>
+      <w:pPr>
+        <w:pStyle w:val="Code"/>
+        <w:spacing w:after="0"/>
+      </w:pPr>
+      <w:r>
+        <w:rPr>
+          <w:rFonts w:ascii="Consolas" w:hAnsi="Consolas" w:eastAsia="Consolas"/>
+          <w:sz w:val="19"/>
+          <w:szCs w:val="19"/>
+          <w:color w:val="1F2328"/>
+        </w:rPr>
+        <w:t>void AlphaNum4::clear()</w:t>
+      </w:r>
+    </w:p>
+    <w:p>
+      <w:pPr>
+        <w:pStyle w:val="Code"/>
+        <w:spacing w:after="0"/>
+      </w:pPr>
+      <w:r>
+        <w:rPr>
+          <w:rFonts w:ascii="Consolas" w:hAnsi="Consolas" w:eastAsia="Consolas"/>
+          <w:sz w:val="19"/>
+          <w:szCs w:val="19"/>
+          <w:color w:val="1F2328"/>
+        </w:rPr>
+        <w:t>{</w:t>
+      </w:r>
+    </w:p>
+    <w:p>
+      <w:pPr>
+        <w:pStyle w:val="Code"/>
+        <w:spacing w:after="0"/>
+      </w:pPr>
+      <w:r>
+        <w:rPr>
+          <w:rFonts w:ascii="Consolas" w:hAnsi="Consolas" w:eastAsia="Consolas"/>
+          <w:sz w:val="19"/>
+          <w:szCs w:val="19"/>
+          <w:color w:val="1F2328"/>
+        </w:rPr>
+        <w:t xml:space="preserve">    memset(</w:t>
+      </w:r>
+    </w:p>
+    <w:p>
+      <w:pPr>
+        <w:pStyle w:val="Code"/>
+        <w:spacing w:after="0"/>
+      </w:pPr>
+      <w:r>
+        <w:rPr>
+          <w:rFonts w:ascii="Consolas" w:hAnsi="Consolas" w:eastAsia="Consolas"/>
+          <w:sz w:val="19"/>
+          <w:szCs w:val="19"/>
+          <w:color w:val="1F2328"/>
+        </w:rPr>
+        <w:t xml:space="preserve">        _display_buffer,</w:t>
+      </w:r>
+    </w:p>
+    <w:p>
+      <w:pPr>
+        <w:pStyle w:val="Code"/>
+        <w:spacing w:after="0"/>
+      </w:pPr>
+      <w:r>
+        <w:rPr>
+          <w:rFonts w:ascii="Consolas" w:hAnsi="Consolas" w:eastAsia="Consolas"/>
+          <w:sz w:val="19"/>
+          <w:szCs w:val="19"/>
+          <w:color w:val="1F2328"/>
+        </w:rPr>
+        <w:t xml:space="preserve">        0,</w:t>
+      </w:r>
+    </w:p>
+    <w:p>
+      <w:pPr>
+        <w:pStyle w:val="Code"/>
+        <w:spacing w:after="0"/>
+      </w:pPr>
+      <w:r>
+        <w:rPr>
+          <w:rFonts w:ascii="Consolas" w:hAnsi="Consolas" w:eastAsia="Consolas"/>
+          <w:sz w:val="19"/>
+          <w:szCs w:val="19"/>
+          <w:color w:val="1F2328"/>
+        </w:rPr>
+        <w:t xml:space="preserve">        sizeof(_display_buffer)</w:t>
+      </w:r>
+    </w:p>
+    <w:p>
+      <w:pPr>
+        <w:pStyle w:val="Code"/>
+        <w:spacing w:after="0"/>
+      </w:pPr>
+      <w:r>
+        <w:rPr>
+          <w:rFonts w:ascii="Consolas" w:hAnsi="Consolas" w:eastAsia="Consolas"/>
+          <w:sz w:val="19"/>
+          <w:szCs w:val="19"/>
+          <w:color w:val="1F2328"/>
+        </w:rPr>
+        <w:t xml:space="preserve">    );</w:t>
+      </w:r>
+    </w:p>
+    <w:p>
+      <w:pPr>
+        <w:pStyle w:val="Code"/>
+        <w:spacing w:after="0"/>
+      </w:pPr>
+      <w:r>
+        <w:rPr>
+          <w:rFonts w:ascii="Consolas" w:hAnsi="Consolas" w:eastAsia="Consolas"/>
+          <w:sz w:val="19"/>
+          <w:szCs w:val="19"/>
+          <w:color w:val="1F2328"/>
+        </w:rPr>
+        <w:t>}</w:t>
+      </w:r>
+    </w:p>
+    <w:p>
+      <w:pPr>
+        <w:spacing w:after="100" w:line="360" w:lineRule="auto"/>
+      </w:pPr>
+      <w:r>
+        <w:rPr>
+          <w:rFonts w:ascii="Microsoft YaHei" w:hAnsi="Microsoft YaHei" w:eastAsia="Microsoft YaHei"/>
+          <w:sz w:val="22"/>
+          <w:szCs w:val="22"/>
+        </w:rPr>
+        <w:t>clear不会立即熄灭屏幕。它只清ESP32内存；只有随后调用writeDisplay，HT16K33显示RAM才更新。分离缓冲区修改和硬件刷新，可以一次设置四个字符后只发送一次I²C事务。</w:t>
+      </w:r>
+    </w:p>
+    <w:p>
+      <w:pPr>
+        <w:pStyle w:val="Heading2"/>
+        <w:spacing w:after="100" w:line="360" w:lineRule="auto"/>
+      </w:pPr>
+      <w:r>
+        <w:rPr>
+          <w:rFonts w:ascii="Microsoft YaHei" w:hAnsi="Microsoft YaHei" w:eastAsia="Microsoft YaHei"/>
+          <w:sz w:val="22"/>
+          <w:szCs w:val="22"/>
+        </w:rPr>
+        <w:t>B.9 最底层i2cWrite</w:t>
+      </w:r>
+    </w:p>
+    <w:p>
+      <w:pPr>
+        <w:pStyle w:val="Code"/>
+        <w:spacing w:after="0"/>
+      </w:pPr>
+      <w:r>
+        <w:rPr>
+          <w:rFonts w:ascii="Consolas" w:hAnsi="Consolas" w:eastAsia="Consolas"/>
+          <w:sz w:val="19"/>
+          <w:szCs w:val="19"/>
+          <w:color w:val="1F2328"/>
+        </w:rPr>
+        <w:t>esp_err_t AlphaNum4::i2cWrite(</w:t>
+      </w:r>
+    </w:p>
+    <w:p>
+      <w:pPr>
+        <w:pStyle w:val="Code"/>
+        <w:spacing w:after="0"/>
+      </w:pPr>
+      <w:r>
+        <w:rPr>
+          <w:rFonts w:ascii="Consolas" w:hAnsi="Consolas" w:eastAsia="Consolas"/>
+          <w:sz w:val="19"/>
+          <w:szCs w:val="19"/>
+          <w:color w:val="1F2328"/>
+        </w:rPr>
+        <w:t xml:space="preserve">    const uint8_t *data,</w:t>
+      </w:r>
+    </w:p>
+    <w:p>
+      <w:pPr>
+        <w:pStyle w:val="Code"/>
+        <w:spacing w:after="0"/>
+      </w:pPr>
+      <w:r>
+        <w:rPr>
+          <w:rFonts w:ascii="Consolas" w:hAnsi="Consolas" w:eastAsia="Consolas"/>
+          <w:sz w:val="19"/>
+          <w:szCs w:val="19"/>
+          <w:color w:val="1F2328"/>
+        </w:rPr>
+        <w:t xml:space="preserve">    size_t length</w:t>
+      </w:r>
+    </w:p>
+    <w:p>
+      <w:pPr>
+        <w:pStyle w:val="Code"/>
+        <w:spacing w:after="0"/>
+      </w:pPr>
+      <w:r>
+        <w:rPr>
+          <w:rFonts w:ascii="Consolas" w:hAnsi="Consolas" w:eastAsia="Consolas"/>
+          <w:sz w:val="19"/>
+          <w:szCs w:val="19"/>
+          <w:color w:val="1F2328"/>
+        </w:rPr>
+        <w:t>)</w:t>
+      </w:r>
+    </w:p>
+    <w:p>
+      <w:pPr>
+        <w:pStyle w:val="Code"/>
+        <w:spacing w:after="0"/>
+      </w:pPr>
+      <w:r>
+        <w:rPr>
+          <w:rFonts w:ascii="Consolas" w:hAnsi="Consolas" w:eastAsia="Consolas"/>
+          <w:sz w:val="19"/>
+          <w:szCs w:val="19"/>
+          <w:color w:val="1F2328"/>
+        </w:rPr>
+        <w:t>{</w:t>
+      </w:r>
+    </w:p>
+    <w:p>
+      <w:pPr>
+        <w:pStyle w:val="Code"/>
+        <w:spacing w:after="0"/>
+      </w:pPr>
+      <w:r>
+        <w:rPr>
+          <w:rFonts w:ascii="Consolas" w:hAnsi="Consolas" w:eastAsia="Consolas"/>
+          <w:sz w:val="19"/>
+          <w:szCs w:val="19"/>
+          <w:color w:val="1F2328"/>
+        </w:rPr>
+        <w:t xml:space="preserve">    if (data == nullptr || length == 0) {</w:t>
+      </w:r>
+    </w:p>
+    <w:p>
+      <w:pPr>
+        <w:pStyle w:val="Code"/>
+        <w:spacing w:after="0"/>
+      </w:pPr>
+      <w:r>
+        <w:rPr>
+          <w:rFonts w:ascii="Consolas" w:hAnsi="Consolas" w:eastAsia="Consolas"/>
+          <w:sz w:val="19"/>
+          <w:szCs w:val="19"/>
+          <w:color w:val="1F2328"/>
+        </w:rPr>
+        <w:t xml:space="preserve">        return ESP_ERR_INVALID_ARG;</w:t>
+      </w:r>
+    </w:p>
+    <w:p>
+      <w:pPr>
+        <w:pStyle w:val="Code"/>
+        <w:spacing w:after="0"/>
+      </w:pPr>
+      <w:r>
+        <w:rPr>
+          <w:rFonts w:ascii="Consolas" w:hAnsi="Consolas" w:eastAsia="Consolas"/>
+          <w:sz w:val="19"/>
+          <w:szCs w:val="19"/>
+          <w:color w:val="1F2328"/>
+        </w:rPr>
+        <w:t xml:space="preserve">    }</w:t>
+      </w:r>
+    </w:p>
+    <w:p>
+      <w:pPr>
+        <w:pStyle w:val="Code"/>
+        <w:spacing w:after="0"/>
+      </w:pPr>
+      <w:r>
+        <w:rPr>
+          <w:rFonts w:ascii="Consolas" w:hAnsi="Consolas" w:eastAsia="Consolas"/>
+          <w:sz w:val="19"/>
+          <w:szCs w:val="19"/>
+          <w:color w:val="1F2328"/>
+        </w:rPr>
+        <w:t xml:space="preserve"> </w:t>
+      </w:r>
+    </w:p>
+    <w:p>
+      <w:pPr>
+        <w:pStyle w:val="Code"/>
+        <w:spacing w:after="0"/>
+      </w:pPr>
+      <w:r>
+        <w:rPr>
+          <w:rFonts w:ascii="Consolas" w:hAnsi="Consolas" w:eastAsia="Consolas"/>
+          <w:sz w:val="19"/>
+          <w:szCs w:val="19"/>
+          <w:color w:val="1F2328"/>
+        </w:rPr>
+        <w:t xml:space="preserve">    return i2c_master_write_to_device(</w:t>
+      </w:r>
+    </w:p>
+    <w:p>
+      <w:pPr>
+        <w:pStyle w:val="Code"/>
+        <w:spacing w:after="0"/>
+      </w:pPr>
+      <w:r>
+        <w:rPr>
+          <w:rFonts w:ascii="Consolas" w:hAnsi="Consolas" w:eastAsia="Consolas"/>
+          <w:sz w:val="19"/>
+          <w:szCs w:val="19"/>
+          <w:color w:val="1F2328"/>
+        </w:rPr>
+        <w:t xml:space="preserve">        _i2c_port,</w:t>
+      </w:r>
+    </w:p>
+    <w:p>
+      <w:pPr>
+        <w:pStyle w:val="Code"/>
+        <w:spacing w:after="0"/>
+      </w:pPr>
+      <w:r>
+        <w:rPr>
+          <w:rFonts w:ascii="Consolas" w:hAnsi="Consolas" w:eastAsia="Consolas"/>
+          <w:sz w:val="19"/>
+          <w:szCs w:val="19"/>
+          <w:color w:val="1F2328"/>
+        </w:rPr>
+        <w:t xml:space="preserve">        _i2c_address,</w:t>
+      </w:r>
+    </w:p>
+    <w:p>
+      <w:pPr>
+        <w:pStyle w:val="Code"/>
+        <w:spacing w:after="0"/>
+      </w:pPr>
+      <w:r>
+        <w:rPr>
+          <w:rFonts w:ascii="Consolas" w:hAnsi="Consolas" w:eastAsia="Consolas"/>
+          <w:sz w:val="19"/>
+          <w:szCs w:val="19"/>
+          <w:color w:val="1F2328"/>
+        </w:rPr>
+        <w:t xml:space="preserve">        data,</w:t>
+      </w:r>
+    </w:p>
+    <w:p>
+      <w:pPr>
+        <w:pStyle w:val="Code"/>
+        <w:spacing w:after="0"/>
+      </w:pPr>
+      <w:r>
+        <w:rPr>
+          <w:rFonts w:ascii="Consolas" w:hAnsi="Consolas" w:eastAsia="Consolas"/>
+          <w:sz w:val="19"/>
+          <w:szCs w:val="19"/>
+          <w:color w:val="1F2328"/>
+        </w:rPr>
+        <w:t xml:space="preserve">        length,</w:t>
+      </w:r>
+    </w:p>
+    <w:p>
+      <w:pPr>
+        <w:pStyle w:val="Code"/>
+        <w:spacing w:after="0"/>
+      </w:pPr>
+      <w:r>
+        <w:rPr>
+          <w:rFonts w:ascii="Consolas" w:hAnsi="Consolas" w:eastAsia="Consolas"/>
+          <w:sz w:val="19"/>
+          <w:szCs w:val="19"/>
+          <w:color w:val="1F2328"/>
+        </w:rPr>
+        <w:t xml:space="preserve">        pdMS_TO_TICKS(100)</w:t>
+      </w:r>
+    </w:p>
+    <w:p>
+      <w:pPr>
+        <w:pStyle w:val="Code"/>
+        <w:spacing w:after="0"/>
+      </w:pPr>
+      <w:r>
+        <w:rPr>
+          <w:rFonts w:ascii="Consolas" w:hAnsi="Consolas" w:eastAsia="Consolas"/>
+          <w:sz w:val="19"/>
+          <w:szCs w:val="19"/>
+          <w:color w:val="1F2328"/>
+        </w:rPr>
+        <w:t xml:space="preserve">    );</w:t>
+      </w:r>
+    </w:p>
+    <w:p>
+      <w:pPr>
+        <w:pStyle w:val="Code"/>
+        <w:spacing w:after="0"/>
+      </w:pPr>
+      <w:r>
+        <w:rPr>
+          <w:rFonts w:ascii="Consolas" w:hAnsi="Consolas" w:eastAsia="Consolas"/>
+          <w:sz w:val="19"/>
+          <w:szCs w:val="19"/>
+          <w:color w:val="1F2328"/>
+        </w:rPr>
+        <w:t>}</w:t>
+      </w:r>
+    </w:p>
+    <w:p>
+      <w:pPr>
+        <w:spacing w:after="100" w:line="360" w:lineRule="auto"/>
+      </w:pPr>
+      <w:r>
+        <w:rPr>
+          <w:rFonts w:ascii="Microsoft YaHei" w:hAnsi="Microsoft YaHei" w:eastAsia="Microsoft YaHei"/>
+          <w:sz w:val="22"/>
+          <w:szCs w:val="22"/>
+        </w:rPr>
+        <w:t>所有发送命令和刷新显示的函数最终都经过i2cWrite，从而集中管理端口、地址、超时和错误码。</w:t>
+      </w:r>
+    </w:p>
+    <w:p>
+      <w:pPr>
+        <w:pStyle w:val="Heading2"/>
+        <w:spacing w:after="100" w:line="360" w:lineRule="auto"/>
+      </w:pPr>
+      <w:r>
+        <w:rPr>
+          <w:rFonts w:ascii="Microsoft YaHei" w:hAnsi="Microsoft YaHei" w:eastAsia="Microsoft YaHei"/>
+          <w:sz w:val="22"/>
+          <w:szCs w:val="22"/>
+        </w:rPr>
+        <w:t>B.10 begin的初始化顺序</w:t>
+      </w:r>
+    </w:p>
+    <w:p>
+      <w:pPr>
+        <w:pStyle w:val="Code"/>
+        <w:spacing w:after="0"/>
+      </w:pPr>
+      <w:r>
+        <w:rPr>
+          <w:rFonts w:ascii="Consolas" w:hAnsi="Consolas" w:eastAsia="Consolas"/>
+          <w:sz w:val="19"/>
+          <w:szCs w:val="19"/>
+          <w:color w:val="1F2328"/>
+        </w:rPr>
+        <w:t>保存端口和7位地址</w:t>
+      </w:r>
+    </w:p>
+    <w:p>
+      <w:pPr>
+        <w:pStyle w:val="Code"/>
+        <w:spacing w:after="0"/>
+      </w:pPr>
+      <w:r>
+        <w:rPr>
+          <w:rFonts w:ascii="Consolas" w:hAnsi="Consolas" w:eastAsia="Consolas"/>
+          <w:sz w:val="19"/>
+          <w:szCs w:val="19"/>
+          <w:color w:val="1F2328"/>
+        </w:rPr>
+        <w:t xml:space="preserve">    ↓</w:t>
+      </w:r>
+    </w:p>
+    <w:p>
+      <w:pPr>
+        <w:pStyle w:val="Code"/>
+        <w:spacing w:after="0"/>
+      </w:pPr>
+      <w:r>
+        <w:rPr>
+          <w:rFonts w:ascii="Consolas" w:hAnsi="Consolas" w:eastAsia="Consolas"/>
+          <w:sz w:val="19"/>
+          <w:szCs w:val="19"/>
+          <w:color w:val="1F2328"/>
+        </w:rPr>
+        <w:t>验证地址不超过0x7F</w:t>
+      </w:r>
+    </w:p>
+    <w:p>
+      <w:pPr>
+        <w:pStyle w:val="Code"/>
+        <w:spacing w:after="0"/>
+      </w:pPr>
+      <w:r>
+        <w:rPr>
+          <w:rFonts w:ascii="Consolas" w:hAnsi="Consolas" w:eastAsia="Consolas"/>
+          <w:sz w:val="19"/>
+          <w:szCs w:val="19"/>
+          <w:color w:val="1F2328"/>
+        </w:rPr>
+        <w:t xml:space="preserve">    ↓</w:t>
+      </w:r>
+    </w:p>
+    <w:p>
+      <w:pPr>
+        <w:pStyle w:val="Code"/>
+        <w:spacing w:after="0"/>
+      </w:pPr>
+      <w:r>
+        <w:rPr>
+          <w:rFonts w:ascii="Consolas" w:hAnsi="Consolas" w:eastAsia="Consolas"/>
+          <w:sz w:val="19"/>
+          <w:szCs w:val="19"/>
+          <w:color w:val="1F2328"/>
+        </w:rPr>
+        <w:t>发送0x21：开启振荡器</w:t>
+      </w:r>
+    </w:p>
+    <w:p>
+      <w:pPr>
+        <w:pStyle w:val="Code"/>
+        <w:spacing w:after="0"/>
+      </w:pPr>
+      <w:r>
+        <w:rPr>
+          <w:rFonts w:ascii="Consolas" w:hAnsi="Consolas" w:eastAsia="Consolas"/>
+          <w:sz w:val="19"/>
+          <w:szCs w:val="19"/>
+          <w:color w:val="1F2328"/>
+        </w:rPr>
+        <w:t xml:space="preserve">    ↓</w:t>
+      </w:r>
+    </w:p>
+    <w:p>
+      <w:pPr>
+        <w:pStyle w:val="Code"/>
+        <w:spacing w:after="0"/>
+      </w:pPr>
+      <w:r>
+        <w:rPr>
+          <w:rFonts w:ascii="Consolas" w:hAnsi="Consolas" w:eastAsia="Consolas"/>
+          <w:sz w:val="19"/>
+          <w:szCs w:val="19"/>
+          <w:color w:val="1F2328"/>
+        </w:rPr>
+        <w:t>发送0x81：显示开启、闪烁关闭</w:t>
+      </w:r>
+    </w:p>
+    <w:p>
+      <w:pPr>
+        <w:pStyle w:val="Code"/>
+        <w:spacing w:after="0"/>
+      </w:pPr>
+      <w:r>
+        <w:rPr>
+          <w:rFonts w:ascii="Consolas" w:hAnsi="Consolas" w:eastAsia="Consolas"/>
+          <w:sz w:val="19"/>
+          <w:szCs w:val="19"/>
+          <w:color w:val="1F2328"/>
+        </w:rPr>
+        <w:t xml:space="preserve">    ↓</w:t>
+      </w:r>
+    </w:p>
+    <w:p>
+      <w:pPr>
+        <w:pStyle w:val="Code"/>
+        <w:spacing w:after="0"/>
+      </w:pPr>
+      <w:r>
+        <w:rPr>
+          <w:rFonts w:ascii="Consolas" w:hAnsi="Consolas" w:eastAsia="Consolas"/>
+          <w:sz w:val="19"/>
+          <w:szCs w:val="19"/>
+          <w:color w:val="1F2328"/>
+        </w:rPr>
+        <w:t>发送0xEF：亮度15</w:t>
+      </w:r>
+    </w:p>
+    <w:p>
+      <w:pPr>
+        <w:pStyle w:val="Code"/>
+        <w:spacing w:after="0"/>
+      </w:pPr>
+      <w:r>
+        <w:rPr>
+          <w:rFonts w:ascii="Consolas" w:hAnsi="Consolas" w:eastAsia="Consolas"/>
+          <w:sz w:val="19"/>
+          <w:szCs w:val="19"/>
+          <w:color w:val="1F2328"/>
+        </w:rPr>
+        <w:t xml:space="preserve">    ↓</w:t>
+      </w:r>
+    </w:p>
+    <w:p>
+      <w:pPr>
+        <w:pStyle w:val="Code"/>
+        <w:spacing w:after="0"/>
+      </w:pPr>
+      <w:r>
+        <w:rPr>
+          <w:rFonts w:ascii="Consolas" w:hAnsi="Consolas" w:eastAsia="Consolas"/>
+          <w:sz w:val="19"/>
+          <w:szCs w:val="19"/>
+          <w:color w:val="1F2328"/>
+        </w:rPr>
+        <w:t>_initialized = true</w:t>
+      </w:r>
+    </w:p>
+    <w:p>
+      <w:pPr>
+        <w:pStyle w:val="Code"/>
+        <w:spacing w:after="0"/>
+      </w:pPr>
+      <w:r>
+        <w:rPr>
+          <w:rFonts w:ascii="Consolas" w:hAnsi="Consolas" w:eastAsia="Consolas"/>
+          <w:sz w:val="19"/>
+          <w:szCs w:val="19"/>
+          <w:color w:val="1F2328"/>
+        </w:rPr>
+        <w:t xml:space="preserve">    ↓</w:t>
+      </w:r>
+    </w:p>
+    <w:p>
+      <w:pPr>
+        <w:pStyle w:val="Code"/>
+        <w:spacing w:after="0"/>
+      </w:pPr>
+      <w:r>
+        <w:rPr>
+          <w:rFonts w:ascii="Consolas" w:hAnsi="Consolas" w:eastAsia="Consolas"/>
+          <w:sz w:val="19"/>
+          <w:szCs w:val="19"/>
+          <w:color w:val="1F2328"/>
+        </w:rPr>
+        <w:t>clear() + writeDisplay()</w:t>
+      </w:r>
+    </w:p>
+    <w:p>
+      <w:pPr>
+        <w:pStyle w:val="Code"/>
+        <w:spacing w:after="0"/>
+      </w:pPr>
+      <w:r>
+        <w:rPr>
+          <w:rFonts w:ascii="Consolas" w:hAnsi="Consolas" w:eastAsia="Consolas"/>
+          <w:sz w:val="19"/>
+          <w:szCs w:val="19"/>
+          <w:color w:val="1F2328"/>
+        </w:rPr>
+        <w:t>esp_err_t AlphaNum4::begin(</w:t>
+      </w:r>
+    </w:p>
+    <w:p>
+      <w:pPr>
+        <w:pStyle w:val="Code"/>
+        <w:spacing w:after="0"/>
+      </w:pPr>
+      <w:r>
+        <w:rPr>
+          <w:rFonts w:ascii="Consolas" w:hAnsi="Consolas" w:eastAsia="Consolas"/>
+          <w:sz w:val="19"/>
+          <w:szCs w:val="19"/>
+          <w:color w:val="1F2328"/>
+        </w:rPr>
+        <w:t xml:space="preserve">    i2c_port_t i2c_port,</w:t>
+      </w:r>
+    </w:p>
+    <w:p>
+      <w:pPr>
+        <w:pStyle w:val="Code"/>
+        <w:spacing w:after="0"/>
+      </w:pPr>
+      <w:r>
+        <w:rPr>
+          <w:rFonts w:ascii="Consolas" w:hAnsi="Consolas" w:eastAsia="Consolas"/>
+          <w:sz w:val="19"/>
+          <w:szCs w:val="19"/>
+          <w:color w:val="1F2328"/>
+        </w:rPr>
+        <w:t xml:space="preserve">    uint8_t address</w:t>
+      </w:r>
+    </w:p>
+    <w:p>
+      <w:pPr>
+        <w:pStyle w:val="Code"/>
+        <w:spacing w:after="0"/>
+      </w:pPr>
+      <w:r>
+        <w:rPr>
+          <w:rFonts w:ascii="Consolas" w:hAnsi="Consolas" w:eastAsia="Consolas"/>
+          <w:sz w:val="19"/>
+          <w:szCs w:val="19"/>
+          <w:color w:val="1F2328"/>
+        </w:rPr>
+        <w:t>)</w:t>
+      </w:r>
+    </w:p>
+    <w:p>
+      <w:pPr>
+        <w:pStyle w:val="Code"/>
+        <w:spacing w:after="0"/>
+      </w:pPr>
+      <w:r>
+        <w:rPr>
+          <w:rFonts w:ascii="Consolas" w:hAnsi="Consolas" w:eastAsia="Consolas"/>
+          <w:sz w:val="19"/>
+          <w:szCs w:val="19"/>
+          <w:color w:val="1F2328"/>
+        </w:rPr>
+        <w:t>{</w:t>
+      </w:r>
+    </w:p>
+    <w:p>
+      <w:pPr>
+        <w:pStyle w:val="Code"/>
+        <w:spacing w:after="0"/>
+      </w:pPr>
+      <w:r>
+        <w:rPr>
+          <w:rFonts w:ascii="Consolas" w:hAnsi="Consolas" w:eastAsia="Consolas"/>
+          <w:sz w:val="19"/>
+          <w:szCs w:val="19"/>
+          <w:color w:val="1F2328"/>
+        </w:rPr>
+        <w:t xml:space="preserve">    // TODO 1：验证address</w:t>
+      </w:r>
+    </w:p>
+    <w:p>
+      <w:pPr>
+        <w:pStyle w:val="Code"/>
+        <w:spacing w:after="0"/>
+      </w:pPr>
+      <w:r>
+        <w:rPr>
+          <w:rFonts w:ascii="Consolas" w:hAnsi="Consolas" w:eastAsia="Consolas"/>
+          <w:sz w:val="19"/>
+          <w:szCs w:val="19"/>
+          <w:color w:val="1F2328"/>
+        </w:rPr>
+        <w:t xml:space="preserve">    // TODO 2：保存端口和地址</w:t>
+      </w:r>
+    </w:p>
+    <w:p>
+      <w:pPr>
+        <w:pStyle w:val="Code"/>
+        <w:spacing w:after="0"/>
+      </w:pPr>
+      <w:r>
+        <w:rPr>
+          <w:rFonts w:ascii="Consolas" w:hAnsi="Consolas" w:eastAsia="Consolas"/>
+          <w:sz w:val="19"/>
+          <w:szCs w:val="19"/>
+          <w:color w:val="1F2328"/>
+        </w:rPr>
+        <w:t xml:space="preserve">    // TODO 3：依次发送0x21、0x81、0xEF</w:t>
+      </w:r>
+    </w:p>
+    <w:p>
+      <w:pPr>
+        <w:pStyle w:val="Code"/>
+        <w:spacing w:after="0"/>
+      </w:pPr>
+      <w:r>
+        <w:rPr>
+          <w:rFonts w:ascii="Consolas" w:hAnsi="Consolas" w:eastAsia="Consolas"/>
+          <w:sz w:val="19"/>
+          <w:szCs w:val="19"/>
+          <w:color w:val="1F2328"/>
+        </w:rPr>
+        <w:t xml:space="preserve">    // TODO 4：任一步失败就返回具体错误码</w:t>
+      </w:r>
+    </w:p>
+    <w:p>
+      <w:pPr>
+        <w:pStyle w:val="Code"/>
+        <w:spacing w:after="0"/>
+      </w:pPr>
+      <w:r>
+        <w:rPr>
+          <w:rFonts w:ascii="Consolas" w:hAnsi="Consolas" w:eastAsia="Consolas"/>
+          <w:sz w:val="19"/>
+          <w:szCs w:val="19"/>
+          <w:color w:val="1F2328"/>
+        </w:rPr>
+        <w:t xml:space="preserve">    // TODO 5：标记_initialized</w:t>
+      </w:r>
+    </w:p>
+    <w:p>
+      <w:pPr>
+        <w:pStyle w:val="Code"/>
+        <w:spacing w:after="0"/>
+      </w:pPr>
+      <w:r>
+        <w:rPr>
+          <w:rFonts w:ascii="Consolas" w:hAnsi="Consolas" w:eastAsia="Consolas"/>
+          <w:sz w:val="19"/>
+          <w:szCs w:val="19"/>
+          <w:color w:val="1F2328"/>
+        </w:rPr>
+        <w:t xml:space="preserve">    // TODO 6：清空并刷新显示</w:t>
+      </w:r>
+    </w:p>
+    <w:p>
+      <w:pPr>
+        <w:pStyle w:val="Code"/>
+        <w:spacing w:after="0"/>
+      </w:pPr>
+      <w:r>
+        <w:rPr>
+          <w:rFonts w:ascii="Consolas" w:hAnsi="Consolas" w:eastAsia="Consolas"/>
+          <w:sz w:val="19"/>
+          <w:szCs w:val="19"/>
+          <w:color w:val="1F2328"/>
+        </w:rPr>
+        <w:t>}</w:t>
+      </w:r>
+    </w:p>
+    <w:p>
+      <w:pPr>
+        <w:spacing w:after="100" w:line="360" w:lineRule="auto"/>
+      </w:pPr>
+      <w:r>
+        <w:rPr>
+          <w:rFonts w:ascii="Microsoft YaHei" w:hAnsi="Microsoft YaHei" w:eastAsia="Microsoft YaHei"/>
+          <w:sz w:val="22"/>
+          <w:szCs w:val="22"/>
+        </w:rPr>
+        <w:t>原项目begin返回bool；学习项目建议返回esp_err_t，以保留NACK、超时和参数错误等具体原因。</w:t>
+      </w:r>
+    </w:p>
+    <w:p>
+      <w:pPr>
+        <w:pStyle w:val="Heading2"/>
+        <w:spacing w:after="100" w:line="360" w:lineRule="auto"/>
+      </w:pPr>
+      <w:r>
+        <w:rPr>
+          <w:rFonts w:ascii="Microsoft YaHei" w:hAnsi="Microsoft YaHei" w:eastAsia="Microsoft YaHei"/>
+          <w:sz w:val="22"/>
+          <w:szCs w:val="22"/>
+        </w:rPr>
+        <w:t>B.11 亮度和闪烁命令</w:t>
+      </w:r>
+    </w:p>
+    <w:p>
+      <w:pPr>
+        <w:pStyle w:val="Code"/>
+        <w:spacing w:after="0"/>
+      </w:pPr>
+      <w:r>
+        <w:rPr>
+          <w:rFonts w:ascii="Consolas" w:hAnsi="Consolas" w:eastAsia="Consolas"/>
+          <w:sz w:val="19"/>
+          <w:szCs w:val="19"/>
+          <w:color w:val="1F2328"/>
+        </w:rPr>
+        <w:t>esp_err_t AlphaNum4::setBrightness(</w:t>
+      </w:r>
+    </w:p>
+    <w:p>
+      <w:pPr>
+        <w:pStyle w:val="Code"/>
+        <w:spacing w:after="0"/>
+      </w:pPr>
+      <w:r>
+        <w:rPr>
+          <w:rFonts w:ascii="Consolas" w:hAnsi="Consolas" w:eastAsia="Consolas"/>
+          <w:sz w:val="19"/>
+          <w:szCs w:val="19"/>
+          <w:color w:val="1F2328"/>
+        </w:rPr>
+        <w:t xml:space="preserve">    uint8_t brightness</w:t>
+      </w:r>
+    </w:p>
+    <w:p>
+      <w:pPr>
+        <w:pStyle w:val="Code"/>
+        <w:spacing w:after="0"/>
+      </w:pPr>
+      <w:r>
+        <w:rPr>
+          <w:rFonts w:ascii="Consolas" w:hAnsi="Consolas" w:eastAsia="Consolas"/>
+          <w:sz w:val="19"/>
+          <w:szCs w:val="19"/>
+          <w:color w:val="1F2328"/>
+        </w:rPr>
+        <w:t>)</w:t>
+      </w:r>
+    </w:p>
+    <w:p>
+      <w:pPr>
+        <w:pStyle w:val="Code"/>
+        <w:spacing w:after="0"/>
+      </w:pPr>
+      <w:r>
+        <w:rPr>
+          <w:rFonts w:ascii="Consolas" w:hAnsi="Consolas" w:eastAsia="Consolas"/>
+          <w:sz w:val="19"/>
+          <w:szCs w:val="19"/>
+          <w:color w:val="1F2328"/>
+        </w:rPr>
+        <w:t>{</w:t>
+      </w:r>
+    </w:p>
+    <w:p>
+      <w:pPr>
+        <w:pStyle w:val="Code"/>
+        <w:spacing w:after="0"/>
+      </w:pPr>
+      <w:r>
+        <w:rPr>
+          <w:rFonts w:ascii="Consolas" w:hAnsi="Consolas" w:eastAsia="Consolas"/>
+          <w:sz w:val="19"/>
+          <w:szCs w:val="19"/>
+          <w:color w:val="1F2328"/>
+        </w:rPr>
+        <w:t xml:space="preserve">    if (brightness &gt; 15) {</w:t>
+      </w:r>
+    </w:p>
+    <w:p>
+      <w:pPr>
+        <w:pStyle w:val="Code"/>
+        <w:spacing w:after="0"/>
+      </w:pPr>
+      <w:r>
+        <w:rPr>
+          <w:rFonts w:ascii="Consolas" w:hAnsi="Consolas" w:eastAsia="Consolas"/>
+          <w:sz w:val="19"/>
+          <w:szCs w:val="19"/>
+          <w:color w:val="1F2328"/>
+        </w:rPr>
+        <w:t xml:space="preserve">        return ESP_ERR_INVALID_ARG;</w:t>
+      </w:r>
+    </w:p>
+    <w:p>
+      <w:pPr>
+        <w:pStyle w:val="Code"/>
+        <w:spacing w:after="0"/>
+      </w:pPr>
+      <w:r>
+        <w:rPr>
+          <w:rFonts w:ascii="Consolas" w:hAnsi="Consolas" w:eastAsia="Consolas"/>
+          <w:sz w:val="19"/>
+          <w:szCs w:val="19"/>
+          <w:color w:val="1F2328"/>
+        </w:rPr>
+        <w:t xml:space="preserve">    }</w:t>
+      </w:r>
+    </w:p>
+    <w:p>
+      <w:pPr>
+        <w:pStyle w:val="Code"/>
+        <w:spacing w:after="0"/>
+      </w:pPr>
+      <w:r>
+        <w:rPr>
+          <w:rFonts w:ascii="Consolas" w:hAnsi="Consolas" w:eastAsia="Consolas"/>
+          <w:sz w:val="19"/>
+          <w:szCs w:val="19"/>
+          <w:color w:val="1F2328"/>
+        </w:rPr>
+        <w:t xml:space="preserve"> </w:t>
+      </w:r>
+    </w:p>
+    <w:p>
+      <w:pPr>
+        <w:pStyle w:val="Code"/>
+        <w:spacing w:after="0"/>
+      </w:pPr>
+      <w:r>
+        <w:rPr>
+          <w:rFonts w:ascii="Consolas" w:hAnsi="Consolas" w:eastAsia="Consolas"/>
+          <w:sz w:val="19"/>
+          <w:szCs w:val="19"/>
+          <w:color w:val="1F2328"/>
+        </w:rPr>
+        <w:t xml:space="preserve">    uint8_t command = 0xE0 | brightness;</w:t>
+      </w:r>
+    </w:p>
+    <w:p>
+      <w:pPr>
+        <w:pStyle w:val="Code"/>
+        <w:spacing w:after="0"/>
+      </w:pPr>
+      <w:r>
+        <w:rPr>
+          <w:rFonts w:ascii="Consolas" w:hAnsi="Consolas" w:eastAsia="Consolas"/>
+          <w:sz w:val="19"/>
+          <w:szCs w:val="19"/>
+          <w:color w:val="1F2328"/>
+        </w:rPr>
+        <w:t xml:space="preserve">    return i2cWrite(&amp;command, sizeof(command));</w:t>
+      </w:r>
+    </w:p>
+    <w:p>
+      <w:pPr>
+        <w:pStyle w:val="Code"/>
+        <w:spacing w:after="0"/>
+      </w:pPr>
+      <w:r>
+        <w:rPr>
+          <w:rFonts w:ascii="Consolas" w:hAnsi="Consolas" w:eastAsia="Consolas"/>
+          <w:sz w:val="19"/>
+          <w:szCs w:val="19"/>
+          <w:color w:val="1F2328"/>
+        </w:rPr>
+        <w:t>}</w:t>
+      </w:r>
+    </w:p>
+    <w:p>
+      <w:pPr>
+        <w:pStyle w:val="Code"/>
+        <w:spacing w:after="0"/>
+      </w:pPr>
+      <w:r>
+        <w:rPr>
+          <w:rFonts w:ascii="Consolas" w:hAnsi="Consolas" w:eastAsia="Consolas"/>
+          <w:sz w:val="19"/>
+          <w:szCs w:val="19"/>
+          <w:color w:val="1F2328"/>
+        </w:rPr>
+        <w:t>esp_err_t AlphaNum4::setBlinkRate(</w:t>
+      </w:r>
+    </w:p>
+    <w:p>
+      <w:pPr>
+        <w:pStyle w:val="Code"/>
+        <w:spacing w:after="0"/>
+      </w:pPr>
+      <w:r>
+        <w:rPr>
+          <w:rFonts w:ascii="Consolas" w:hAnsi="Consolas" w:eastAsia="Consolas"/>
+          <w:sz w:val="19"/>
+          <w:szCs w:val="19"/>
+          <w:color w:val="1F2328"/>
+        </w:rPr>
+        <w:t xml:space="preserve">    uint8_t blink_rate</w:t>
+      </w:r>
+    </w:p>
+    <w:p>
+      <w:pPr>
+        <w:pStyle w:val="Code"/>
+        <w:spacing w:after="0"/>
+      </w:pPr>
+      <w:r>
+        <w:rPr>
+          <w:rFonts w:ascii="Consolas" w:hAnsi="Consolas" w:eastAsia="Consolas"/>
+          <w:sz w:val="19"/>
+          <w:szCs w:val="19"/>
+          <w:color w:val="1F2328"/>
+        </w:rPr>
+        <w:t>)</w:t>
+      </w:r>
+    </w:p>
+    <w:p>
+      <w:pPr>
+        <w:pStyle w:val="Code"/>
+        <w:spacing w:after="0"/>
+      </w:pPr>
+      <w:r>
+        <w:rPr>
+          <w:rFonts w:ascii="Consolas" w:hAnsi="Consolas" w:eastAsia="Consolas"/>
+          <w:sz w:val="19"/>
+          <w:szCs w:val="19"/>
+          <w:color w:val="1F2328"/>
+        </w:rPr>
+        <w:t>{</w:t>
+      </w:r>
+    </w:p>
+    <w:p>
+      <w:pPr>
+        <w:pStyle w:val="Code"/>
+        <w:spacing w:after="0"/>
+      </w:pPr>
+      <w:r>
+        <w:rPr>
+          <w:rFonts w:ascii="Consolas" w:hAnsi="Consolas" w:eastAsia="Consolas"/>
+          <w:sz w:val="19"/>
+          <w:szCs w:val="19"/>
+          <w:color w:val="1F2328"/>
+        </w:rPr>
+        <w:t xml:space="preserve">    if (blink_rate &gt; 3) {</w:t>
+      </w:r>
+    </w:p>
+    <w:p>
+      <w:pPr>
+        <w:pStyle w:val="Code"/>
+        <w:spacing w:after="0"/>
+      </w:pPr>
+      <w:r>
+        <w:rPr>
+          <w:rFonts w:ascii="Consolas" w:hAnsi="Consolas" w:eastAsia="Consolas"/>
+          <w:sz w:val="19"/>
+          <w:szCs w:val="19"/>
+          <w:color w:val="1F2328"/>
+        </w:rPr>
+        <w:t xml:space="preserve">        return ESP_ERR_INVALID_ARG;</w:t>
+      </w:r>
+    </w:p>
+    <w:p>
+      <w:pPr>
+        <w:pStyle w:val="Code"/>
+        <w:spacing w:after="0"/>
+      </w:pPr>
+      <w:r>
+        <w:rPr>
+          <w:rFonts w:ascii="Consolas" w:hAnsi="Consolas" w:eastAsia="Consolas"/>
+          <w:sz w:val="19"/>
+          <w:szCs w:val="19"/>
+          <w:color w:val="1F2328"/>
+        </w:rPr>
+        <w:t xml:space="preserve">    }</w:t>
+      </w:r>
+    </w:p>
+    <w:p>
+      <w:pPr>
+        <w:pStyle w:val="Code"/>
+        <w:spacing w:after="0"/>
+      </w:pPr>
+      <w:r>
+        <w:rPr>
+          <w:rFonts w:ascii="Consolas" w:hAnsi="Consolas" w:eastAsia="Consolas"/>
+          <w:sz w:val="19"/>
+          <w:szCs w:val="19"/>
+          <w:color w:val="1F2328"/>
+        </w:rPr>
+        <w:t xml:space="preserve"> </w:t>
+      </w:r>
+    </w:p>
+    <w:p>
+      <w:pPr>
+        <w:pStyle w:val="Code"/>
+        <w:spacing w:after="0"/>
+      </w:pPr>
+      <w:r>
+        <w:rPr>
+          <w:rFonts w:ascii="Consolas" w:hAnsi="Consolas" w:eastAsia="Consolas"/>
+          <w:sz w:val="19"/>
+          <w:szCs w:val="19"/>
+          <w:color w:val="1F2328"/>
+        </w:rPr>
+        <w:t xml:space="preserve">    uint8_t command =</w:t>
+      </w:r>
+    </w:p>
+    <w:p>
+      <w:pPr>
+        <w:pStyle w:val="Code"/>
+        <w:spacing w:after="0"/>
+      </w:pPr>
+      <w:r>
+        <w:rPr>
+          <w:rFonts w:ascii="Consolas" w:hAnsi="Consolas" w:eastAsia="Consolas"/>
+          <w:sz w:val="19"/>
+          <w:szCs w:val="19"/>
+          <w:color w:val="1F2328"/>
+        </w:rPr>
+        <w:t xml:space="preserve">        0x80 | 0x01 | (blink_rate &lt;&lt; 1);</w:t>
+      </w:r>
+    </w:p>
+    <w:p>
+      <w:pPr>
+        <w:pStyle w:val="Code"/>
+        <w:spacing w:after="0"/>
+      </w:pPr>
+      <w:r>
+        <w:rPr>
+          <w:rFonts w:ascii="Consolas" w:hAnsi="Consolas" w:eastAsia="Consolas"/>
+          <w:sz w:val="19"/>
+          <w:szCs w:val="19"/>
+          <w:color w:val="1F2328"/>
+        </w:rPr>
+        <w:t xml:space="preserve"> </w:t>
+      </w:r>
+    </w:p>
+    <w:p>
+      <w:pPr>
+        <w:pStyle w:val="Code"/>
+        <w:spacing w:after="0"/>
+      </w:pPr>
+      <w:r>
+        <w:rPr>
+          <w:rFonts w:ascii="Consolas" w:hAnsi="Consolas" w:eastAsia="Consolas"/>
+          <w:sz w:val="19"/>
+          <w:szCs w:val="19"/>
+          <w:color w:val="1F2328"/>
+        </w:rPr>
+        <w:t xml:space="preserve">    return i2cWrite(&amp;command, sizeof(command));</w:t>
+      </w:r>
+    </w:p>
+    <w:p>
+      <w:pPr>
+        <w:pStyle w:val="Code"/>
+        <w:spacing w:after="0"/>
+      </w:pPr>
+      <w:r>
+        <w:rPr>
+          <w:rFonts w:ascii="Consolas" w:hAnsi="Consolas" w:eastAsia="Consolas"/>
+          <w:sz w:val="19"/>
+          <w:szCs w:val="19"/>
+          <w:color w:val="1F2328"/>
+        </w:rPr>
+        <w:t>}</w:t>
+      </w:r>
+    </w:p>
+    <w:p>
+      <w:pPr>
+        <w:spacing w:after="100" w:line="360" w:lineRule="auto"/>
+      </w:pPr>
+      <w:r>
+        <w:rPr>
+          <w:rFonts w:ascii="Microsoft YaHei" w:hAnsi="Microsoft YaHei" w:eastAsia="Microsoft YaHei"/>
+          <w:sz w:val="22"/>
+          <w:szCs w:val="22"/>
+        </w:rPr>
+        <w:t>0xE0是亮度命令基础值；0～15放在低四位。显示控制命令由0x80、显示开启位0x01和左移一位的闪烁速率组合。</w:t>
+      </w:r>
+    </w:p>
+    <w:p>
+      <w:pPr>
+        <w:pStyle w:val="Heading2"/>
+        <w:spacing w:after="100" w:line="360" w:lineRule="auto"/>
+      </w:pPr>
+      <w:r>
+        <w:rPr>
+          <w:rFonts w:ascii="Microsoft YaHei" w:hAnsi="Microsoft YaHei" w:eastAsia="Microsoft YaHei"/>
+          <w:sz w:val="22"/>
+          <w:szCs w:val="22"/>
+        </w:rPr>
+        <w:t>B.12 字符为什么需要段码</w:t>
+      </w:r>
+    </w:p>
+    <w:p>
+      <w:pPr>
+        <w:pStyle w:val="Code"/>
+        <w:spacing w:after="0"/>
+      </w:pPr>
+      <w:r>
+        <w:rPr>
+          <w:rFonts w:ascii="Consolas" w:hAnsi="Consolas" w:eastAsia="Consolas"/>
+          <w:sz w:val="19"/>
+          <w:szCs w:val="19"/>
+          <w:color w:val="1F2328"/>
+        </w:rPr>
+        <w:t>ASCII字符 A</w:t>
+      </w:r>
+    </w:p>
+    <w:p>
+      <w:pPr>
+        <w:pStyle w:val="Code"/>
+        <w:spacing w:after="0"/>
+      </w:pPr>
+      <w:r>
+        <w:rPr>
+          <w:rFonts w:ascii="Consolas" w:hAnsi="Consolas" w:eastAsia="Consolas"/>
+          <w:sz w:val="19"/>
+          <w:szCs w:val="19"/>
+          <w:color w:val="1F2328"/>
+        </w:rPr>
+        <w:t xml:space="preserve">    ↓ encodeCharacter()</w:t>
+      </w:r>
+    </w:p>
+    <w:p>
+      <w:pPr>
+        <w:pStyle w:val="Code"/>
+        <w:spacing w:after="0"/>
+      </w:pPr>
+      <w:r>
+        <w:rPr>
+          <w:rFonts w:ascii="Consolas" w:hAnsi="Consolas" w:eastAsia="Consolas"/>
+          <w:sz w:val="19"/>
+          <w:szCs w:val="19"/>
+          <w:color w:val="1F2328"/>
+        </w:rPr>
+        <w:t>16位十四段位图</w:t>
+      </w:r>
+    </w:p>
+    <w:p>
+      <w:pPr>
+        <w:pStyle w:val="Code"/>
+        <w:spacing w:after="0"/>
+      </w:pPr>
+      <w:r>
+        <w:rPr>
+          <w:rFonts w:ascii="Consolas" w:hAnsi="Consolas" w:eastAsia="Consolas"/>
+          <w:sz w:val="19"/>
+          <w:szCs w:val="19"/>
+          <w:color w:val="1F2328"/>
+        </w:rPr>
+        <w:t xml:space="preserve">    ↓ _display_buffer[position]</w:t>
+      </w:r>
+    </w:p>
+    <w:p>
+      <w:pPr>
+        <w:pStyle w:val="Code"/>
+        <w:spacing w:after="0"/>
+      </w:pPr>
+      <w:r>
+        <w:rPr>
+          <w:rFonts w:ascii="Consolas" w:hAnsi="Consolas" w:eastAsia="Consolas"/>
+          <w:sz w:val="19"/>
+          <w:szCs w:val="19"/>
+          <w:color w:val="1F2328"/>
+        </w:rPr>
+        <w:t>writeDisplay()</w:t>
+      </w:r>
+    </w:p>
+    <w:p>
+      <w:pPr>
+        <w:pStyle w:val="Code"/>
+        <w:spacing w:after="0"/>
+      </w:pPr>
+      <w:r>
+        <w:rPr>
+          <w:rFonts w:ascii="Consolas" w:hAnsi="Consolas" w:eastAsia="Consolas"/>
+          <w:sz w:val="19"/>
+          <w:szCs w:val="19"/>
+          <w:color w:val="1F2328"/>
+        </w:rPr>
+        <w:t xml:space="preserve">    ↓</w:t>
+      </w:r>
+    </w:p>
+    <w:p>
+      <w:pPr>
+        <w:pStyle w:val="Code"/>
+        <w:spacing w:after="0"/>
+      </w:pPr>
+      <w:r>
+        <w:rPr>
+          <w:rFonts w:ascii="Consolas" w:hAnsi="Consolas" w:eastAsia="Consolas"/>
+          <w:sz w:val="19"/>
+          <w:szCs w:val="19"/>
+          <w:color w:val="1F2328"/>
+        </w:rPr>
+        <w:t>HT16K33显示RAM</w:t>
+      </w:r>
+    </w:p>
+    <w:p>
+      <w:pPr>
+        <w:spacing w:after="100" w:line="360" w:lineRule="auto"/>
+      </w:pPr>
+      <w:r>
+        <w:rPr>
+          <w:rFonts w:ascii="Microsoft YaHei" w:hAnsi="Microsoft YaHei" w:eastAsia="Microsoft YaHei"/>
+          <w:sz w:val="22"/>
+          <w:szCs w:val="22"/>
+        </w:rPr>
+        <w:t>显示器不认识ASCII。字体表的作用是规定每个字符应点亮哪些段。第一版不用复制128个字符，只实现温度和错误提示需要的空格、0～9、C、O、P、E、N、R。</w:t>
+      </w:r>
+    </w:p>
+    <w:p>
+      <w:pPr>
+        <w:pStyle w:val="Heading2"/>
+        <w:spacing w:after="100" w:line="360" w:lineRule="auto"/>
+      </w:pPr>
+      <w:r>
+        <w:rPr>
+          <w:rFonts w:ascii="Microsoft YaHei" w:hAnsi="Microsoft YaHei" w:eastAsia="Microsoft YaHei"/>
+          <w:sz w:val="22"/>
+          <w:szCs w:val="22"/>
+        </w:rPr>
+        <w:t>B.13 最小字符编码</w:t>
+      </w:r>
+    </w:p>
+    <w:p>
+      <w:pPr>
+        <w:pStyle w:val="Code"/>
+        <w:spacing w:after="0"/>
+      </w:pPr>
+      <w:r>
+        <w:rPr>
+          <w:rFonts w:ascii="Consolas" w:hAnsi="Consolas" w:eastAsia="Consolas"/>
+          <w:sz w:val="19"/>
+          <w:szCs w:val="19"/>
+          <w:color w:val="1F2328"/>
+        </w:rPr>
+        <w:t>uint16_t AlphaNum4::encodeCharacter(char c)</w:t>
+      </w:r>
+    </w:p>
+    <w:p>
+      <w:pPr>
+        <w:pStyle w:val="Code"/>
+        <w:spacing w:after="0"/>
+      </w:pPr>
+      <w:r>
+        <w:rPr>
+          <w:rFonts w:ascii="Consolas" w:hAnsi="Consolas" w:eastAsia="Consolas"/>
+          <w:sz w:val="19"/>
+          <w:szCs w:val="19"/>
+          <w:color w:val="1F2328"/>
+        </w:rPr>
+        <w:t>{</w:t>
+      </w:r>
+    </w:p>
+    <w:p>
+      <w:pPr>
+        <w:pStyle w:val="Code"/>
+        <w:spacing w:after="0"/>
+      </w:pPr>
+      <w:r>
+        <w:rPr>
+          <w:rFonts w:ascii="Consolas" w:hAnsi="Consolas" w:eastAsia="Consolas"/>
+          <w:sz w:val="19"/>
+          <w:szCs w:val="19"/>
+          <w:color w:val="1F2328"/>
+        </w:rPr>
+        <w:t xml:space="preserve">    switch (c) {</w:t>
+      </w:r>
+    </w:p>
+    <w:p>
+      <w:pPr>
+        <w:pStyle w:val="Code"/>
+        <w:spacing w:after="0"/>
+      </w:pPr>
+      <w:r>
+        <w:rPr>
+          <w:rFonts w:ascii="Consolas" w:hAnsi="Consolas" w:eastAsia="Consolas"/>
+          <w:sz w:val="19"/>
+          <w:szCs w:val="19"/>
+          <w:color w:val="1F2328"/>
+        </w:rPr>
+        <w:t xml:space="preserve">        case ' ': return 0x0000;</w:t>
+      </w:r>
+    </w:p>
+    <w:p>
+      <w:pPr>
+        <w:pStyle w:val="Code"/>
+        <w:spacing w:after="0"/>
+      </w:pPr>
+      <w:r>
+        <w:rPr>
+          <w:rFonts w:ascii="Consolas" w:hAnsi="Consolas" w:eastAsia="Consolas"/>
+          <w:sz w:val="19"/>
+          <w:szCs w:val="19"/>
+          <w:color w:val="1F2328"/>
+        </w:rPr>
+        <w:t xml:space="preserve">        case '0': return 0x0C3F;</w:t>
+      </w:r>
+    </w:p>
+    <w:p>
+      <w:pPr>
+        <w:pStyle w:val="Code"/>
+        <w:spacing w:after="0"/>
+      </w:pPr>
+      <w:r>
+        <w:rPr>
+          <w:rFonts w:ascii="Consolas" w:hAnsi="Consolas" w:eastAsia="Consolas"/>
+          <w:sz w:val="19"/>
+          <w:szCs w:val="19"/>
+          <w:color w:val="1F2328"/>
+        </w:rPr>
+        <w:t xml:space="preserve">        case '1': return 0x0006;</w:t>
+      </w:r>
+    </w:p>
+    <w:p>
+      <w:pPr>
+        <w:pStyle w:val="Code"/>
+        <w:spacing w:after="0"/>
+      </w:pPr>
+      <w:r>
+        <w:rPr>
+          <w:rFonts w:ascii="Consolas" w:hAnsi="Consolas" w:eastAsia="Consolas"/>
+          <w:sz w:val="19"/>
+          <w:szCs w:val="19"/>
+          <w:color w:val="1F2328"/>
+        </w:rPr>
+        <w:t xml:space="preserve">        case '2': return 0x00DB;</w:t>
+      </w:r>
+    </w:p>
+    <w:p>
+      <w:pPr>
+        <w:pStyle w:val="Code"/>
+        <w:spacing w:after="0"/>
+      </w:pPr>
+      <w:r>
+        <w:rPr>
+          <w:rFonts w:ascii="Consolas" w:hAnsi="Consolas" w:eastAsia="Consolas"/>
+          <w:sz w:val="19"/>
+          <w:szCs w:val="19"/>
+          <w:color w:val="1F2328"/>
+        </w:rPr>
+        <w:t xml:space="preserve">        case '3': return 0x00CF;</w:t>
+      </w:r>
+    </w:p>
+    <w:p>
+      <w:pPr>
+        <w:pStyle w:val="Code"/>
+        <w:spacing w:after="0"/>
+      </w:pPr>
+      <w:r>
+        <w:rPr>
+          <w:rFonts w:ascii="Consolas" w:hAnsi="Consolas" w:eastAsia="Consolas"/>
+          <w:sz w:val="19"/>
+          <w:szCs w:val="19"/>
+          <w:color w:val="1F2328"/>
+        </w:rPr>
+        <w:t xml:space="preserve">        case '4': return 0x00E6;</w:t>
+      </w:r>
+    </w:p>
+    <w:p>
+      <w:pPr>
+        <w:pStyle w:val="Code"/>
+        <w:spacing w:after="0"/>
+      </w:pPr>
+      <w:r>
+        <w:rPr>
+          <w:rFonts w:ascii="Consolas" w:hAnsi="Consolas" w:eastAsia="Consolas"/>
+          <w:sz w:val="19"/>
+          <w:szCs w:val="19"/>
+          <w:color w:val="1F2328"/>
+        </w:rPr>
+        <w:t xml:space="preserve">        case '5': return 0x00ED;</w:t>
+      </w:r>
+    </w:p>
+    <w:p>
+      <w:pPr>
+        <w:pStyle w:val="Code"/>
+        <w:spacing w:after="0"/>
+      </w:pPr>
+      <w:r>
+        <w:rPr>
+          <w:rFonts w:ascii="Consolas" w:hAnsi="Consolas" w:eastAsia="Consolas"/>
+          <w:sz w:val="19"/>
+          <w:szCs w:val="19"/>
+          <w:color w:val="1F2328"/>
+        </w:rPr>
+        <w:t xml:space="preserve">        case '6': return 0x00FD;</w:t>
+      </w:r>
+    </w:p>
+    <w:p>
+      <w:pPr>
+        <w:pStyle w:val="Code"/>
+        <w:spacing w:after="0"/>
+      </w:pPr>
+      <w:r>
+        <w:rPr>
+          <w:rFonts w:ascii="Consolas" w:hAnsi="Consolas" w:eastAsia="Consolas"/>
+          <w:sz w:val="19"/>
+          <w:szCs w:val="19"/>
+          <w:color w:val="1F2328"/>
+        </w:rPr>
+        <w:t xml:space="preserve">        case '7': return 0x0007;</w:t>
+      </w:r>
+    </w:p>
+    <w:p>
+      <w:pPr>
+        <w:pStyle w:val="Code"/>
+        <w:spacing w:after="0"/>
+      </w:pPr>
+      <w:r>
+        <w:rPr>
+          <w:rFonts w:ascii="Consolas" w:hAnsi="Consolas" w:eastAsia="Consolas"/>
+          <w:sz w:val="19"/>
+          <w:szCs w:val="19"/>
+          <w:color w:val="1F2328"/>
+        </w:rPr>
+        <w:t xml:space="preserve">        case '8': return 0x00FF;</w:t>
+      </w:r>
+    </w:p>
+    <w:p>
+      <w:pPr>
+        <w:pStyle w:val="Code"/>
+        <w:spacing w:after="0"/>
+      </w:pPr>
+      <w:r>
+        <w:rPr>
+          <w:rFonts w:ascii="Consolas" w:hAnsi="Consolas" w:eastAsia="Consolas"/>
+          <w:sz w:val="19"/>
+          <w:szCs w:val="19"/>
+          <w:color w:val="1F2328"/>
+        </w:rPr>
+        <w:t xml:space="preserve">        case '9': return 0x00EF;</w:t>
+      </w:r>
+    </w:p>
+    <w:p>
+      <w:pPr>
+        <w:pStyle w:val="Code"/>
+        <w:spacing w:after="0"/>
+      </w:pPr>
+      <w:r>
+        <w:rPr>
+          <w:rFonts w:ascii="Consolas" w:hAnsi="Consolas" w:eastAsia="Consolas"/>
+          <w:sz w:val="19"/>
+          <w:szCs w:val="19"/>
+          <w:color w:val="1F2328"/>
+        </w:rPr>
+        <w:t xml:space="preserve">        case 'C': return 0x0039;</w:t>
+      </w:r>
+    </w:p>
+    <w:p>
+      <w:pPr>
+        <w:pStyle w:val="Code"/>
+        <w:spacing w:after="0"/>
+      </w:pPr>
+      <w:r>
+        <w:rPr>
+          <w:rFonts w:ascii="Consolas" w:hAnsi="Consolas" w:eastAsia="Consolas"/>
+          <w:sz w:val="19"/>
+          <w:szCs w:val="19"/>
+          <w:color w:val="1F2328"/>
+        </w:rPr>
+        <w:t xml:space="preserve">        case 'E': return 0x00F9;</w:t>
+      </w:r>
+    </w:p>
+    <w:p>
+      <w:pPr>
+        <w:pStyle w:val="Code"/>
+        <w:spacing w:after="0"/>
+      </w:pPr>
+      <w:r>
+        <w:rPr>
+          <w:rFonts w:ascii="Consolas" w:hAnsi="Consolas" w:eastAsia="Consolas"/>
+          <w:sz w:val="19"/>
+          <w:szCs w:val="19"/>
+          <w:color w:val="1F2328"/>
+        </w:rPr>
+        <w:t xml:space="preserve">        case 'O': return 0x003F;</w:t>
+      </w:r>
+    </w:p>
+    <w:p>
+      <w:pPr>
+        <w:pStyle w:val="Code"/>
+        <w:spacing w:after="0"/>
+      </w:pPr>
+      <w:r>
+        <w:rPr>
+          <w:rFonts w:ascii="Consolas" w:hAnsi="Consolas" w:eastAsia="Consolas"/>
+          <w:sz w:val="19"/>
+          <w:szCs w:val="19"/>
+          <w:color w:val="1F2328"/>
+        </w:rPr>
+        <w:t xml:space="preserve">        case 'P': return 0x00F3;</w:t>
+      </w:r>
+    </w:p>
+    <w:p>
+      <w:pPr>
+        <w:pStyle w:val="Code"/>
+        <w:spacing w:after="0"/>
+      </w:pPr>
+      <w:r>
+        <w:rPr>
+          <w:rFonts w:ascii="Consolas" w:hAnsi="Consolas" w:eastAsia="Consolas"/>
+          <w:sz w:val="19"/>
+          <w:szCs w:val="19"/>
+          <w:color w:val="1F2328"/>
+        </w:rPr>
+        <w:t xml:space="preserve">        case 'R': return 0x20F3;</w:t>
+      </w:r>
+    </w:p>
+    <w:p>
+      <w:pPr>
+        <w:pStyle w:val="Code"/>
+        <w:spacing w:after="0"/>
+      </w:pPr>
+      <w:r>
+        <w:rPr>
+          <w:rFonts w:ascii="Consolas" w:hAnsi="Consolas" w:eastAsia="Consolas"/>
+          <w:sz w:val="19"/>
+          <w:szCs w:val="19"/>
+          <w:color w:val="1F2328"/>
+        </w:rPr>
+        <w:t xml:space="preserve">        case 'N': return 0x2136;</w:t>
+      </w:r>
+    </w:p>
+    <w:p>
+      <w:pPr>
+        <w:pStyle w:val="Code"/>
+        <w:spacing w:after="0"/>
+      </w:pPr>
+      <w:r>
+        <w:rPr>
+          <w:rFonts w:ascii="Consolas" w:hAnsi="Consolas" w:eastAsia="Consolas"/>
+          <w:sz w:val="19"/>
+          <w:szCs w:val="19"/>
+          <w:color w:val="1F2328"/>
+        </w:rPr>
+        <w:t xml:space="preserve">        default:  return 0x0000;</w:t>
+      </w:r>
+    </w:p>
+    <w:p>
+      <w:pPr>
+        <w:pStyle w:val="Code"/>
+        <w:spacing w:after="0"/>
+      </w:pPr>
+      <w:r>
+        <w:rPr>
+          <w:rFonts w:ascii="Consolas" w:hAnsi="Consolas" w:eastAsia="Consolas"/>
+          <w:sz w:val="19"/>
+          <w:szCs w:val="19"/>
+          <w:color w:val="1F2328"/>
+        </w:rPr>
+        <w:t xml:space="preserve">    }</w:t>
+      </w:r>
+    </w:p>
+    <w:p>
+      <w:pPr>
+        <w:pStyle w:val="Code"/>
+        <w:spacing w:after="0"/>
+      </w:pPr>
+      <w:r>
+        <w:rPr>
+          <w:rFonts w:ascii="Consolas" w:hAnsi="Consolas" w:eastAsia="Consolas"/>
+          <w:sz w:val="19"/>
+          <w:szCs w:val="19"/>
+          <w:color w:val="1F2328"/>
+        </w:rPr>
+        <w:t>}</w:t>
+      </w:r>
+    </w:p>
+    <w:p>
+      <w:pPr>
+        <w:spacing w:after="100" w:line="360" w:lineRule="auto"/>
+      </w:pPr>
+      <w:r>
+        <w:rPr>
+          <w:rFonts w:ascii="Microsoft YaHei" w:hAnsi="Microsoft YaHei" w:eastAsia="Microsoft YaHei"/>
+          <w:sz w:val="22"/>
+          <w:szCs w:val="22"/>
+        </w:rPr>
+        <w:t>这些值对应原项目使用的十四段字体映射。段码依赖模块的段线连接；如果硬件不同，应先逐段测试，而不是认为所有HT16K33模块必然使用同一映射。</w:t>
+      </w:r>
+    </w:p>
+    <w:p>
+      <w:pPr>
+        <w:pStyle w:val="Heading2"/>
+        <w:spacing w:after="100" w:line="360" w:lineRule="auto"/>
+      </w:pPr>
+      <w:r>
+        <w:rPr>
+          <w:rFonts w:ascii="Microsoft YaHei" w:hAnsi="Microsoft YaHei" w:eastAsia="Microsoft YaHei"/>
+          <w:sz w:val="22"/>
+          <w:szCs w:val="22"/>
+        </w:rPr>
+        <w:t>B.14 writeDigitRaw与writeDigitAscii</w:t>
+      </w:r>
+    </w:p>
+    <w:p>
+      <w:pPr>
+        <w:pStyle w:val="Code"/>
+        <w:spacing w:after="0"/>
+      </w:pPr>
+      <w:r>
+        <w:rPr>
+          <w:rFonts w:ascii="Consolas" w:hAnsi="Consolas" w:eastAsia="Consolas"/>
+          <w:sz w:val="19"/>
+          <w:szCs w:val="19"/>
+          <w:color w:val="1F2328"/>
+        </w:rPr>
+        <w:t>void AlphaNum4::writeDigitRaw(</w:t>
+      </w:r>
+    </w:p>
+    <w:p>
+      <w:pPr>
+        <w:pStyle w:val="Code"/>
+        <w:spacing w:after="0"/>
+      </w:pPr>
+      <w:r>
+        <w:rPr>
+          <w:rFonts w:ascii="Consolas" w:hAnsi="Consolas" w:eastAsia="Consolas"/>
+          <w:sz w:val="19"/>
+          <w:szCs w:val="19"/>
+          <w:color w:val="1F2328"/>
+        </w:rPr>
+        <w:t xml:space="preserve">    uint8_t position,</w:t>
+      </w:r>
+    </w:p>
+    <w:p>
+      <w:pPr>
+        <w:pStyle w:val="Code"/>
+        <w:spacing w:after="0"/>
+      </w:pPr>
+      <w:r>
+        <w:rPr>
+          <w:rFonts w:ascii="Consolas" w:hAnsi="Consolas" w:eastAsia="Consolas"/>
+          <w:sz w:val="19"/>
+          <w:szCs w:val="19"/>
+          <w:color w:val="1F2328"/>
+        </w:rPr>
+        <w:t xml:space="preserve">    uint16_t segment_bits</w:t>
+      </w:r>
+    </w:p>
+    <w:p>
+      <w:pPr>
+        <w:pStyle w:val="Code"/>
+        <w:spacing w:after="0"/>
+      </w:pPr>
+      <w:r>
+        <w:rPr>
+          <w:rFonts w:ascii="Consolas" w:hAnsi="Consolas" w:eastAsia="Consolas"/>
+          <w:sz w:val="19"/>
+          <w:szCs w:val="19"/>
+          <w:color w:val="1F2328"/>
+        </w:rPr>
+        <w:t>)</w:t>
+      </w:r>
+    </w:p>
+    <w:p>
+      <w:pPr>
+        <w:pStyle w:val="Code"/>
+        <w:spacing w:after="0"/>
+      </w:pPr>
+      <w:r>
+        <w:rPr>
+          <w:rFonts w:ascii="Consolas" w:hAnsi="Consolas" w:eastAsia="Consolas"/>
+          <w:sz w:val="19"/>
+          <w:szCs w:val="19"/>
+          <w:color w:val="1F2328"/>
+        </w:rPr>
+        <w:t>{</w:t>
+      </w:r>
+    </w:p>
+    <w:p>
+      <w:pPr>
+        <w:pStyle w:val="Code"/>
+        <w:spacing w:after="0"/>
+      </w:pPr>
+      <w:r>
+        <w:rPr>
+          <w:rFonts w:ascii="Consolas" w:hAnsi="Consolas" w:eastAsia="Consolas"/>
+          <w:sz w:val="19"/>
+          <w:szCs w:val="19"/>
+          <w:color w:val="1F2328"/>
+        </w:rPr>
+        <w:t xml:space="preserve">    if (position &gt;= 4) {</w:t>
+      </w:r>
+    </w:p>
+    <w:p>
+      <w:pPr>
+        <w:pStyle w:val="Code"/>
+        <w:spacing w:after="0"/>
+      </w:pPr>
+      <w:r>
+        <w:rPr>
+          <w:rFonts w:ascii="Consolas" w:hAnsi="Consolas" w:eastAsia="Consolas"/>
+          <w:sz w:val="19"/>
+          <w:szCs w:val="19"/>
+          <w:color w:val="1F2328"/>
+        </w:rPr>
+        <w:t xml:space="preserve">        return;</w:t>
+      </w:r>
+    </w:p>
+    <w:p>
+      <w:pPr>
+        <w:pStyle w:val="Code"/>
+        <w:spacing w:after="0"/>
+      </w:pPr>
+      <w:r>
+        <w:rPr>
+          <w:rFonts w:ascii="Consolas" w:hAnsi="Consolas" w:eastAsia="Consolas"/>
+          <w:sz w:val="19"/>
+          <w:szCs w:val="19"/>
+          <w:color w:val="1F2328"/>
+        </w:rPr>
+        <w:t xml:space="preserve">    }</w:t>
+      </w:r>
+    </w:p>
+    <w:p>
+      <w:pPr>
+        <w:pStyle w:val="Code"/>
+        <w:spacing w:after="0"/>
+      </w:pPr>
+      <w:r>
+        <w:rPr>
+          <w:rFonts w:ascii="Consolas" w:hAnsi="Consolas" w:eastAsia="Consolas"/>
+          <w:sz w:val="19"/>
+          <w:szCs w:val="19"/>
+          <w:color w:val="1F2328"/>
+        </w:rPr>
+        <w:t xml:space="preserve"> </w:t>
+      </w:r>
+    </w:p>
+    <w:p>
+      <w:pPr>
+        <w:pStyle w:val="Code"/>
+        <w:spacing w:after="0"/>
+      </w:pPr>
+      <w:r>
+        <w:rPr>
+          <w:rFonts w:ascii="Consolas" w:hAnsi="Consolas" w:eastAsia="Consolas"/>
+          <w:sz w:val="19"/>
+          <w:szCs w:val="19"/>
+          <w:color w:val="1F2328"/>
+        </w:rPr>
+        <w:t xml:space="preserve">    _display_buffer[position] = segment_bits;</w:t>
+      </w:r>
+    </w:p>
+    <w:p>
+      <w:pPr>
+        <w:pStyle w:val="Code"/>
+        <w:spacing w:after="0"/>
+      </w:pPr>
+      <w:r>
+        <w:rPr>
+          <w:rFonts w:ascii="Consolas" w:hAnsi="Consolas" w:eastAsia="Consolas"/>
+          <w:sz w:val="19"/>
+          <w:szCs w:val="19"/>
+          <w:color w:val="1F2328"/>
+        </w:rPr>
+        <w:t>}</w:t>
+      </w:r>
+    </w:p>
+    <w:p>
+      <w:pPr>
+        <w:pStyle w:val="Code"/>
+        <w:spacing w:after="0"/>
+      </w:pPr>
+      <w:r>
+        <w:rPr>
+          <w:rFonts w:ascii="Consolas" w:hAnsi="Consolas" w:eastAsia="Consolas"/>
+          <w:sz w:val="19"/>
+          <w:szCs w:val="19"/>
+          <w:color w:val="1F2328"/>
+        </w:rPr>
+        <w:t>bool AlphaNum4::writeDigitAscii(</w:t>
+      </w:r>
+    </w:p>
+    <w:p>
+      <w:pPr>
+        <w:pStyle w:val="Code"/>
+        <w:spacing w:after="0"/>
+      </w:pPr>
+      <w:r>
+        <w:rPr>
+          <w:rFonts w:ascii="Consolas" w:hAnsi="Consolas" w:eastAsia="Consolas"/>
+          <w:sz w:val="19"/>
+          <w:szCs w:val="19"/>
+          <w:color w:val="1F2328"/>
+        </w:rPr>
+        <w:t xml:space="preserve">    uint8_t position,</w:t>
+      </w:r>
+    </w:p>
+    <w:p>
+      <w:pPr>
+        <w:pStyle w:val="Code"/>
+        <w:spacing w:after="0"/>
+      </w:pPr>
+      <w:r>
+        <w:rPr>
+          <w:rFonts w:ascii="Consolas" w:hAnsi="Consolas" w:eastAsia="Consolas"/>
+          <w:sz w:val="19"/>
+          <w:szCs w:val="19"/>
+          <w:color w:val="1F2328"/>
+        </w:rPr>
+        <w:t xml:space="preserve">    char character,</w:t>
+      </w:r>
+    </w:p>
+    <w:p>
+      <w:pPr>
+        <w:pStyle w:val="Code"/>
+        <w:spacing w:after="0"/>
+      </w:pPr>
+      <w:r>
+        <w:rPr>
+          <w:rFonts w:ascii="Consolas" w:hAnsi="Consolas" w:eastAsia="Consolas"/>
+          <w:sz w:val="19"/>
+          <w:szCs w:val="19"/>
+          <w:color w:val="1F2328"/>
+        </w:rPr>
+        <w:t xml:space="preserve">    bool decimal_point</w:t>
+      </w:r>
+    </w:p>
+    <w:p>
+      <w:pPr>
+        <w:pStyle w:val="Code"/>
+        <w:spacing w:after="0"/>
+      </w:pPr>
+      <w:r>
+        <w:rPr>
+          <w:rFonts w:ascii="Consolas" w:hAnsi="Consolas" w:eastAsia="Consolas"/>
+          <w:sz w:val="19"/>
+          <w:szCs w:val="19"/>
+          <w:color w:val="1F2328"/>
+        </w:rPr>
+        <w:t>)</w:t>
+      </w:r>
+    </w:p>
+    <w:p>
+      <w:pPr>
+        <w:pStyle w:val="Code"/>
+        <w:spacing w:after="0"/>
+      </w:pPr>
+      <w:r>
+        <w:rPr>
+          <w:rFonts w:ascii="Consolas" w:hAnsi="Consolas" w:eastAsia="Consolas"/>
+          <w:sz w:val="19"/>
+          <w:szCs w:val="19"/>
+          <w:color w:val="1F2328"/>
+        </w:rPr>
+        <w:t>{</w:t>
+      </w:r>
+    </w:p>
+    <w:p>
+      <w:pPr>
+        <w:pStyle w:val="Code"/>
+        <w:spacing w:after="0"/>
+      </w:pPr>
+      <w:r>
+        <w:rPr>
+          <w:rFonts w:ascii="Consolas" w:hAnsi="Consolas" w:eastAsia="Consolas"/>
+          <w:sz w:val="19"/>
+          <w:szCs w:val="19"/>
+          <w:color w:val="1F2328"/>
+        </w:rPr>
+        <w:t xml:space="preserve">    if (position &gt;= 4) {</w:t>
+      </w:r>
+    </w:p>
+    <w:p>
+      <w:pPr>
+        <w:pStyle w:val="Code"/>
+        <w:spacing w:after="0"/>
+      </w:pPr>
+      <w:r>
+        <w:rPr>
+          <w:rFonts w:ascii="Consolas" w:hAnsi="Consolas" w:eastAsia="Consolas"/>
+          <w:sz w:val="19"/>
+          <w:szCs w:val="19"/>
+          <w:color w:val="1F2328"/>
+        </w:rPr>
+        <w:t xml:space="preserve">        return false;</w:t>
+      </w:r>
+    </w:p>
+    <w:p>
+      <w:pPr>
+        <w:pStyle w:val="Code"/>
+        <w:spacing w:after="0"/>
+      </w:pPr>
+      <w:r>
+        <w:rPr>
+          <w:rFonts w:ascii="Consolas" w:hAnsi="Consolas" w:eastAsia="Consolas"/>
+          <w:sz w:val="19"/>
+          <w:szCs w:val="19"/>
+          <w:color w:val="1F2328"/>
+        </w:rPr>
+        <w:t xml:space="preserve">    }</w:t>
+      </w:r>
+    </w:p>
+    <w:p>
+      <w:pPr>
+        <w:pStyle w:val="Code"/>
+        <w:spacing w:after="0"/>
+      </w:pPr>
+      <w:r>
+        <w:rPr>
+          <w:rFonts w:ascii="Consolas" w:hAnsi="Consolas" w:eastAsia="Consolas"/>
+          <w:sz w:val="19"/>
+          <w:szCs w:val="19"/>
+          <w:color w:val="1F2328"/>
+        </w:rPr>
+        <w:t xml:space="preserve"> </w:t>
+      </w:r>
+    </w:p>
+    <w:p>
+      <w:pPr>
+        <w:pStyle w:val="Code"/>
+        <w:spacing w:after="0"/>
+      </w:pPr>
+      <w:r>
+        <w:rPr>
+          <w:rFonts w:ascii="Consolas" w:hAnsi="Consolas" w:eastAsia="Consolas"/>
+          <w:sz w:val="19"/>
+          <w:szCs w:val="19"/>
+          <w:color w:val="1F2328"/>
+        </w:rPr>
+        <w:t xml:space="preserve">    uint16_t bits = encodeCharacter(character);</w:t>
+      </w:r>
+    </w:p>
+    <w:p>
+      <w:pPr>
+        <w:pStyle w:val="Code"/>
+        <w:spacing w:after="0"/>
+      </w:pPr>
+      <w:r>
+        <w:rPr>
+          <w:rFonts w:ascii="Consolas" w:hAnsi="Consolas" w:eastAsia="Consolas"/>
+          <w:sz w:val="19"/>
+          <w:szCs w:val="19"/>
+          <w:color w:val="1F2328"/>
+        </w:rPr>
+        <w:t xml:space="preserve"> </w:t>
+      </w:r>
+    </w:p>
+    <w:p>
+      <w:pPr>
+        <w:pStyle w:val="Code"/>
+        <w:spacing w:after="0"/>
+      </w:pPr>
+      <w:r>
+        <w:rPr>
+          <w:rFonts w:ascii="Consolas" w:hAnsi="Consolas" w:eastAsia="Consolas"/>
+          <w:sz w:val="19"/>
+          <w:szCs w:val="19"/>
+          <w:color w:val="1F2328"/>
+        </w:rPr>
+        <w:t xml:space="preserve">    if (decimal_point) {</w:t>
+      </w:r>
+    </w:p>
+    <w:p>
+      <w:pPr>
+        <w:pStyle w:val="Code"/>
+        <w:spacing w:after="0"/>
+      </w:pPr>
+      <w:r>
+        <w:rPr>
+          <w:rFonts w:ascii="Consolas" w:hAnsi="Consolas" w:eastAsia="Consolas"/>
+          <w:sz w:val="19"/>
+          <w:szCs w:val="19"/>
+          <w:color w:val="1F2328"/>
+        </w:rPr>
+        <w:t xml:space="preserve">        bits |= (1U &lt;&lt; 14);</w:t>
+      </w:r>
+    </w:p>
+    <w:p>
+      <w:pPr>
+        <w:pStyle w:val="Code"/>
+        <w:spacing w:after="0"/>
+      </w:pPr>
+      <w:r>
+        <w:rPr>
+          <w:rFonts w:ascii="Consolas" w:hAnsi="Consolas" w:eastAsia="Consolas"/>
+          <w:sz w:val="19"/>
+          <w:szCs w:val="19"/>
+          <w:color w:val="1F2328"/>
+        </w:rPr>
+        <w:t xml:space="preserve">    }</w:t>
+      </w:r>
+    </w:p>
+    <w:p>
+      <w:pPr>
+        <w:pStyle w:val="Code"/>
+        <w:spacing w:after="0"/>
+      </w:pPr>
+      <w:r>
+        <w:rPr>
+          <w:rFonts w:ascii="Consolas" w:hAnsi="Consolas" w:eastAsia="Consolas"/>
+          <w:sz w:val="19"/>
+          <w:szCs w:val="19"/>
+          <w:color w:val="1F2328"/>
+        </w:rPr>
+        <w:t xml:space="preserve"> </w:t>
+      </w:r>
+    </w:p>
+    <w:p>
+      <w:pPr>
+        <w:pStyle w:val="Code"/>
+        <w:spacing w:after="0"/>
+      </w:pPr>
+      <w:r>
+        <w:rPr>
+          <w:rFonts w:ascii="Consolas" w:hAnsi="Consolas" w:eastAsia="Consolas"/>
+          <w:sz w:val="19"/>
+          <w:szCs w:val="19"/>
+          <w:color w:val="1F2328"/>
+        </w:rPr>
+        <w:t xml:space="preserve">    _display_buffer[position] = bits;</w:t>
+      </w:r>
+    </w:p>
+    <w:p>
+      <w:pPr>
+        <w:pStyle w:val="Code"/>
+        <w:spacing w:after="0"/>
+      </w:pPr>
+      <w:r>
+        <w:rPr>
+          <w:rFonts w:ascii="Consolas" w:hAnsi="Consolas" w:eastAsia="Consolas"/>
+          <w:sz w:val="19"/>
+          <w:szCs w:val="19"/>
+          <w:color w:val="1F2328"/>
+        </w:rPr>
+        <w:t xml:space="preserve">    return true;</w:t>
+      </w:r>
+    </w:p>
+    <w:p>
+      <w:pPr>
+        <w:pStyle w:val="Code"/>
+        <w:spacing w:after="0"/>
+      </w:pPr>
+      <w:r>
+        <w:rPr>
+          <w:rFonts w:ascii="Consolas" w:hAnsi="Consolas" w:eastAsia="Consolas"/>
+          <w:sz w:val="19"/>
+          <w:szCs w:val="19"/>
+          <w:color w:val="1F2328"/>
+        </w:rPr>
+        <w:t>}</w:t>
+      </w:r>
+    </w:p>
+    <w:p>
+      <w:pPr>
+        <w:spacing w:after="100" w:line="360" w:lineRule="auto"/>
+      </w:pPr>
+      <w:r>
+        <w:rPr>
+          <w:rFonts w:ascii="Microsoft YaHei" w:hAnsi="Microsoft YaHei" w:eastAsia="Microsoft YaHei"/>
+          <w:sz w:val="22"/>
+          <w:szCs w:val="22"/>
+        </w:rPr>
+        <w:t>writeDigitRaw直接接收段码，适合硬件测试；writeDigitAscii先进行字符转换。两者都只改本地缓冲区。小数点使用独立段位，因此不占用额外字符位置。</w:t>
+      </w:r>
+    </w:p>
+    <w:p>
+      <w:pPr>
+        <w:pStyle w:val="Heading2"/>
+        <w:spacing w:after="100" w:line="360" w:lineRule="auto"/>
+      </w:pPr>
+      <w:r>
+        <w:rPr>
+          <w:rFonts w:ascii="Microsoft YaHei" w:hAnsi="Microsoft YaHei" w:eastAsia="Microsoft YaHei"/>
+          <w:sz w:val="22"/>
+          <w:szCs w:val="22"/>
+        </w:rPr>
+        <w:t>B.15 print最多写四个字符</w:t>
+      </w:r>
+    </w:p>
+    <w:p>
+      <w:pPr>
+        <w:pStyle w:val="Code"/>
+        <w:spacing w:after="0"/>
+      </w:pPr>
+      <w:r>
+        <w:rPr>
+          <w:rFonts w:ascii="Consolas" w:hAnsi="Consolas" w:eastAsia="Consolas"/>
+          <w:sz w:val="19"/>
+          <w:szCs w:val="19"/>
+          <w:color w:val="1F2328"/>
+        </w:rPr>
+        <w:t>void AlphaNum4::print(const char *text)</w:t>
+      </w:r>
+    </w:p>
+    <w:p>
+      <w:pPr>
+        <w:pStyle w:val="Code"/>
+        <w:spacing w:after="0"/>
+      </w:pPr>
+      <w:r>
+        <w:rPr>
+          <w:rFonts w:ascii="Consolas" w:hAnsi="Consolas" w:eastAsia="Consolas"/>
+          <w:sz w:val="19"/>
+          <w:szCs w:val="19"/>
+          <w:color w:val="1F2328"/>
+        </w:rPr>
+        <w:t>{</w:t>
+      </w:r>
+    </w:p>
+    <w:p>
+      <w:pPr>
+        <w:pStyle w:val="Code"/>
+        <w:spacing w:after="0"/>
+      </w:pPr>
+      <w:r>
+        <w:rPr>
+          <w:rFonts w:ascii="Consolas" w:hAnsi="Consolas" w:eastAsia="Consolas"/>
+          <w:sz w:val="19"/>
+          <w:szCs w:val="19"/>
+          <w:color w:val="1F2328"/>
+        </w:rPr>
+        <w:t xml:space="preserve">    clear();</w:t>
+      </w:r>
+    </w:p>
+    <w:p>
+      <w:pPr>
+        <w:pStyle w:val="Code"/>
+        <w:spacing w:after="0"/>
+      </w:pPr>
+      <w:r>
+        <w:rPr>
+          <w:rFonts w:ascii="Consolas" w:hAnsi="Consolas" w:eastAsia="Consolas"/>
+          <w:sz w:val="19"/>
+          <w:szCs w:val="19"/>
+          <w:color w:val="1F2328"/>
+        </w:rPr>
+        <w:t xml:space="preserve"> </w:t>
+      </w:r>
+    </w:p>
+    <w:p>
+      <w:pPr>
+        <w:pStyle w:val="Code"/>
+        <w:spacing w:after="0"/>
+      </w:pPr>
+      <w:r>
+        <w:rPr>
+          <w:rFonts w:ascii="Consolas" w:hAnsi="Consolas" w:eastAsia="Consolas"/>
+          <w:sz w:val="19"/>
+          <w:szCs w:val="19"/>
+          <w:color w:val="1F2328"/>
+        </w:rPr>
+        <w:t xml:space="preserve">    if (text == nullptr) {</w:t>
+      </w:r>
+    </w:p>
+    <w:p>
+      <w:pPr>
+        <w:pStyle w:val="Code"/>
+        <w:spacing w:after="0"/>
+      </w:pPr>
+      <w:r>
+        <w:rPr>
+          <w:rFonts w:ascii="Consolas" w:hAnsi="Consolas" w:eastAsia="Consolas"/>
+          <w:sz w:val="19"/>
+          <w:szCs w:val="19"/>
+          <w:color w:val="1F2328"/>
+        </w:rPr>
+        <w:t xml:space="preserve">        return;</w:t>
+      </w:r>
+    </w:p>
+    <w:p>
+      <w:pPr>
+        <w:pStyle w:val="Code"/>
+        <w:spacing w:after="0"/>
+      </w:pPr>
+      <w:r>
+        <w:rPr>
+          <w:rFonts w:ascii="Consolas" w:hAnsi="Consolas" w:eastAsia="Consolas"/>
+          <w:sz w:val="19"/>
+          <w:szCs w:val="19"/>
+          <w:color w:val="1F2328"/>
+        </w:rPr>
+        <w:t xml:space="preserve">    }</w:t>
+      </w:r>
+    </w:p>
+    <w:p>
+      <w:pPr>
+        <w:pStyle w:val="Code"/>
+        <w:spacing w:after="0"/>
+      </w:pPr>
+      <w:r>
+        <w:rPr>
+          <w:rFonts w:ascii="Consolas" w:hAnsi="Consolas" w:eastAsia="Consolas"/>
+          <w:sz w:val="19"/>
+          <w:szCs w:val="19"/>
+          <w:color w:val="1F2328"/>
+        </w:rPr>
+        <w:t xml:space="preserve"> </w:t>
+      </w:r>
+    </w:p>
+    <w:p>
+      <w:pPr>
+        <w:pStyle w:val="Code"/>
+        <w:spacing w:after="0"/>
+      </w:pPr>
+      <w:r>
+        <w:rPr>
+          <w:rFonts w:ascii="Consolas" w:hAnsi="Consolas" w:eastAsia="Consolas"/>
+          <w:sz w:val="19"/>
+          <w:szCs w:val="19"/>
+          <w:color w:val="1F2328"/>
+        </w:rPr>
+        <w:t xml:space="preserve">    for (uint8_t position = 0;</w:t>
+      </w:r>
+    </w:p>
+    <w:p>
+      <w:pPr>
+        <w:pStyle w:val="Code"/>
+        <w:spacing w:after="0"/>
+      </w:pPr>
+      <w:r>
+        <w:rPr>
+          <w:rFonts w:ascii="Consolas" w:hAnsi="Consolas" w:eastAsia="Consolas"/>
+          <w:sz w:val="19"/>
+          <w:szCs w:val="19"/>
+          <w:color w:val="1F2328"/>
+        </w:rPr>
+        <w:t xml:space="preserve">         position &lt; 4;</w:t>
+      </w:r>
+    </w:p>
+    <w:p>
+      <w:pPr>
+        <w:pStyle w:val="Code"/>
+        <w:spacing w:after="0"/>
+      </w:pPr>
+      <w:r>
+        <w:rPr>
+          <w:rFonts w:ascii="Consolas" w:hAnsi="Consolas" w:eastAsia="Consolas"/>
+          <w:sz w:val="19"/>
+          <w:szCs w:val="19"/>
+          <w:color w:val="1F2328"/>
+        </w:rPr>
+        <w:t xml:space="preserve">         position++) {</w:t>
+      </w:r>
+    </w:p>
+    <w:p>
+      <w:pPr>
+        <w:pStyle w:val="Code"/>
+        <w:spacing w:after="0"/>
+      </w:pPr>
+      <w:r>
+        <w:rPr>
+          <w:rFonts w:ascii="Consolas" w:hAnsi="Consolas" w:eastAsia="Consolas"/>
+          <w:sz w:val="19"/>
+          <w:szCs w:val="19"/>
+          <w:color w:val="1F2328"/>
+        </w:rPr>
+        <w:t xml:space="preserve"> </w:t>
+      </w:r>
+    </w:p>
+    <w:p>
+      <w:pPr>
+        <w:pStyle w:val="Code"/>
+        <w:spacing w:after="0"/>
+      </w:pPr>
+      <w:r>
+        <w:rPr>
+          <w:rFonts w:ascii="Consolas" w:hAnsi="Consolas" w:eastAsia="Consolas"/>
+          <w:sz w:val="19"/>
+          <w:szCs w:val="19"/>
+          <w:color w:val="1F2328"/>
+        </w:rPr>
+        <w:t xml:space="preserve">        if (text[position] == '\0') {</w:t>
+      </w:r>
+    </w:p>
+    <w:p>
+      <w:pPr>
+        <w:pStyle w:val="Code"/>
+        <w:spacing w:after="0"/>
+      </w:pPr>
+      <w:r>
+        <w:rPr>
+          <w:rFonts w:ascii="Consolas" w:hAnsi="Consolas" w:eastAsia="Consolas"/>
+          <w:sz w:val="19"/>
+          <w:szCs w:val="19"/>
+          <w:color w:val="1F2328"/>
+        </w:rPr>
+        <w:t xml:space="preserve">            break;</w:t>
+      </w:r>
+    </w:p>
+    <w:p>
+      <w:pPr>
+        <w:pStyle w:val="Code"/>
+        <w:spacing w:after="0"/>
+      </w:pPr>
+      <w:r>
+        <w:rPr>
+          <w:rFonts w:ascii="Consolas" w:hAnsi="Consolas" w:eastAsia="Consolas"/>
+          <w:sz w:val="19"/>
+          <w:szCs w:val="19"/>
+          <w:color w:val="1F2328"/>
+        </w:rPr>
+        <w:t xml:space="preserve">        }</w:t>
+      </w:r>
+    </w:p>
+    <w:p>
+      <w:pPr>
+        <w:pStyle w:val="Code"/>
+        <w:spacing w:after="0"/>
+      </w:pPr>
+      <w:r>
+        <w:rPr>
+          <w:rFonts w:ascii="Consolas" w:hAnsi="Consolas" w:eastAsia="Consolas"/>
+          <w:sz w:val="19"/>
+          <w:szCs w:val="19"/>
+          <w:color w:val="1F2328"/>
+        </w:rPr>
+        <w:t xml:space="preserve"> </w:t>
+      </w:r>
+    </w:p>
+    <w:p>
+      <w:pPr>
+        <w:pStyle w:val="Code"/>
+        <w:spacing w:after="0"/>
+      </w:pPr>
+      <w:r>
+        <w:rPr>
+          <w:rFonts w:ascii="Consolas" w:hAnsi="Consolas" w:eastAsia="Consolas"/>
+          <w:sz w:val="19"/>
+          <w:szCs w:val="19"/>
+          <w:color w:val="1F2328"/>
+        </w:rPr>
+        <w:t xml:space="preserve">        writeDigitAscii(</w:t>
+      </w:r>
+    </w:p>
+    <w:p>
+      <w:pPr>
+        <w:pStyle w:val="Code"/>
+        <w:spacing w:after="0"/>
+      </w:pPr>
+      <w:r>
+        <w:rPr>
+          <w:rFonts w:ascii="Consolas" w:hAnsi="Consolas" w:eastAsia="Consolas"/>
+          <w:sz w:val="19"/>
+          <w:szCs w:val="19"/>
+          <w:color w:val="1F2328"/>
+        </w:rPr>
+        <w:t xml:space="preserve">            position,</w:t>
+      </w:r>
+    </w:p>
+    <w:p>
+      <w:pPr>
+        <w:pStyle w:val="Code"/>
+        <w:spacing w:after="0"/>
+      </w:pPr>
+      <w:r>
+        <w:rPr>
+          <w:rFonts w:ascii="Consolas" w:hAnsi="Consolas" w:eastAsia="Consolas"/>
+          <w:sz w:val="19"/>
+          <w:szCs w:val="19"/>
+          <w:color w:val="1F2328"/>
+        </w:rPr>
+        <w:t xml:space="preserve">            text[position],</w:t>
+      </w:r>
+    </w:p>
+    <w:p>
+      <w:pPr>
+        <w:pStyle w:val="Code"/>
+        <w:spacing w:after="0"/>
+      </w:pPr>
+      <w:r>
+        <w:rPr>
+          <w:rFonts w:ascii="Consolas" w:hAnsi="Consolas" w:eastAsia="Consolas"/>
+          <w:sz w:val="19"/>
+          <w:szCs w:val="19"/>
+          <w:color w:val="1F2328"/>
+        </w:rPr>
+        <w:t xml:space="preserve">            false</w:t>
+      </w:r>
+    </w:p>
+    <w:p>
+      <w:pPr>
+        <w:pStyle w:val="Code"/>
+        <w:spacing w:after="0"/>
+      </w:pPr>
+      <w:r>
+        <w:rPr>
+          <w:rFonts w:ascii="Consolas" w:hAnsi="Consolas" w:eastAsia="Consolas"/>
+          <w:sz w:val="19"/>
+          <w:szCs w:val="19"/>
+          <w:color w:val="1F2328"/>
+        </w:rPr>
+        <w:t xml:space="preserve">        );</w:t>
+      </w:r>
+    </w:p>
+    <w:p>
+      <w:pPr>
+        <w:pStyle w:val="Code"/>
+        <w:spacing w:after="0"/>
+      </w:pPr>
+      <w:r>
+        <w:rPr>
+          <w:rFonts w:ascii="Consolas" w:hAnsi="Consolas" w:eastAsia="Consolas"/>
+          <w:sz w:val="19"/>
+          <w:szCs w:val="19"/>
+          <w:color w:val="1F2328"/>
+        </w:rPr>
+        <w:t xml:space="preserve">    }</w:t>
+      </w:r>
+    </w:p>
+    <w:p>
+      <w:pPr>
+        <w:pStyle w:val="Code"/>
+        <w:spacing w:after="0"/>
+      </w:pPr>
+      <w:r>
+        <w:rPr>
+          <w:rFonts w:ascii="Consolas" w:hAnsi="Consolas" w:eastAsia="Consolas"/>
+          <w:sz w:val="19"/>
+          <w:szCs w:val="19"/>
+          <w:color w:val="1F2328"/>
+        </w:rPr>
+        <w:t>}</w:t>
+      </w:r>
+    </w:p>
+    <w:p>
+      <w:pPr>
+        <w:spacing w:after="100" w:line="360" w:lineRule="auto"/>
+      </w:pPr>
+      <w:r>
+        <w:rPr>
+          <w:rFonts w:ascii="Microsoft YaHei" w:hAnsi="Microsoft YaHei" w:eastAsia="Microsoft YaHei"/>
+          <w:sz w:val="22"/>
+          <w:szCs w:val="22"/>
+        </w:rPr>
+        <w:t>print先清除旧缓冲区，因此从180C改成25C时不会残留旧百位。它仍不刷新硬件，调用者必须再调用writeDisplay。</w:t>
+      </w:r>
+    </w:p>
+    <w:p>
+      <w:pPr>
+        <w:pStyle w:val="Heading2"/>
+        <w:spacing w:after="100" w:line="360" w:lineRule="auto"/>
+      </w:pPr>
+      <w:r>
+        <w:rPr>
+          <w:rFonts w:ascii="Microsoft YaHei" w:hAnsi="Microsoft YaHei" w:eastAsia="Microsoft YaHei"/>
+          <w:sz w:val="22"/>
+          <w:szCs w:val="22"/>
+        </w:rPr>
+        <w:t>B.16 writeDisplay为什么发送17字节</w:t>
+      </w:r>
+    </w:p>
+    <w:p>
+      <w:pPr>
+        <w:pStyle w:val="Code"/>
+        <w:spacing w:after="0"/>
+      </w:pPr>
+      <w:r>
+        <w:rPr>
+          <w:rFonts w:ascii="Consolas" w:hAnsi="Consolas" w:eastAsia="Consolas"/>
+          <w:sz w:val="19"/>
+          <w:szCs w:val="19"/>
+          <w:color w:val="1F2328"/>
+        </w:rPr>
+        <w:t>第0字节：0x00，HT16K33显示RAM起始地址</w:t>
+      </w:r>
+    </w:p>
+    <w:p>
+      <w:pPr>
+        <w:pStyle w:val="Code"/>
+        <w:spacing w:after="0"/>
+      </w:pPr>
+      <w:r>
+        <w:rPr>
+          <w:rFonts w:ascii="Consolas" w:hAnsi="Consolas" w:eastAsia="Consolas"/>
+          <w:sz w:val="19"/>
+          <w:szCs w:val="19"/>
+          <w:color w:val="1F2328"/>
+        </w:rPr>
+        <w:t>第1～16字节：8组16位显示缓冲区</w:t>
+      </w:r>
+    </w:p>
+    <w:p>
+      <w:pPr>
+        <w:pStyle w:val="Code"/>
+        <w:spacing w:after="0"/>
+      </w:pPr>
+      <w:r>
+        <w:rPr>
+          <w:rFonts w:ascii="Consolas" w:hAnsi="Consolas" w:eastAsia="Consolas"/>
+          <w:sz w:val="19"/>
+          <w:szCs w:val="19"/>
+          <w:color w:val="1F2328"/>
+        </w:rPr>
+        <w:t>总长度：1 + 16 = 17字节</w:t>
+      </w:r>
+    </w:p>
+    <w:p>
+      <w:pPr>
+        <w:pStyle w:val="Code"/>
+        <w:spacing w:after="0"/>
+      </w:pPr>
+      <w:r>
+        <w:rPr>
+          <w:rFonts w:ascii="Consolas" w:hAnsi="Consolas" w:eastAsia="Consolas"/>
+          <w:sz w:val="19"/>
+          <w:szCs w:val="19"/>
+          <w:color w:val="1F2328"/>
+        </w:rPr>
+        <w:t>esp_err_t AlphaNum4::writeDisplay()</w:t>
+      </w:r>
+    </w:p>
+    <w:p>
+      <w:pPr>
+        <w:pStyle w:val="Code"/>
+        <w:spacing w:after="0"/>
+      </w:pPr>
+      <w:r>
+        <w:rPr>
+          <w:rFonts w:ascii="Consolas" w:hAnsi="Consolas" w:eastAsia="Consolas"/>
+          <w:sz w:val="19"/>
+          <w:szCs w:val="19"/>
+          <w:color w:val="1F2328"/>
+        </w:rPr>
+        <w:t>{</w:t>
+      </w:r>
+    </w:p>
+    <w:p>
+      <w:pPr>
+        <w:pStyle w:val="Code"/>
+        <w:spacing w:after="0"/>
+      </w:pPr>
+      <w:r>
+        <w:rPr>
+          <w:rFonts w:ascii="Consolas" w:hAnsi="Consolas" w:eastAsia="Consolas"/>
+          <w:sz w:val="19"/>
+          <w:szCs w:val="19"/>
+          <w:color w:val="1F2328"/>
+        </w:rPr>
+        <w:t xml:space="preserve">    if (!_initialized) {</w:t>
+      </w:r>
+    </w:p>
+    <w:p>
+      <w:pPr>
+        <w:pStyle w:val="Code"/>
+        <w:spacing w:after="0"/>
+      </w:pPr>
+      <w:r>
+        <w:rPr>
+          <w:rFonts w:ascii="Consolas" w:hAnsi="Consolas" w:eastAsia="Consolas"/>
+          <w:sz w:val="19"/>
+          <w:szCs w:val="19"/>
+          <w:color w:val="1F2328"/>
+        </w:rPr>
+        <w:t xml:space="preserve">        return ESP_ERR_INVALID_STATE;</w:t>
+      </w:r>
+    </w:p>
+    <w:p>
+      <w:pPr>
+        <w:pStyle w:val="Code"/>
+        <w:spacing w:after="0"/>
+      </w:pPr>
+      <w:r>
+        <w:rPr>
+          <w:rFonts w:ascii="Consolas" w:hAnsi="Consolas" w:eastAsia="Consolas"/>
+          <w:sz w:val="19"/>
+          <w:szCs w:val="19"/>
+          <w:color w:val="1F2328"/>
+        </w:rPr>
+        <w:t xml:space="preserve">    }</w:t>
+      </w:r>
+    </w:p>
+    <w:p>
+      <w:pPr>
+        <w:pStyle w:val="Code"/>
+        <w:spacing w:after="0"/>
+      </w:pPr>
+      <w:r>
+        <w:rPr>
+          <w:rFonts w:ascii="Consolas" w:hAnsi="Consolas" w:eastAsia="Consolas"/>
+          <w:sz w:val="19"/>
+          <w:szCs w:val="19"/>
+          <w:color w:val="1F2328"/>
+        </w:rPr>
+        <w:t xml:space="preserve"> </w:t>
+      </w:r>
+    </w:p>
+    <w:p>
+      <w:pPr>
+        <w:pStyle w:val="Code"/>
+        <w:spacing w:after="0"/>
+      </w:pPr>
+      <w:r>
+        <w:rPr>
+          <w:rFonts w:ascii="Consolas" w:hAnsi="Consolas" w:eastAsia="Consolas"/>
+          <w:sz w:val="19"/>
+          <w:szCs w:val="19"/>
+          <w:color w:val="1F2328"/>
+        </w:rPr>
+        <w:t xml:space="preserve">    uint8_t output[17] = {0};</w:t>
+      </w:r>
+    </w:p>
+    <w:p>
+      <w:pPr>
+        <w:pStyle w:val="Code"/>
+        <w:spacing w:after="0"/>
+      </w:pPr>
+      <w:r>
+        <w:rPr>
+          <w:rFonts w:ascii="Consolas" w:hAnsi="Consolas" w:eastAsia="Consolas"/>
+          <w:sz w:val="19"/>
+          <w:szCs w:val="19"/>
+          <w:color w:val="1F2328"/>
+        </w:rPr>
+        <w:t xml:space="preserve">    output[0] = 0x00;</w:t>
+      </w:r>
+    </w:p>
+    <w:p>
+      <w:pPr>
+        <w:pStyle w:val="Code"/>
+        <w:spacing w:after="0"/>
+      </w:pPr>
+      <w:r>
+        <w:rPr>
+          <w:rFonts w:ascii="Consolas" w:hAnsi="Consolas" w:eastAsia="Consolas"/>
+          <w:sz w:val="19"/>
+          <w:szCs w:val="19"/>
+          <w:color w:val="1F2328"/>
+        </w:rPr>
+        <w:t xml:space="preserve"> </w:t>
+      </w:r>
+    </w:p>
+    <w:p>
+      <w:pPr>
+        <w:pStyle w:val="Code"/>
+        <w:spacing w:after="0"/>
+      </w:pPr>
+      <w:r>
+        <w:rPr>
+          <w:rFonts w:ascii="Consolas" w:hAnsi="Consolas" w:eastAsia="Consolas"/>
+          <w:sz w:val="19"/>
+          <w:szCs w:val="19"/>
+          <w:color w:val="1F2328"/>
+        </w:rPr>
+        <w:t xml:space="preserve">    for (uint8_t i = 0; i &lt; 8; i++) {</w:t>
+      </w:r>
+    </w:p>
+    <w:p>
+      <w:pPr>
+        <w:pStyle w:val="Code"/>
+        <w:spacing w:after="0"/>
+      </w:pPr>
+      <w:r>
+        <w:rPr>
+          <w:rFonts w:ascii="Consolas" w:hAnsi="Consolas" w:eastAsia="Consolas"/>
+          <w:sz w:val="19"/>
+          <w:szCs w:val="19"/>
+          <w:color w:val="1F2328"/>
+        </w:rPr>
+        <w:t xml:space="preserve">        output[1 + i * 2] =</w:t>
+      </w:r>
+    </w:p>
+    <w:p>
+      <w:pPr>
+        <w:pStyle w:val="Code"/>
+        <w:spacing w:after="0"/>
+      </w:pPr>
+      <w:r>
+        <w:rPr>
+          <w:rFonts w:ascii="Consolas" w:hAnsi="Consolas" w:eastAsia="Consolas"/>
+          <w:sz w:val="19"/>
+          <w:szCs w:val="19"/>
+          <w:color w:val="1F2328"/>
+        </w:rPr>
+        <w:t xml:space="preserve">            _display_buffer[i] &amp; 0xFF;</w:t>
+      </w:r>
+    </w:p>
+    <w:p>
+      <w:pPr>
+        <w:pStyle w:val="Code"/>
+        <w:spacing w:after="0"/>
+      </w:pPr>
+      <w:r>
+        <w:rPr>
+          <w:rFonts w:ascii="Consolas" w:hAnsi="Consolas" w:eastAsia="Consolas"/>
+          <w:sz w:val="19"/>
+          <w:szCs w:val="19"/>
+          <w:color w:val="1F2328"/>
+        </w:rPr>
+        <w:t xml:space="preserve"> </w:t>
+      </w:r>
+    </w:p>
+    <w:p>
+      <w:pPr>
+        <w:pStyle w:val="Code"/>
+        <w:spacing w:after="0"/>
+      </w:pPr>
+      <w:r>
+        <w:rPr>
+          <w:rFonts w:ascii="Consolas" w:hAnsi="Consolas" w:eastAsia="Consolas"/>
+          <w:sz w:val="19"/>
+          <w:szCs w:val="19"/>
+          <w:color w:val="1F2328"/>
+        </w:rPr>
+        <w:t xml:space="preserve">        output[2 + i * 2] =</w:t>
+      </w:r>
+    </w:p>
+    <w:p>
+      <w:pPr>
+        <w:pStyle w:val="Code"/>
+        <w:spacing w:after="0"/>
+      </w:pPr>
+      <w:r>
+        <w:rPr>
+          <w:rFonts w:ascii="Consolas" w:hAnsi="Consolas" w:eastAsia="Consolas"/>
+          <w:sz w:val="19"/>
+          <w:szCs w:val="19"/>
+          <w:color w:val="1F2328"/>
+        </w:rPr>
+        <w:t xml:space="preserve">            (_display_buffer[i] &gt;&gt; 8) &amp; 0xFF;</w:t>
+      </w:r>
+    </w:p>
+    <w:p>
+      <w:pPr>
+        <w:pStyle w:val="Code"/>
+        <w:spacing w:after="0"/>
+      </w:pPr>
+      <w:r>
+        <w:rPr>
+          <w:rFonts w:ascii="Consolas" w:hAnsi="Consolas" w:eastAsia="Consolas"/>
+          <w:sz w:val="19"/>
+          <w:szCs w:val="19"/>
+          <w:color w:val="1F2328"/>
+        </w:rPr>
+        <w:t xml:space="preserve">    }</w:t>
+      </w:r>
+    </w:p>
+    <w:p>
+      <w:pPr>
+        <w:pStyle w:val="Code"/>
+        <w:spacing w:after="0"/>
+      </w:pPr>
+      <w:r>
+        <w:rPr>
+          <w:rFonts w:ascii="Consolas" w:hAnsi="Consolas" w:eastAsia="Consolas"/>
+          <w:sz w:val="19"/>
+          <w:szCs w:val="19"/>
+          <w:color w:val="1F2328"/>
+        </w:rPr>
+        <w:t xml:space="preserve"> </w:t>
+      </w:r>
+    </w:p>
+    <w:p>
+      <w:pPr>
+        <w:pStyle w:val="Code"/>
+        <w:spacing w:after="0"/>
+      </w:pPr>
+      <w:r>
+        <w:rPr>
+          <w:rFonts w:ascii="Consolas" w:hAnsi="Consolas" w:eastAsia="Consolas"/>
+          <w:sz w:val="19"/>
+          <w:szCs w:val="19"/>
+          <w:color w:val="1F2328"/>
+        </w:rPr>
+        <w:t xml:space="preserve">    return i2cWrite(output, sizeof(output));</w:t>
+      </w:r>
+    </w:p>
+    <w:p>
+      <w:pPr>
+        <w:pStyle w:val="Code"/>
+        <w:spacing w:after="0"/>
+      </w:pPr>
+      <w:r>
+        <w:rPr>
+          <w:rFonts w:ascii="Consolas" w:hAnsi="Consolas" w:eastAsia="Consolas"/>
+          <w:sz w:val="19"/>
+          <w:szCs w:val="19"/>
+          <w:color w:val="1F2328"/>
+        </w:rPr>
+        <w:t>}</w:t>
+      </w:r>
+    </w:p>
+    <w:p>
+      <w:pPr>
+        <w:spacing w:after="100" w:line="360" w:lineRule="auto"/>
+      </w:pPr>
+      <w:r>
+        <w:rPr>
+          <w:rFonts w:ascii="Microsoft YaHei" w:hAnsi="Microsoft YaHei" w:eastAsia="Microsoft YaHei"/>
+          <w:sz w:val="22"/>
+          <w:szCs w:val="22"/>
+        </w:rPr>
+        <w:t>每个16位段码拆成低字节和高字节，低字节先写入HT16K33 RAM。一次发送完整17字节可以让四个字符同步更新。</w:t>
+      </w:r>
+    </w:p>
+    <w:p>
+      <w:pPr>
+        <w:pStyle w:val="Heading2"/>
+        <w:spacing w:after="100" w:line="360" w:lineRule="auto"/>
+      </w:pPr>
+      <w:r>
+        <w:rPr>
+          <w:rFonts w:ascii="Microsoft YaHei" w:hAnsi="Microsoft YaHei" w:eastAsia="Microsoft YaHei"/>
+          <w:sz w:val="22"/>
+          <w:szCs w:val="22"/>
+        </w:rPr>
+        <w:t>B.17 固定字符测试顺序</w:t>
+      </w:r>
+    </w:p>
+    <w:tbl>
+      <w:tblPr>
+        <w:tblStyle w:val="TableGrid"/>
+        <w:tblW w:w="0" w:type="auto"/>
+      </w:tblPr>
+      <w:tr>
+        <w:tc>
+          <w:tcPr>
+            <w:tcW w:w="2200" w:type="dxa"/>
+            <w:shd w:fill="D9EAF7"/>
+          </w:tcPr>
+          <w:p>
+            <w:pPr>
+              <w:spacing w:after="20"/>
+            </w:pPr>
+            <w:r>
+              <w:rPr>
+                <w:rFonts w:ascii="Microsoft YaHei" w:hAnsi="Microsoft YaHei" w:eastAsia="Microsoft YaHei"/>
+                <w:sz w:val="22"/>
+                <w:szCs w:val="22"/>
+                <w:b/>
+              </w:rPr>
+              <w:t>测试</w:t>
+            </w:r>
+          </w:p>
+        </w:tc>
+        <w:tc>
+          <w:tcPr>
+            <w:tcW w:w="3500" w:type="dxa"/>
+            <w:shd w:fill="D9EAF7"/>
+          </w:tcPr>
+          <w:p>
+            <w:pPr>
+              <w:spacing w:after="20"/>
+            </w:pPr>
+            <w:r>
+              <w:rPr>
+                <w:rFonts w:ascii="Microsoft YaHei" w:hAnsi="Microsoft YaHei" w:eastAsia="Microsoft YaHei"/>
+                <w:sz w:val="22"/>
+                <w:szCs w:val="22"/>
+                <w:b/>
+              </w:rPr>
+              <w:t>调用</w:t>
+            </w:r>
+          </w:p>
+        </w:tc>
+        <w:tc>
+          <w:tcPr>
+            <w:tcW w:w="3400" w:type="dxa"/>
+            <w:shd w:fill="D9EAF7"/>
+          </w:tcPr>
+          <w:p>
+            <w:pPr>
+              <w:spacing w:after="20"/>
+            </w:pPr>
+            <w:r>
+              <w:rPr>
+                <w:rFonts w:ascii="Microsoft YaHei" w:hAnsi="Microsoft YaHei" w:eastAsia="Microsoft YaHei"/>
+                <w:sz w:val="22"/>
+                <w:szCs w:val="22"/>
+                <w:b/>
+              </w:rPr>
+              <w:t>验收目标</w:t>
+            </w:r>
+          </w:p>
+        </w:tc>
+      </w:tr>
+      <w:tr>
+        <w:tc>
+          <w:tcPr>
+            <w:tcW w:w="2200" w:type="dxa"/>
+          </w:tcPr>
+          <w:p>
+            <w:pPr>
+              <w:spacing w:after="20"/>
+            </w:pPr>
+            <w:r>
+              <w:rPr>
+                <w:rFonts w:ascii="Microsoft YaHei" w:hAnsi="Microsoft YaHei" w:eastAsia="Microsoft YaHei"/>
+                <w:sz w:val="22"/>
+                <w:szCs w:val="22"/>
+              </w:rPr>
+              <w:t>清屏</w:t>
+            </w:r>
+          </w:p>
+        </w:tc>
+        <w:tc>
+          <w:tcPr>
+            <w:tcW w:w="3500" w:type="dxa"/>
+          </w:tcPr>
+          <w:p>
+            <w:pPr>
+              <w:spacing w:after="20"/>
+            </w:pPr>
+            <w:r>
+              <w:rPr>
+                <w:rFonts w:ascii="Microsoft YaHei" w:hAnsi="Microsoft YaHei" w:eastAsia="Microsoft YaHei"/>
+                <w:sz w:val="22"/>
+                <w:szCs w:val="22"/>
+              </w:rPr>
+              <w:t>clear + writeDisplay</w:t>
+            </w:r>
+          </w:p>
+        </w:tc>
+        <w:tc>
+          <w:tcPr>
+            <w:tcW w:w="3400" w:type="dxa"/>
+          </w:tcPr>
+          <w:p>
+            <w:pPr>
+              <w:spacing w:after="20"/>
+            </w:pPr>
+            <w:r>
+              <w:rPr>
+                <w:rFonts w:ascii="Microsoft YaHei" w:hAnsi="Microsoft YaHei" w:eastAsia="Microsoft YaHei"/>
+                <w:sz w:val="22"/>
+                <w:szCs w:val="22"/>
+              </w:rPr>
+              <w:t>所有段熄灭</w:t>
+            </w:r>
+          </w:p>
+        </w:tc>
+      </w:tr>
+      <w:tr>
+        <w:tc>
+          <w:tcPr>
+            <w:tcW w:w="2200" w:type="dxa"/>
+          </w:tcPr>
+          <w:p>
+            <w:pPr>
+              <w:spacing w:after="20"/>
+            </w:pPr>
+            <w:r>
+              <w:rPr>
+                <w:rFonts w:ascii="Microsoft YaHei" w:hAnsi="Microsoft YaHei" w:eastAsia="Microsoft YaHei"/>
+                <w:sz w:val="22"/>
+                <w:szCs w:val="22"/>
+              </w:rPr>
+              <w:t>单字符</w:t>
+            </w:r>
+          </w:p>
+        </w:tc>
+        <w:tc>
+          <w:tcPr>
+            <w:tcW w:w="3500" w:type="dxa"/>
+          </w:tcPr>
+          <w:p>
+            <w:pPr>
+              <w:spacing w:after="20"/>
+            </w:pPr>
+            <w:r>
+              <w:rPr>
+                <w:rFonts w:ascii="Microsoft YaHei" w:hAnsi="Microsoft YaHei" w:eastAsia="Microsoft YaHei"/>
+                <w:sz w:val="22"/>
+                <w:szCs w:val="22"/>
+              </w:rPr>
+              <w:t>writeDigitAscii(0, 8)</w:t>
+            </w:r>
+          </w:p>
+        </w:tc>
+        <w:tc>
+          <w:tcPr>
+            <w:tcW w:w="3400" w:type="dxa"/>
+          </w:tcPr>
+          <w:p>
+            <w:pPr>
+              <w:spacing w:after="20"/>
+            </w:pPr>
+            <w:r>
+              <w:rPr>
+                <w:rFonts w:ascii="Microsoft YaHei" w:hAnsi="Microsoft YaHei" w:eastAsia="Microsoft YaHei"/>
+                <w:sz w:val="22"/>
+                <w:szCs w:val="22"/>
+              </w:rPr>
+              <w:t>最左位正确显示8</w:t>
+            </w:r>
+          </w:p>
+        </w:tc>
+      </w:tr>
+      <w:tr>
+        <w:tc>
+          <w:tcPr>
+            <w:tcW w:w="2200" w:type="dxa"/>
+          </w:tcPr>
+          <w:p>
+            <w:pPr>
+              <w:spacing w:after="20"/>
+            </w:pPr>
+            <w:r>
+              <w:rPr>
+                <w:rFonts w:ascii="Microsoft YaHei" w:hAnsi="Microsoft YaHei" w:eastAsia="Microsoft YaHei"/>
+                <w:sz w:val="22"/>
+                <w:szCs w:val="22"/>
+              </w:rPr>
+              <w:t>四位数字</w:t>
+            </w:r>
+          </w:p>
+        </w:tc>
+        <w:tc>
+          <w:tcPr>
+            <w:tcW w:w="3500" w:type="dxa"/>
+          </w:tcPr>
+          <w:p>
+            <w:pPr>
+              <w:spacing w:after="20"/>
+            </w:pPr>
+            <w:r>
+              <w:rPr>
+                <w:rFonts w:ascii="Microsoft YaHei" w:hAnsi="Microsoft YaHei" w:eastAsia="Microsoft YaHei"/>
+                <w:sz w:val="22"/>
+                <w:szCs w:val="22"/>
+              </w:rPr>
+              <w:t>print(1234)</w:t>
+            </w:r>
+          </w:p>
+        </w:tc>
+        <w:tc>
+          <w:tcPr>
+            <w:tcW w:w="3400" w:type="dxa"/>
+          </w:tcPr>
+          <w:p>
+            <w:pPr>
+              <w:spacing w:after="20"/>
+            </w:pPr>
+            <w:r>
+              <w:rPr>
+                <w:rFonts w:ascii="Microsoft YaHei" w:hAnsi="Microsoft YaHei" w:eastAsia="Microsoft YaHei"/>
+                <w:sz w:val="22"/>
+                <w:szCs w:val="22"/>
+              </w:rPr>
+              <w:t>位置和数字都正确</w:t>
+            </w:r>
+          </w:p>
+        </w:tc>
+      </w:tr>
+      <w:tr>
+        <w:tc>
+          <w:tcPr>
+            <w:tcW w:w="2200" w:type="dxa"/>
+          </w:tcPr>
+          <w:p>
+            <w:pPr>
+              <w:spacing w:after="20"/>
+            </w:pPr>
+            <w:r>
+              <w:rPr>
+                <w:rFonts w:ascii="Microsoft YaHei" w:hAnsi="Microsoft YaHei" w:eastAsia="Microsoft YaHei"/>
+                <w:sz w:val="22"/>
+                <w:szCs w:val="22"/>
+              </w:rPr>
+              <w:t>错误提示</w:t>
+            </w:r>
+          </w:p>
+        </w:tc>
+        <w:tc>
+          <w:tcPr>
+            <w:tcW w:w="3500" w:type="dxa"/>
+          </w:tcPr>
+          <w:p>
+            <w:pPr>
+              <w:spacing w:after="20"/>
+            </w:pPr>
+            <w:r>
+              <w:rPr>
+                <w:rFonts w:ascii="Microsoft YaHei" w:hAnsi="Microsoft YaHei" w:eastAsia="Microsoft YaHei"/>
+                <w:sz w:val="22"/>
+                <w:szCs w:val="22"/>
+              </w:rPr>
+              <w:t>print(OPEN)</w:t>
+            </w:r>
+          </w:p>
+        </w:tc>
+        <w:tc>
+          <w:tcPr>
+            <w:tcW w:w="3400" w:type="dxa"/>
+          </w:tcPr>
+          <w:p>
+            <w:pPr>
+              <w:spacing w:after="20"/>
+            </w:pPr>
+            <w:r>
+              <w:rPr>
+                <w:rFonts w:ascii="Microsoft YaHei" w:hAnsi="Microsoft YaHei" w:eastAsia="Microsoft YaHei"/>
+                <w:sz w:val="22"/>
+                <w:szCs w:val="22"/>
+              </w:rPr>
+              <w:t>O、P、E、N段码正确</w:t>
+            </w:r>
+          </w:p>
+        </w:tc>
+      </w:tr>
+      <w:tr>
+        <w:tc>
+          <w:tcPr>
+            <w:tcW w:w="2200" w:type="dxa"/>
+          </w:tcPr>
+          <w:p>
+            <w:pPr>
+              <w:spacing w:after="20"/>
+            </w:pPr>
+            <w:r>
+              <w:rPr>
+                <w:rFonts w:ascii="Microsoft YaHei" w:hAnsi="Microsoft YaHei" w:eastAsia="Microsoft YaHei"/>
+                <w:sz w:val="22"/>
+                <w:szCs w:val="22"/>
+              </w:rPr>
+              <w:t>温度</w:t>
+            </w:r>
+          </w:p>
+        </w:tc>
+        <w:tc>
+          <w:tcPr>
+            <w:tcW w:w="3500" w:type="dxa"/>
+          </w:tcPr>
+          <w:p>
+            <w:pPr>
+              <w:spacing w:after="20"/>
+            </w:pPr>
+            <w:r>
+              <w:rPr>
+                <w:rFonts w:ascii="Microsoft YaHei" w:hAnsi="Microsoft YaHei" w:eastAsia="Microsoft YaHei"/>
+                <w:sz w:val="22"/>
+                <w:szCs w:val="22"/>
+              </w:rPr>
+              <w:t>print(180C)</w:t>
+            </w:r>
+          </w:p>
+        </w:tc>
+        <w:tc>
+          <w:tcPr>
+            <w:tcW w:w="3400" w:type="dxa"/>
+          </w:tcPr>
+          <w:p>
+            <w:pPr>
+              <w:spacing w:after="20"/>
+            </w:pPr>
+            <w:r>
+              <w:rPr>
+                <w:rFonts w:ascii="Microsoft YaHei" w:hAnsi="Microsoft YaHei" w:eastAsia="Microsoft YaHei"/>
+                <w:sz w:val="22"/>
+                <w:szCs w:val="22"/>
+              </w:rPr>
+              <w:t>三位数字和单位正确</w:t>
+            </w:r>
+          </w:p>
+        </w:tc>
+      </w:tr>
+    </w:tbl>
+    <w:p>
+      <w:pPr>
+        <w:spacing w:after="100" w:line="360" w:lineRule="auto"/>
+      </w:pPr>
+      <w:r>
+        <w:rPr>
+          <w:rFonts w:ascii="Microsoft YaHei" w:hAnsi="Microsoft YaHei" w:eastAsia="Microsoft YaHei"/>
+          <w:sz w:val="22"/>
+          <w:szCs w:val="22"/>
+        </w:rPr>
+        <w:t>只有固定字符测试全部通过后，才接入MAX6675。这样可将显示驱动问题和温度采样问题分开。</w:t>
+      </w:r>
+    </w:p>
+    <w:p>
+      <w:pPr>
+        <w:pStyle w:val="Heading2"/>
+        <w:spacing w:after="100" w:line="360" w:lineRule="auto"/>
+      </w:pPr>
+      <w:r>
+        <w:rPr>
+          <w:rFonts w:ascii="Microsoft YaHei" w:hAnsi="Microsoft YaHei" w:eastAsia="Microsoft YaHei"/>
+          <w:sz w:val="22"/>
+          <w:szCs w:val="22"/>
+        </w:rPr>
+        <w:t>B.18 当前HT16K33_init与begin的职责重复</w:t>
+      </w:r>
+    </w:p>
+    <w:p>
+      <w:pPr>
+        <w:spacing w:after="100" w:line="360" w:lineRule="auto"/>
+      </w:pPr>
+      <w:r>
+        <w:rPr>
+          <w:rFonts w:ascii="Microsoft YaHei" w:hAnsi="Microsoft YaHei" w:eastAsia="Microsoft YaHei"/>
+          <w:sz w:val="22"/>
+          <w:szCs w:val="22"/>
+        </w:rPr>
+        <w:t>新项目当前HT16K33_init既安装I²C总线，又向0x70发送0x21、0x81、0xEF。如果AlphaNum4::begin再次发送这些命令，职责会重复。短期重复发送通常不会损坏设备，但工程层次不清晰。</w:t>
+      </w:r>
+    </w:p>
+    <w:p>
+      <w:pPr>
+        <w:pStyle w:val="Code"/>
+        <w:spacing w:after="0"/>
+      </w:pPr>
+      <w:r>
+        <w:rPr>
+          <w:rFonts w:ascii="Consolas" w:hAnsi="Consolas" w:eastAsia="Consolas"/>
+          <w:sz w:val="19"/>
+          <w:szCs w:val="19"/>
+          <w:color w:val="1F2328"/>
+        </w:rPr>
+        <w:t>推荐最终设计：</w:t>
+      </w:r>
+    </w:p>
+    <w:p>
+      <w:pPr>
+        <w:pStyle w:val="Code"/>
+        <w:spacing w:after="0"/>
+      </w:pPr>
+      <w:r>
+        <w:rPr>
+          <w:rFonts w:ascii="Consolas" w:hAnsi="Consolas" w:eastAsia="Consolas"/>
+          <w:sz w:val="19"/>
+          <w:szCs w:val="19"/>
+          <w:color w:val="1F2328"/>
+        </w:rPr>
+        <w:t>i2c_bus_init()</w:t>
+      </w:r>
+    </w:p>
+    <w:p>
+      <w:pPr>
+        <w:pStyle w:val="Code"/>
+        <w:spacing w:after="0"/>
+      </w:pPr>
+      <w:r>
+        <w:rPr>
+          <w:rFonts w:ascii="Consolas" w:hAnsi="Consolas" w:eastAsia="Consolas"/>
+          <w:sz w:val="19"/>
+          <w:szCs w:val="19"/>
+          <w:color w:val="1F2328"/>
+        </w:rPr>
+        <w:t xml:space="preserve">    只做i2c_param_config和i2c_driver_install</w:t>
+      </w:r>
+    </w:p>
+    <w:p>
+      <w:pPr>
+        <w:pStyle w:val="Code"/>
+        <w:spacing w:after="0"/>
+      </w:pPr>
+      <w:r>
+        <w:rPr>
+          <w:rFonts w:ascii="Consolas" w:hAnsi="Consolas" w:eastAsia="Consolas"/>
+          <w:sz w:val="19"/>
+          <w:szCs w:val="19"/>
+          <w:color w:val="1F2328"/>
+        </w:rPr>
+        <w:t xml:space="preserve"> </w:t>
+      </w:r>
+    </w:p>
+    <w:p>
+      <w:pPr>
+        <w:pStyle w:val="Code"/>
+        <w:spacing w:after="0"/>
+      </w:pPr>
+      <w:r>
+        <w:rPr>
+          <w:rFonts w:ascii="Consolas" w:hAnsi="Consolas" w:eastAsia="Consolas"/>
+          <w:sz w:val="19"/>
+          <w:szCs w:val="19"/>
+          <w:color w:val="1F2328"/>
+        </w:rPr>
+        <w:t>AlphaNum4::begin(port, address)</w:t>
+      </w:r>
+    </w:p>
+    <w:p>
+      <w:pPr>
+        <w:pStyle w:val="Code"/>
+        <w:spacing w:after="0"/>
+      </w:pPr>
+      <w:r>
+        <w:rPr>
+          <w:rFonts w:ascii="Consolas" w:hAnsi="Consolas" w:eastAsia="Consolas"/>
+          <w:sz w:val="19"/>
+          <w:szCs w:val="19"/>
+          <w:color w:val="1F2328"/>
+        </w:rPr>
+        <w:t xml:space="preserve">    对具体地址发送0x21、0x81、0xEF</w:t>
+      </w:r>
+    </w:p>
+    <w:p>
+      <w:pPr>
+        <w:spacing w:after="100" w:line="360" w:lineRule="auto"/>
+      </w:pPr>
+      <w:r>
+        <w:rPr>
+          <w:rFonts w:ascii="Microsoft YaHei" w:hAnsi="Microsoft YaHei" w:eastAsia="Microsoft YaHei"/>
+          <w:sz w:val="22"/>
+          <w:szCs w:val="22"/>
+        </w:rPr>
+        <w:t>这样可以在同一总线上分别初始化0x70、0x71、0x73和0x74，而不是把地址0x70硬编码在总线初始化函数里。</w:t>
+      </w:r>
+    </w:p>
+    <w:p>
+      <w:pPr>
+        <w:pStyle w:val="Heading2"/>
+        <w:spacing w:after="100" w:line="360" w:lineRule="auto"/>
+      </w:pPr>
+      <w:r>
+        <w:rPr>
+          <w:rFonts w:ascii="Microsoft YaHei" w:hAnsi="Microsoft YaHei" w:eastAsia="Microsoft YaHei"/>
+          <w:sz w:val="22"/>
+          <w:szCs w:val="22"/>
+        </w:rPr>
+        <w:t>B.19 main.cpp最小调用关系</w:t>
+      </w:r>
+    </w:p>
+    <w:p>
+      <w:pPr>
+        <w:pStyle w:val="Code"/>
+        <w:spacing w:after="0"/>
+      </w:pPr>
+      <w:r>
+        <w:rPr>
+          <w:rFonts w:ascii="Consolas" w:hAnsi="Consolas" w:eastAsia="Consolas"/>
+          <w:sz w:val="19"/>
+          <w:szCs w:val="19"/>
+          <w:color w:val="1F2328"/>
+        </w:rPr>
+        <w:t>static AlphaNum4 display;</w:t>
+      </w:r>
+    </w:p>
+    <w:p>
+      <w:pPr>
+        <w:pStyle w:val="Code"/>
+        <w:spacing w:after="0"/>
+      </w:pPr>
+      <w:r>
+        <w:rPr>
+          <w:rFonts w:ascii="Consolas" w:hAnsi="Consolas" w:eastAsia="Consolas"/>
+          <w:sz w:val="19"/>
+          <w:szCs w:val="19"/>
+          <w:color w:val="1F2328"/>
+        </w:rPr>
+        <w:t xml:space="preserve"> </w:t>
+      </w:r>
+    </w:p>
+    <w:p>
+      <w:pPr>
+        <w:pStyle w:val="Code"/>
+        <w:spacing w:after="0"/>
+      </w:pPr>
+      <w:r>
+        <w:rPr>
+          <w:rFonts w:ascii="Consolas" w:hAnsi="Consolas" w:eastAsia="Consolas"/>
+          <w:sz w:val="19"/>
+          <w:szCs w:val="19"/>
+          <w:color w:val="1F2328"/>
+        </w:rPr>
+        <w:t>extern "C" void app_main(void)</w:t>
+      </w:r>
+    </w:p>
+    <w:p>
+      <w:pPr>
+        <w:pStyle w:val="Code"/>
+        <w:spacing w:after="0"/>
+      </w:pPr>
+      <w:r>
+        <w:rPr>
+          <w:rFonts w:ascii="Consolas" w:hAnsi="Consolas" w:eastAsia="Consolas"/>
+          <w:sz w:val="19"/>
+          <w:szCs w:val="19"/>
+          <w:color w:val="1F2328"/>
+        </w:rPr>
+        <w:t>{</w:t>
+      </w:r>
+    </w:p>
+    <w:p>
+      <w:pPr>
+        <w:pStyle w:val="Code"/>
+        <w:spacing w:after="0"/>
+      </w:pPr>
+      <w:r>
+        <w:rPr>
+          <w:rFonts w:ascii="Consolas" w:hAnsi="Consolas" w:eastAsia="Consolas"/>
+          <w:sz w:val="19"/>
+          <w:szCs w:val="19"/>
+          <w:color w:val="1F2328"/>
+        </w:rPr>
+        <w:t xml:space="preserve">    // TODO：只初始化I2C总线</w:t>
+      </w:r>
+    </w:p>
+    <w:p>
+      <w:pPr>
+        <w:pStyle w:val="Code"/>
+        <w:spacing w:after="0"/>
+      </w:pPr>
+      <w:r>
+        <w:rPr>
+          <w:rFonts w:ascii="Consolas" w:hAnsi="Consolas" w:eastAsia="Consolas"/>
+          <w:sz w:val="19"/>
+          <w:szCs w:val="19"/>
+          <w:color w:val="1F2328"/>
+        </w:rPr>
+        <w:t xml:space="preserve"> </w:t>
+      </w:r>
+    </w:p>
+    <w:p>
+      <w:pPr>
+        <w:pStyle w:val="Code"/>
+        <w:spacing w:after="0"/>
+      </w:pPr>
+      <w:r>
+        <w:rPr>
+          <w:rFonts w:ascii="Consolas" w:hAnsi="Consolas" w:eastAsia="Consolas"/>
+          <w:sz w:val="19"/>
+          <w:szCs w:val="19"/>
+          <w:color w:val="1F2328"/>
+        </w:rPr>
+        <w:t xml:space="preserve">    ESP_ERROR_CHECK(</w:t>
+      </w:r>
+    </w:p>
+    <w:p>
+      <w:pPr>
+        <w:pStyle w:val="Code"/>
+        <w:spacing w:after="0"/>
+      </w:pPr>
+      <w:r>
+        <w:rPr>
+          <w:rFonts w:ascii="Consolas" w:hAnsi="Consolas" w:eastAsia="Consolas"/>
+          <w:sz w:val="19"/>
+          <w:szCs w:val="19"/>
+          <w:color w:val="1F2328"/>
+        </w:rPr>
+        <w:t xml:space="preserve">        display.begin(I2C_NUM_0, 0x70)</w:t>
+      </w:r>
+    </w:p>
+    <w:p>
+      <w:pPr>
+        <w:pStyle w:val="Code"/>
+        <w:spacing w:after="0"/>
+      </w:pPr>
+      <w:r>
+        <w:rPr>
+          <w:rFonts w:ascii="Consolas" w:hAnsi="Consolas" w:eastAsia="Consolas"/>
+          <w:sz w:val="19"/>
+          <w:szCs w:val="19"/>
+          <w:color w:val="1F2328"/>
+        </w:rPr>
+        <w:t xml:space="preserve">    );</w:t>
+      </w:r>
+    </w:p>
+    <w:p>
+      <w:pPr>
+        <w:pStyle w:val="Code"/>
+        <w:spacing w:after="0"/>
+      </w:pPr>
+      <w:r>
+        <w:rPr>
+          <w:rFonts w:ascii="Consolas" w:hAnsi="Consolas" w:eastAsia="Consolas"/>
+          <w:sz w:val="19"/>
+          <w:szCs w:val="19"/>
+          <w:color w:val="1F2328"/>
+        </w:rPr>
+        <w:t xml:space="preserve"> </w:t>
+      </w:r>
+    </w:p>
+    <w:p>
+      <w:pPr>
+        <w:pStyle w:val="Code"/>
+        <w:spacing w:after="0"/>
+      </w:pPr>
+      <w:r>
+        <w:rPr>
+          <w:rFonts w:ascii="Consolas" w:hAnsi="Consolas" w:eastAsia="Consolas"/>
+          <w:sz w:val="19"/>
+          <w:szCs w:val="19"/>
+          <w:color w:val="1F2328"/>
+        </w:rPr>
+        <w:t xml:space="preserve">    display.print("TEST");</w:t>
+      </w:r>
+    </w:p>
+    <w:p>
+      <w:pPr>
+        <w:pStyle w:val="Code"/>
+        <w:spacing w:after="0"/>
+      </w:pPr>
+      <w:r>
+        <w:rPr>
+          <w:rFonts w:ascii="Consolas" w:hAnsi="Consolas" w:eastAsia="Consolas"/>
+          <w:sz w:val="19"/>
+          <w:szCs w:val="19"/>
+          <w:color w:val="1F2328"/>
+        </w:rPr>
+        <w:t xml:space="preserve"> </w:t>
+      </w:r>
+    </w:p>
+    <w:p>
+      <w:pPr>
+        <w:pStyle w:val="Code"/>
+        <w:spacing w:after="0"/>
+      </w:pPr>
+      <w:r>
+        <w:rPr>
+          <w:rFonts w:ascii="Consolas" w:hAnsi="Consolas" w:eastAsia="Consolas"/>
+          <w:sz w:val="19"/>
+          <w:szCs w:val="19"/>
+          <w:color w:val="1F2328"/>
+        </w:rPr>
+        <w:t xml:space="preserve">    ESP_ERROR_CHECK(</w:t>
+      </w:r>
+    </w:p>
+    <w:p>
+      <w:pPr>
+        <w:pStyle w:val="Code"/>
+        <w:spacing w:after="0"/>
+      </w:pPr>
+      <w:r>
+        <w:rPr>
+          <w:rFonts w:ascii="Consolas" w:hAnsi="Consolas" w:eastAsia="Consolas"/>
+          <w:sz w:val="19"/>
+          <w:szCs w:val="19"/>
+          <w:color w:val="1F2328"/>
+        </w:rPr>
+        <w:t xml:space="preserve">        display.writeDisplay()</w:t>
+      </w:r>
+    </w:p>
+    <w:p>
+      <w:pPr>
+        <w:pStyle w:val="Code"/>
+        <w:spacing w:after="0"/>
+      </w:pPr>
+      <w:r>
+        <w:rPr>
+          <w:rFonts w:ascii="Consolas" w:hAnsi="Consolas" w:eastAsia="Consolas"/>
+          <w:sz w:val="19"/>
+          <w:szCs w:val="19"/>
+          <w:color w:val="1F2328"/>
+        </w:rPr>
+        <w:t xml:space="preserve">    );</w:t>
+      </w:r>
+    </w:p>
+    <w:p>
+      <w:pPr>
+        <w:pStyle w:val="Code"/>
+        <w:spacing w:after="0"/>
+      </w:pPr>
+      <w:r>
+        <w:rPr>
+          <w:rFonts w:ascii="Consolas" w:hAnsi="Consolas" w:eastAsia="Consolas"/>
+          <w:sz w:val="19"/>
+          <w:szCs w:val="19"/>
+          <w:color w:val="1F2328"/>
+        </w:rPr>
+        <w:t>}</w:t>
+      </w:r>
+    </w:p>
+    <w:p>
+      <w:pPr>
+        <w:spacing w:after="100" w:line="360" w:lineRule="auto"/>
+      </w:pPr>
+      <w:r>
+        <w:rPr>
+          <w:rFonts w:ascii="Microsoft YaHei" w:hAnsi="Microsoft YaHei" w:eastAsia="Microsoft YaHei"/>
+          <w:sz w:val="22"/>
+          <w:szCs w:val="22"/>
+        </w:rPr>
+        <w:t>显示对象使用static或全局生命周期，便于后续传给长期运行的显示任务。构造函数不访问硬件，所以全局构造是安全的；真正通信从app_main中的begin开始。</w:t>
+      </w:r>
+    </w:p>
+    <w:p>
+      <w:pPr>
+        <w:pStyle w:val="Heading2"/>
+        <w:spacing w:after="100" w:line="360" w:lineRule="auto"/>
+      </w:pPr>
+      <w:r>
+        <w:rPr>
+          <w:rFonts w:ascii="Microsoft YaHei" w:hAnsi="Microsoft YaHei" w:eastAsia="Microsoft YaHei"/>
+          <w:sz w:val="22"/>
+          <w:szCs w:val="22"/>
+        </w:rPr>
+        <w:t>B.20 与温度任务和队列结合</w:t>
+      </w:r>
+    </w:p>
+    <w:p>
+      <w:pPr>
+        <w:pStyle w:val="Code"/>
+        <w:spacing w:after="0"/>
+      </w:pPr>
+      <w:r>
+        <w:rPr>
+          <w:rFonts w:ascii="Consolas" w:hAnsi="Consolas" w:eastAsia="Consolas"/>
+          <w:sz w:val="19"/>
+          <w:szCs w:val="19"/>
+          <w:color w:val="1F2328"/>
+        </w:rPr>
+        <w:t>app_main()</w:t>
+      </w:r>
+    </w:p>
+    <w:p>
+      <w:pPr>
+        <w:pStyle w:val="Code"/>
+        <w:spacing w:after="0"/>
+      </w:pPr>
+      <w:r>
+        <w:rPr>
+          <w:rFonts w:ascii="Consolas" w:hAnsi="Consolas" w:eastAsia="Consolas"/>
+          <w:sz w:val="19"/>
+          <w:szCs w:val="19"/>
+          <w:color w:val="1F2328"/>
+        </w:rPr>
+        <w:t xml:space="preserve">  ├── 初始化SPI/MAX6675</w:t>
+      </w:r>
+    </w:p>
+    <w:p>
+      <w:pPr>
+        <w:pStyle w:val="Code"/>
+        <w:spacing w:after="0"/>
+      </w:pPr>
+      <w:r>
+        <w:rPr>
+          <w:rFonts w:ascii="Consolas" w:hAnsi="Consolas" w:eastAsia="Consolas"/>
+          <w:sz w:val="19"/>
+          <w:szCs w:val="19"/>
+          <w:color w:val="1F2328"/>
+        </w:rPr>
+        <w:t xml:space="preserve">  ├── 初始化I²C总线</w:t>
+      </w:r>
+    </w:p>
+    <w:p>
+      <w:pPr>
+        <w:pStyle w:val="Code"/>
+        <w:spacing w:after="0"/>
+      </w:pPr>
+      <w:r>
+        <w:rPr>
+          <w:rFonts w:ascii="Consolas" w:hAnsi="Consolas" w:eastAsia="Consolas"/>
+          <w:sz w:val="19"/>
+          <w:szCs w:val="19"/>
+          <w:color w:val="1F2328"/>
+        </w:rPr>
+        <w:t xml:space="preserve">  ├── display.begin(0x70)</w:t>
+      </w:r>
+    </w:p>
+    <w:p>
+      <w:pPr>
+        <w:pStyle w:val="Code"/>
+        <w:spacing w:after="0"/>
+      </w:pPr>
+      <w:r>
+        <w:rPr>
+          <w:rFonts w:ascii="Consolas" w:hAnsi="Consolas" w:eastAsia="Consolas"/>
+          <w:sz w:val="19"/>
+          <w:szCs w:val="19"/>
+          <w:color w:val="1F2328"/>
+        </w:rPr>
+        <w:t xml:space="preserve">  ├── 创建temperature_sample_t队列</w:t>
+      </w:r>
+    </w:p>
+    <w:p>
+      <w:pPr>
+        <w:pStyle w:val="Code"/>
+        <w:spacing w:after="0"/>
+      </w:pPr>
+      <w:r>
+        <w:rPr>
+          <w:rFonts w:ascii="Consolas" w:hAnsi="Consolas" w:eastAsia="Consolas"/>
+          <w:sz w:val="19"/>
+          <w:szCs w:val="19"/>
+          <w:color w:val="1F2328"/>
+        </w:rPr>
+        <w:t xml:space="preserve">  ├── 创建温度任务</w:t>
+      </w:r>
+    </w:p>
+    <w:p>
+      <w:pPr>
+        <w:pStyle w:val="Code"/>
+        <w:spacing w:after="0"/>
+      </w:pPr>
+      <w:r>
+        <w:rPr>
+          <w:rFonts w:ascii="Consolas" w:hAnsi="Consolas" w:eastAsia="Consolas"/>
+          <w:sz w:val="19"/>
+          <w:szCs w:val="19"/>
+          <w:color w:val="1F2328"/>
+        </w:rPr>
+        <w:t xml:space="preserve">  └── 创建显示任务</w:t>
+      </w:r>
+    </w:p>
+    <w:p>
+      <w:pPr>
+        <w:pStyle w:val="Code"/>
+        <w:spacing w:after="0"/>
+      </w:pPr>
+      <w:r>
+        <w:rPr>
+          <w:rFonts w:ascii="Consolas" w:hAnsi="Consolas" w:eastAsia="Consolas"/>
+          <w:sz w:val="19"/>
+          <w:szCs w:val="19"/>
+          <w:color w:val="1F2328"/>
+        </w:rPr>
+        <w:t xml:space="preserve"> </w:t>
+      </w:r>
+    </w:p>
+    <w:p>
+      <w:pPr>
+        <w:pStyle w:val="Code"/>
+        <w:spacing w:after="0"/>
+      </w:pPr>
+      <w:r>
+        <w:rPr>
+          <w:rFonts w:ascii="Consolas" w:hAnsi="Consolas" w:eastAsia="Consolas"/>
+          <w:sz w:val="19"/>
+          <w:szCs w:val="19"/>
+          <w:color w:val="1F2328"/>
+        </w:rPr>
+        <w:t>温度任务</w:t>
+      </w:r>
+    </w:p>
+    <w:p>
+      <w:pPr>
+        <w:pStyle w:val="Code"/>
+        <w:spacing w:after="0"/>
+      </w:pPr>
+      <w:r>
+        <w:rPr>
+          <w:rFonts w:ascii="Consolas" w:hAnsi="Consolas" w:eastAsia="Consolas"/>
+          <w:sz w:val="19"/>
+          <w:szCs w:val="19"/>
+          <w:color w:val="1F2328"/>
+        </w:rPr>
+        <w:t xml:space="preserve">  └── max6675_read → xQueueOverwrite</w:t>
+      </w:r>
+    </w:p>
+    <w:p>
+      <w:pPr>
+        <w:pStyle w:val="Code"/>
+        <w:spacing w:after="0"/>
+      </w:pPr>
+      <w:r>
+        <w:rPr>
+          <w:rFonts w:ascii="Consolas" w:hAnsi="Consolas" w:eastAsia="Consolas"/>
+          <w:sz w:val="19"/>
+          <w:szCs w:val="19"/>
+          <w:color w:val="1F2328"/>
+        </w:rPr>
+        <w:t xml:space="preserve"> </w:t>
+      </w:r>
+    </w:p>
+    <w:p>
+      <w:pPr>
+        <w:pStyle w:val="Code"/>
+        <w:spacing w:after="0"/>
+      </w:pPr>
+      <w:r>
+        <w:rPr>
+          <w:rFonts w:ascii="Consolas" w:hAnsi="Consolas" w:eastAsia="Consolas"/>
+          <w:sz w:val="19"/>
+          <w:szCs w:val="19"/>
+          <w:color w:val="1F2328"/>
+        </w:rPr>
+        <w:t>显示任务</w:t>
+      </w:r>
+    </w:p>
+    <w:p>
+      <w:pPr>
+        <w:pStyle w:val="Code"/>
+        <w:spacing w:after="0"/>
+      </w:pPr>
+      <w:r>
+        <w:rPr>
+          <w:rFonts w:ascii="Consolas" w:hAnsi="Consolas" w:eastAsia="Consolas"/>
+          <w:sz w:val="19"/>
+          <w:szCs w:val="19"/>
+          <w:color w:val="1F2328"/>
+        </w:rPr>
+        <w:t xml:space="preserve">  └── xQueueReceive → print → writeDisplay</w:t>
+      </w:r>
+    </w:p>
+    <w:p>
+      <w:pPr>
+        <w:spacing w:after="100" w:line="360" w:lineRule="auto"/>
+      </w:pPr>
+      <w:r>
+        <w:rPr>
+          <w:rFonts w:ascii="Microsoft YaHei" w:hAnsi="Microsoft YaHei" w:eastAsia="Microsoft YaHei"/>
+          <w:sz w:val="22"/>
+          <w:szCs w:val="22"/>
+        </w:rPr>
+        <w:t>只有显示任务操作AlphaNum4对象。温度任务只发送温度和状态，避免多个任务交叉修改_display_buffer。</w:t>
+      </w:r>
+    </w:p>
+    <w:p>
+      <w:pPr>
+        <w:pStyle w:val="Heading2"/>
+        <w:spacing w:after="100" w:line="360" w:lineRule="auto"/>
+      </w:pPr>
+      <w:r>
+        <w:rPr>
+          <w:rFonts w:ascii="Microsoft YaHei" w:hAnsi="Microsoft YaHei" w:eastAsia="Microsoft YaHei"/>
+          <w:sz w:val="22"/>
+          <w:szCs w:val="22"/>
+        </w:rPr>
+        <w:t>B.21 推荐实现顺序</w:t>
+      </w:r>
+    </w:p>
+    <w:p>
+      <w:pPr>
+        <w:numPr>
+          <w:ilvl w:val="0"/>
+          <w:numId w:val="1"/>
+        </w:numPr>
+        <w:spacing w:after="60"/>
+      </w:pPr>
+      <w:r>
+        <w:rPr>
+          <w:rFonts w:ascii="Microsoft YaHei" w:hAnsi="Microsoft YaHei" w:eastAsia="Microsoft YaHei"/>
+          <w:sz w:val="22"/>
+          <w:szCs w:val="22"/>
+        </w:rPr>
+        <w:t>创建AlphaNum4目录、头文件、cpp文件和CMake。</w:t>
+      </w:r>
+    </w:p>
+    <w:p>
+      <w:pPr>
+        <w:numPr>
+          <w:ilvl w:val="0"/>
+          <w:numId w:val="1"/>
+        </w:numPr>
+        <w:spacing w:after="60"/>
+      </w:pPr>
+      <w:r>
+        <w:rPr>
+          <w:rFonts w:ascii="Microsoft YaHei" w:hAnsi="Microsoft YaHei" w:eastAsia="Microsoft YaHei"/>
+          <w:sz w:val="22"/>
+          <w:szCs w:val="22"/>
+        </w:rPr>
+        <w:t>只实现构造函数与clear，并确认可以编译。</w:t>
+      </w:r>
+    </w:p>
+    <w:p>
+      <w:pPr>
+        <w:numPr>
+          <w:ilvl w:val="0"/>
+          <w:numId w:val="1"/>
+        </w:numPr>
+        <w:spacing w:after="60"/>
+      </w:pPr>
+      <w:r>
+        <w:rPr>
+          <w:rFonts w:ascii="Microsoft YaHei" w:hAnsi="Microsoft YaHei" w:eastAsia="Microsoft YaHei"/>
+          <w:sz w:val="22"/>
+          <w:szCs w:val="22"/>
+        </w:rPr>
+        <w:t>实现i2cWrite和begin。</w:t>
+      </w:r>
+    </w:p>
+    <w:p>
+      <w:pPr>
+        <w:numPr>
+          <w:ilvl w:val="0"/>
+          <w:numId w:val="1"/>
+        </w:numPr>
+        <w:spacing w:after="60"/>
+      </w:pPr>
+      <w:r>
+        <w:rPr>
+          <w:rFonts w:ascii="Microsoft YaHei" w:hAnsi="Microsoft YaHei" w:eastAsia="Microsoft YaHei"/>
+          <w:sz w:val="22"/>
+          <w:szCs w:val="22"/>
+        </w:rPr>
+        <w:t>实现writeDigitRaw，测试单段和数字8。</w:t>
+      </w:r>
+    </w:p>
+    <w:p>
+      <w:pPr>
+        <w:numPr>
+          <w:ilvl w:val="0"/>
+          <w:numId w:val="1"/>
+        </w:numPr>
+        <w:spacing w:after="60"/>
+      </w:pPr>
+      <w:r>
+        <w:rPr>
+          <w:rFonts w:ascii="Microsoft YaHei" w:hAnsi="Microsoft YaHei" w:eastAsia="Microsoft YaHei"/>
+          <w:sz w:val="22"/>
+          <w:szCs w:val="22"/>
+        </w:rPr>
+        <w:t>加入0～9及C的最小字体映射。</w:t>
+      </w:r>
+    </w:p>
+    <w:p>
+      <w:pPr>
+        <w:numPr>
+          <w:ilvl w:val="0"/>
+          <w:numId w:val="1"/>
+        </w:numPr>
+        <w:spacing w:after="60"/>
+      </w:pPr>
+      <w:r>
+        <w:rPr>
+          <w:rFonts w:ascii="Microsoft YaHei" w:hAnsi="Microsoft YaHei" w:eastAsia="Microsoft YaHei"/>
+          <w:sz w:val="22"/>
+          <w:szCs w:val="22"/>
+        </w:rPr>
+        <w:t>实现writeDigitAscii和writeDisplay，测试1234、180C。</w:t>
+      </w:r>
+    </w:p>
+    <w:p>
+      <w:pPr>
+        <w:numPr>
+          <w:ilvl w:val="0"/>
+          <w:numId w:val="1"/>
+        </w:numPr>
+        <w:spacing w:after="60"/>
+      </w:pPr>
+      <w:r>
+        <w:rPr>
+          <w:rFonts w:ascii="Microsoft YaHei" w:hAnsi="Microsoft YaHei" w:eastAsia="Microsoft YaHei"/>
+          <w:sz w:val="22"/>
+          <w:szCs w:val="22"/>
+        </w:rPr>
+        <w:t>加入O、P、E、N、R，测试OPEN和ERR。</w:t>
+      </w:r>
+    </w:p>
+    <w:p>
+      <w:pPr>
+        <w:numPr>
+          <w:ilvl w:val="0"/>
+          <w:numId w:val="1"/>
+        </w:numPr>
+        <w:spacing w:after="60"/>
+      </w:pPr>
+      <w:r>
+        <w:rPr>
+          <w:rFonts w:ascii="Microsoft YaHei" w:hAnsi="Microsoft YaHei" w:eastAsia="Microsoft YaHei"/>
+          <w:sz w:val="22"/>
+          <w:szCs w:val="22"/>
+        </w:rPr>
+        <w:t>实现print，并验证短字符串不会残留旧字符。</w:t>
+      </w:r>
+    </w:p>
+    <w:p>
+      <w:pPr>
+        <w:numPr>
+          <w:ilvl w:val="0"/>
+          <w:numId w:val="1"/>
+        </w:numPr>
+        <w:spacing w:after="60"/>
+      </w:pPr>
+      <w:r>
+        <w:rPr>
+          <w:rFonts w:ascii="Microsoft YaHei" w:hAnsi="Microsoft YaHei" w:eastAsia="Microsoft YaHei"/>
+          <w:sz w:val="22"/>
+          <w:szCs w:val="22"/>
+        </w:rPr>
+        <w:t>最后创建显示任务，通过队列接收MAX6675采样。</w:t>
+      </w:r>
+    </w:p>
+    <w:p>
+      <w:pPr>
+        <w:spacing w:after="100" w:line="360" w:lineRule="auto"/>
+      </w:pPr>
+      <w:r>
+        <w:rPr>
+          <w:rFonts w:ascii="Microsoft YaHei" w:hAnsi="Microsoft YaHei" w:eastAsia="Microsoft YaHei"/>
+          <w:sz w:val="22"/>
+          <w:szCs w:val="22"/>
+        </w:rPr>
+        <w:t>按这个顺序每次只验证一个层次，出现问题时能明确判断是I²C、HT16K33命令、RAM字节序、段码映射、字符串格式还是任务通信。</w:t>
       </w:r>
     </w:p>
     <w:sectPr>
